--- a/BaseDados/2025163132_Gonçalo-Estrelado/baseDados_goncaloestrelado_2025163132.docx
+++ b/BaseDados/2025163132_Gonçalo-Estrelado/baseDados_goncaloestrelado_2025163132.docx
@@ -25,7 +25,7 @@
       <w:sdtContent>
         <w:p>
           <w:pPr>
-            <w:pStyle w:val="NoSpacing"/>
+            <w:pStyle w:val="SemEspaamento"/>
             <w:spacing w:before="1540" w:after="240"/>
             <w:jc w:val="center"/>
             <w:rPr>
@@ -61,7 +61,7 @@
           <w:sdtContent>
             <w:p>
               <w:pPr>
-                <w:pStyle w:val="NoSpacing"/>
+                <w:pStyle w:val="SemEspaamento"/>
                 <w:pBdr>
                   <w:top w:val="single" w:sz="6" w:space="6" w:color="4472C4" w:themeColor="accent1"/>
                   <w:bottom w:val="single" w:sz="6" w:space="6" w:color="4472C4" w:themeColor="accent1"/>
@@ -111,7 +111,7 @@
           <w:sdtContent>
             <w:p>
               <w:pPr>
-                <w:pStyle w:val="NoSpacing"/>
+                <w:pStyle w:val="SemEspaamento"/>
                 <w:jc w:val="center"/>
                 <w:rPr>
                   <w:color w:val="4472C4" w:themeColor="accent1"/>
@@ -134,7 +134,7 @@
         </w:sdt>
         <w:p>
           <w:pPr>
-            <w:pStyle w:val="NoSpacing"/>
+            <w:pStyle w:val="SemEspaamento"/>
             <w:spacing w:before="480"/>
             <w:jc w:val="center"/>
             <w:rPr>
@@ -230,7 +230,7 @@
                                 <w:sdtContent>
                                   <w:p>
                                     <w:pPr>
-                                      <w:pStyle w:val="NoSpacing"/>
+                                      <w:pStyle w:val="SemEspaamento"/>
                                       <w:spacing w:after="40"/>
                                       <w:jc w:val="center"/>
                                       <w:rPr>
@@ -272,7 +272,7 @@
                               </w:sdt>
                               <w:p>
                                 <w:pPr>
-                                  <w:pStyle w:val="NoSpacing"/>
+                                  <w:pStyle w:val="SemEspaamento"/>
                                   <w:jc w:val="center"/>
                                   <w:rPr>
                                     <w:color w:val="4472C4" w:themeColor="accent1"/>
@@ -303,7 +303,7 @@
                               </w:p>
                               <w:p>
                                 <w:pPr>
-                                  <w:pStyle w:val="NoSpacing"/>
+                                  <w:pStyle w:val="SemEspaamento"/>
                                   <w:jc w:val="center"/>
                                   <w:rPr>
                                     <w:color w:val="4472C4" w:themeColor="accent1"/>
@@ -325,8 +325,16 @@
                                       <w:rPr>
                                         <w:color w:val="4472C4" w:themeColor="accent1"/>
                                       </w:rPr>
-                                      <w:t>Francisco Ascenso Martins</w:t>
+                                      <w:t xml:space="preserve">Gonçalo </w:t>
                                     </w:r>
+                                    <w:proofErr w:type="spellStart"/>
+                                    <w:r>
+                                      <w:rPr>
+                                        <w:color w:val="4472C4" w:themeColor="accent1"/>
+                                      </w:rPr>
+                                      <w:t>Estrelado</w:t>
+                                    </w:r>
+                                    <w:proofErr w:type="spellEnd"/>
                                   </w:sdtContent>
                                 </w:sdt>
                               </w:p>
@@ -382,7 +390,7 @@
                           <w:sdtContent>
                             <w:p>
                               <w:pPr>
-                                <w:pStyle w:val="NoSpacing"/>
+                                <w:pStyle w:val="SemEspaamento"/>
                                 <w:spacing w:after="40"/>
                                 <w:jc w:val="center"/>
                                 <w:rPr>
@@ -424,7 +432,7 @@
                         </w:sdt>
                         <w:p>
                           <w:pPr>
-                            <w:pStyle w:val="NoSpacing"/>
+                            <w:pStyle w:val="SemEspaamento"/>
                             <w:jc w:val="center"/>
                             <w:rPr>
                               <w:color w:val="4472C4" w:themeColor="accent1"/>
@@ -455,7 +463,7 @@
                         </w:p>
                         <w:p>
                           <w:pPr>
-                            <w:pStyle w:val="NoSpacing"/>
+                            <w:pStyle w:val="SemEspaamento"/>
                             <w:jc w:val="center"/>
                             <w:rPr>
                               <w:color w:val="4472C4" w:themeColor="accent1"/>
@@ -477,8 +485,16 @@
                                 <w:rPr>
                                   <w:color w:val="4472C4" w:themeColor="accent1"/>
                                 </w:rPr>
-                                <w:t>Francisco Ascenso Martins</w:t>
+                                <w:t xml:space="preserve">Gonçalo </w:t>
                               </w:r>
+                              <w:proofErr w:type="spellStart"/>
+                              <w:r>
+                                <w:rPr>
+                                  <w:color w:val="4472C4" w:themeColor="accent1"/>
+                                </w:rPr>
+                                <w:t>Estrelado</w:t>
+                              </w:r>
+                              <w:proofErr w:type="spellEnd"/>
                             </w:sdtContent>
                           </w:sdt>
                         </w:p>
@@ -523,14 +539,19 @@
     </w:p>
     <w:p>
       <w:pPr>
-        <w:pStyle w:val="TOC1"/>
+        <w:pStyle w:val="ndice1"/>
         <w:tabs>
-          <w:tab w:val="left" w:pos="440"/>
+          <w:tab w:val="left" w:pos="480"/>
           <w:tab w:val="right" w:leader="dot" w:pos="8494"/>
         </w:tabs>
         <w:rPr>
           <w:rFonts w:eastAsiaTheme="minorEastAsia"/>
+          <w:noProof/>
+          <w:kern w:val="2"/>
+          <w:sz w:val="24"/>
+          <w:szCs w:val="24"/>
           <w:lang w:eastAsia="pt-PT"/>
+          <w14:ligatures w14:val="standardContextual"/>
         </w:rPr>
       </w:pPr>
       <w:r>
@@ -542,63 +563,77 @@
       <w:r>
         <w:fldChar w:fldCharType="separate"/>
       </w:r>
-      <w:hyperlink w:anchor="_Toc196814497" w:history="1">
+      <w:hyperlink w:anchor="_Toc228909193" w:history="1">
         <w:r>
           <w:rPr>
-            <w:rStyle w:val="Hyperlink"/>
+            <w:rStyle w:val="Hiperligao"/>
+            <w:noProof/>
           </w:rPr>
           <w:t>1)</w:t>
         </w:r>
         <w:r>
           <w:rPr>
             <w:rFonts w:eastAsiaTheme="minorEastAsia"/>
+            <w:noProof/>
+            <w:kern w:val="2"/>
+            <w:sz w:val="24"/>
+            <w:szCs w:val="24"/>
             <w:lang w:eastAsia="pt-PT"/>
+            <w14:ligatures w14:val="standardContextual"/>
           </w:rPr>
           <w:tab/>
         </w:r>
         <w:r>
           <w:rPr>
-            <w:rStyle w:val="Hyperlink"/>
+            <w:rStyle w:val="Hiperligao"/>
+            <w:noProof/>
           </w:rPr>
           <w:t>Descrição do Sistema</w:t>
         </w:r>
         <w:r>
           <w:rPr>
+            <w:noProof/>
             <w:webHidden/>
           </w:rPr>
           <w:tab/>
         </w:r>
         <w:r>
           <w:rPr>
+            <w:noProof/>
             <w:webHidden/>
           </w:rPr>
           <w:fldChar w:fldCharType="begin"/>
         </w:r>
         <w:r>
           <w:rPr>
+            <w:noProof/>
             <w:webHidden/>
           </w:rPr>
-          <w:instrText xml:space="preserve"> PAGEREF _Toc196814497 \h </w:instrText>
+          <w:instrText xml:space="preserve"> PAGEREF _Toc228909193 \h </w:instrText>
         </w:r>
         <w:r>
           <w:rPr>
+            <w:noProof/>
             <w:webHidden/>
           </w:rPr>
         </w:r>
         <w:r>
           <w:rPr>
+            <w:noProof/>
             <w:webHidden/>
           </w:rPr>
           <w:fldChar w:fldCharType="separate"/>
         </w:r>
         <w:r>
           <w:rPr>
+            <w:noProof/>
             <w:webHidden/>
           </w:rPr>
           <w:t>2</w:t>
         </w:r>
         <w:r>
           <w:rPr>
+            <w:noProof/>
             <w:webHidden/>
           </w:rPr>
           <w:fldChar w:fldCharType="end"/>
@@ -607,73 +642,92 @@
     </w:p>
     <w:p>
       <w:pPr>
-        <w:pStyle w:val="TOC1"/>
+        <w:pStyle w:val="ndice1"/>
         <w:tabs>
-          <w:tab w:val="left" w:pos="440"/>
+          <w:tab w:val="left" w:pos="480"/>
           <w:tab w:val="right" w:leader="dot" w:pos="8494"/>
         </w:tabs>
         <w:rPr>
           <w:rFonts w:eastAsiaTheme="minorEastAsia"/>
+          <w:noProof/>
+          <w:kern w:val="2"/>
+          <w:sz w:val="24"/>
+          <w:szCs w:val="24"/>
           <w:lang w:eastAsia="pt-PT"/>
+          <w14:ligatures w14:val="standardContextual"/>
         </w:rPr>
       </w:pPr>
-      <w:hyperlink w:anchor="_Toc196814498" w:history="1">
+      <w:hyperlink w:anchor="_Toc228909194" w:history="1">
         <w:r>
           <w:rPr>
-            <w:rStyle w:val="Hyperlink"/>
+            <w:rStyle w:val="Hiperligao"/>
+            <w:noProof/>
           </w:rPr>
           <w:t>2)</w:t>
         </w:r>
         <w:r>
           <w:rPr>
             <w:rFonts w:eastAsiaTheme="minorEastAsia"/>
+            <w:noProof/>
+            <w:kern w:val="2"/>
+            <w:sz w:val="24"/>
+            <w:szCs w:val="24"/>
             <w:lang w:eastAsia="pt-PT"/>
+            <w14:ligatures w14:val="standardContextual"/>
           </w:rPr>
           <w:tab/>
         </w:r>
         <w:r>
           <w:rPr>
-            <w:rStyle w:val="Hyperlink"/>
+            <w:rStyle w:val="Hiperligao"/>
+            <w:noProof/>
           </w:rPr>
           <w:t>Modelo Conceptual (Diagrama de Entidade Relacionamento-DER)</w:t>
         </w:r>
         <w:r>
           <w:rPr>
+            <w:noProof/>
             <w:webHidden/>
           </w:rPr>
           <w:tab/>
         </w:r>
         <w:r>
           <w:rPr>
+            <w:noProof/>
             <w:webHidden/>
           </w:rPr>
           <w:fldChar w:fldCharType="begin"/>
         </w:r>
         <w:r>
           <w:rPr>
+            <w:noProof/>
             <w:webHidden/>
           </w:rPr>
-          <w:instrText xml:space="preserve"> PAGEREF _Toc196814498 \h </w:instrText>
+          <w:instrText xml:space="preserve"> PAGEREF _Toc228909194 \h </w:instrText>
         </w:r>
         <w:r>
           <w:rPr>
+            <w:noProof/>
             <w:webHidden/>
           </w:rPr>
         </w:r>
         <w:r>
           <w:rPr>
+            <w:noProof/>
             <w:webHidden/>
           </w:rPr>
           <w:fldChar w:fldCharType="separate"/>
         </w:r>
         <w:r>
           <w:rPr>
+            <w:noProof/>
             <w:webHidden/>
           </w:rPr>
-          <w:t>2</w:t>
+          <w:t>3</w:t>
         </w:r>
         <w:r>
           <w:rPr>
+            <w:noProof/>
             <w:webHidden/>
           </w:rPr>
           <w:fldChar w:fldCharType="end"/>
@@ -682,73 +736,92 @@
     </w:p>
     <w:p>
       <w:pPr>
-        <w:pStyle w:val="TOC1"/>
+        <w:pStyle w:val="ndice1"/>
         <w:tabs>
-          <w:tab w:val="left" w:pos="440"/>
+          <w:tab w:val="left" w:pos="480"/>
           <w:tab w:val="right" w:leader="dot" w:pos="8494"/>
         </w:tabs>
         <w:rPr>
           <w:rFonts w:eastAsiaTheme="minorEastAsia"/>
+          <w:noProof/>
+          <w:kern w:val="2"/>
+          <w:sz w:val="24"/>
+          <w:szCs w:val="24"/>
           <w:lang w:eastAsia="pt-PT"/>
+          <w14:ligatures w14:val="standardContextual"/>
         </w:rPr>
       </w:pPr>
-      <w:hyperlink w:anchor="_Toc196814499" w:history="1">
+      <w:hyperlink w:anchor="_Toc228909195" w:history="1">
         <w:r>
           <w:rPr>
-            <w:rStyle w:val="Hyperlink"/>
+            <w:rStyle w:val="Hiperligao"/>
+            <w:noProof/>
           </w:rPr>
           <w:t>3)</w:t>
         </w:r>
         <w:r>
           <w:rPr>
             <w:rFonts w:eastAsiaTheme="minorEastAsia"/>
+            <w:noProof/>
+            <w:kern w:val="2"/>
+            <w:sz w:val="24"/>
+            <w:szCs w:val="24"/>
             <w:lang w:eastAsia="pt-PT"/>
+            <w14:ligatures w14:val="standardContextual"/>
           </w:rPr>
           <w:tab/>
         </w:r>
         <w:r>
           <w:rPr>
-            <w:rStyle w:val="Hyperlink"/>
+            <w:rStyle w:val="Hiperligao"/>
+            <w:noProof/>
           </w:rPr>
           <w:t>Modelo Lógico</w:t>
         </w:r>
         <w:r>
           <w:rPr>
+            <w:noProof/>
             <w:webHidden/>
           </w:rPr>
           <w:tab/>
         </w:r>
         <w:r>
           <w:rPr>
+            <w:noProof/>
             <w:webHidden/>
           </w:rPr>
           <w:fldChar w:fldCharType="begin"/>
         </w:r>
         <w:r>
           <w:rPr>
+            <w:noProof/>
             <w:webHidden/>
           </w:rPr>
-          <w:instrText xml:space="preserve"> PAGEREF _Toc196814499 \h </w:instrText>
+          <w:instrText xml:space="preserve"> PAGEREF _Toc228909195 \h </w:instrText>
         </w:r>
         <w:r>
           <w:rPr>
+            <w:noProof/>
             <w:webHidden/>
           </w:rPr>
         </w:r>
         <w:r>
           <w:rPr>
+            <w:noProof/>
             <w:webHidden/>
           </w:rPr>
           <w:fldChar w:fldCharType="separate"/>
         </w:r>
         <w:r>
           <w:rPr>
+            <w:noProof/>
             <w:webHidden/>
           </w:rPr>
-          <w:t>2</w:t>
+          <w:t>4</w:t>
         </w:r>
         <w:r>
           <w:rPr>
+            <w:noProof/>
             <w:webHidden/>
           </w:rPr>
           <w:fldChar w:fldCharType="end"/>
@@ -757,73 +830,92 @@
     </w:p>
     <w:p>
       <w:pPr>
-        <w:pStyle w:val="TOC1"/>
+        <w:pStyle w:val="ndice1"/>
         <w:tabs>
-          <w:tab w:val="left" w:pos="440"/>
+          <w:tab w:val="left" w:pos="480"/>
           <w:tab w:val="right" w:leader="dot" w:pos="8494"/>
         </w:tabs>
         <w:rPr>
           <w:rFonts w:eastAsiaTheme="minorEastAsia"/>
+          <w:noProof/>
+          <w:kern w:val="2"/>
+          <w:sz w:val="24"/>
+          <w:szCs w:val="24"/>
           <w:lang w:eastAsia="pt-PT"/>
+          <w14:ligatures w14:val="standardContextual"/>
         </w:rPr>
       </w:pPr>
-      <w:hyperlink w:anchor="_Toc196814500" w:history="1">
+      <w:hyperlink w:anchor="_Toc228909196" w:history="1">
         <w:r>
           <w:rPr>
-            <w:rStyle w:val="Hyperlink"/>
+            <w:rStyle w:val="Hiperligao"/>
+            <w:noProof/>
           </w:rPr>
           <w:t>4)</w:t>
         </w:r>
         <w:r>
           <w:rPr>
             <w:rFonts w:eastAsiaTheme="minorEastAsia"/>
+            <w:noProof/>
+            <w:kern w:val="2"/>
+            <w:sz w:val="24"/>
+            <w:szCs w:val="24"/>
             <w:lang w:eastAsia="pt-PT"/>
+            <w14:ligatures w14:val="standardContextual"/>
           </w:rPr>
           <w:tab/>
         </w:r>
         <w:r>
           <w:rPr>
-            <w:rStyle w:val="Hyperlink"/>
+            <w:rStyle w:val="Hiperligao"/>
+            <w:noProof/>
           </w:rPr>
           <w:t>Dicionário de Dados</w:t>
         </w:r>
         <w:r>
           <w:rPr>
+            <w:noProof/>
             <w:webHidden/>
           </w:rPr>
           <w:tab/>
         </w:r>
         <w:r>
           <w:rPr>
+            <w:noProof/>
             <w:webHidden/>
           </w:rPr>
           <w:fldChar w:fldCharType="begin"/>
         </w:r>
         <w:r>
           <w:rPr>
+            <w:noProof/>
             <w:webHidden/>
           </w:rPr>
-          <w:instrText xml:space="preserve"> PAGEREF _Toc196814500 \h </w:instrText>
+          <w:instrText xml:space="preserve"> PAGEREF _Toc228909196 \h </w:instrText>
         </w:r>
         <w:r>
           <w:rPr>
+            <w:noProof/>
             <w:webHidden/>
           </w:rPr>
         </w:r>
         <w:r>
           <w:rPr>
+            <w:noProof/>
             <w:webHidden/>
           </w:rPr>
           <w:fldChar w:fldCharType="separate"/>
         </w:r>
         <w:r>
           <w:rPr>
+            <w:noProof/>
             <w:webHidden/>
           </w:rPr>
-          <w:t>2</w:t>
+          <w:t>6</w:t>
         </w:r>
         <w:r>
           <w:rPr>
+            <w:noProof/>
             <w:webHidden/>
           </w:rPr>
           <w:fldChar w:fldCharType="end"/>
@@ -832,73 +924,92 @@
     </w:p>
     <w:p>
       <w:pPr>
-        <w:pStyle w:val="TOC1"/>
+        <w:pStyle w:val="ndice1"/>
         <w:tabs>
-          <w:tab w:val="left" w:pos="440"/>
+          <w:tab w:val="left" w:pos="480"/>
           <w:tab w:val="right" w:leader="dot" w:pos="8494"/>
         </w:tabs>
         <w:rPr>
           <w:rFonts w:eastAsiaTheme="minorEastAsia"/>
+          <w:noProof/>
+          <w:kern w:val="2"/>
+          <w:sz w:val="24"/>
+          <w:szCs w:val="24"/>
           <w:lang w:eastAsia="pt-PT"/>
+          <w14:ligatures w14:val="standardContextual"/>
         </w:rPr>
       </w:pPr>
-      <w:hyperlink w:anchor="_Toc196814501" w:history="1">
+      <w:hyperlink w:anchor="_Toc228909197" w:history="1">
         <w:r>
           <w:rPr>
-            <w:rStyle w:val="Hyperlink"/>
+            <w:rStyle w:val="Hiperligao"/>
+            <w:noProof/>
           </w:rPr>
           <w:t>5)</w:t>
         </w:r>
         <w:r>
           <w:rPr>
             <w:rFonts w:eastAsiaTheme="minorEastAsia"/>
+            <w:noProof/>
+            <w:kern w:val="2"/>
+            <w:sz w:val="24"/>
+            <w:szCs w:val="24"/>
             <w:lang w:eastAsia="pt-PT"/>
+            <w14:ligatures w14:val="standardContextual"/>
           </w:rPr>
           <w:tab/>
         </w:r>
         <w:r>
           <w:rPr>
-            <w:rStyle w:val="Hyperlink"/>
+            <w:rStyle w:val="Hiperligao"/>
+            <w:noProof/>
           </w:rPr>
           <w:t>Modelo Físico</w:t>
         </w:r>
         <w:r>
           <w:rPr>
+            <w:noProof/>
             <w:webHidden/>
           </w:rPr>
           <w:tab/>
         </w:r>
         <w:r>
           <w:rPr>
+            <w:noProof/>
             <w:webHidden/>
           </w:rPr>
           <w:fldChar w:fldCharType="begin"/>
         </w:r>
         <w:r>
           <w:rPr>
+            <w:noProof/>
             <w:webHidden/>
           </w:rPr>
-          <w:instrText xml:space="preserve"> PAGEREF _Toc196814501 \h </w:instrText>
+          <w:instrText xml:space="preserve"> PAGEREF _Toc228909197 \h </w:instrText>
         </w:r>
         <w:r>
           <w:rPr>
+            <w:noProof/>
             <w:webHidden/>
           </w:rPr>
         </w:r>
         <w:r>
           <w:rPr>
+            <w:noProof/>
             <w:webHidden/>
           </w:rPr>
           <w:fldChar w:fldCharType="separate"/>
         </w:r>
         <w:r>
           <w:rPr>
+            <w:noProof/>
             <w:webHidden/>
           </w:rPr>
-          <w:t>2</w:t>
+          <w:t>10</w:t>
         </w:r>
         <w:r>
           <w:rPr>
+            <w:noProof/>
             <w:webHidden/>
           </w:rPr>
           <w:fldChar w:fldCharType="end"/>
@@ -924,7 +1035,7 @@
       <w:pPr>
         <w:pStyle w:val="titulo"/>
       </w:pPr>
-      <w:bookmarkStart w:id="0" w:name="_Toc196814497"/>
+      <w:bookmarkStart w:id="0" w:name="_Toc228909193"/>
       <w:r>
         <w:t>Descrição do Sistema</w:t>
       </w:r>
@@ -984,7 +1095,7 @@
       <w:pPr>
         <w:pStyle w:val="titulo"/>
       </w:pPr>
-      <w:bookmarkStart w:id="1" w:name="_Toc196814498"/>
+      <w:bookmarkStart w:id="1" w:name="_Toc228909194"/>
       <w:r>
         <w:lastRenderedPageBreak/>
         <w:t>Modelo Conceptual (Diagrama de Entidade Relacionamento</w:t>
@@ -1132,7 +1243,7 @@
       <w:pPr>
         <w:pStyle w:val="titulo"/>
       </w:pPr>
-      <w:bookmarkStart w:id="2" w:name="_Toc196814499"/>
+      <w:bookmarkStart w:id="2" w:name="_Toc228909195"/>
       <w:r>
         <w:lastRenderedPageBreak/>
         <w:t>Modelo Lógico</w:t>
@@ -1217,6 +1328,7 @@
       </w:pPr>
       <w:r>
         <w:rPr>
+          <w:noProof/>
           <w:lang w:eastAsia="pt-PT"/>
         </w:rPr>
         <mc:AlternateContent>
@@ -1344,6 +1456,7 @@
       </w:pPr>
       <w:r>
         <w:rPr>
+          <w:noProof/>
           <w:lang w:eastAsia="pt-PT"/>
         </w:rPr>
         <mc:AlternateContent>
@@ -1542,6 +1655,7 @@
       </w:pPr>
       <w:r>
         <w:rPr>
+          <w:noProof/>
           <w:lang w:eastAsia="pt-PT"/>
         </w:rPr>
         <mc:AlternateContent>
@@ -1726,6 +1840,7 @@
       </w:pPr>
       <w:r>
         <w:rPr>
+          <w:noProof/>
           <w:lang w:eastAsia="pt-PT"/>
         </w:rPr>
         <mc:AlternateContent>
@@ -1910,6 +2025,7 @@
       </w:pPr>
       <w:r>
         <w:rPr>
+          <w:noProof/>
           <w:lang w:eastAsia="pt-PT"/>
         </w:rPr>
         <mc:AlternateContent>
@@ -2110,6 +2226,7 @@
       </w:pPr>
       <w:r>
         <w:rPr>
+          <w:noProof/>
           <w:lang w:eastAsia="pt-PT"/>
         </w:rPr>
         <mc:AlternateContent>
@@ -2321,6 +2438,7 @@
       </w:pPr>
       <w:r>
         <w:rPr>
+          <w:noProof/>
           <w:lang w:eastAsia="pt-PT"/>
         </w:rPr>
         <mc:AlternateContent>
@@ -2494,6 +2612,7 @@
       </w:pPr>
       <w:r>
         <w:rPr>
+          <w:noProof/>
           <w:lang w:eastAsia="pt-PT"/>
         </w:rPr>
         <mc:AlternateContent>
@@ -2658,6 +2777,7 @@
       </w:pPr>
       <w:r>
         <w:rPr>
+          <w:noProof/>
           <w:lang w:eastAsia="pt-PT"/>
         </w:rPr>
         <mc:AlternateContent>
@@ -2776,6 +2896,7 @@
       </w:pPr>
       <w:r>
         <w:rPr>
+          <w:noProof/>
           <w:lang w:eastAsia="pt-PT"/>
         </w:rPr>
         <mc:AlternateContent>
@@ -2850,6 +2971,7 @@
       </w:r>
       <w:r>
         <w:rPr>
+          <w:noProof/>
           <w:lang w:eastAsia="pt-PT"/>
         </w:rPr>
         <mc:AlternateContent>
@@ -3012,6 +3134,7 @@
       </w:pPr>
       <w:r>
         <w:rPr>
+          <w:noProof/>
           <w:lang w:eastAsia="pt-PT"/>
         </w:rPr>
         <mc:AlternateContent>
@@ -3236,6 +3359,7 @@
       </w:pPr>
       <w:r>
         <w:rPr>
+          <w:noProof/>
           <w:lang w:eastAsia="pt-PT"/>
         </w:rPr>
         <w:lastRenderedPageBreak/>
@@ -3311,6 +3435,7 @@
       </w:r>
       <w:r>
         <w:rPr>
+          <w:noProof/>
           <w:lang w:eastAsia="pt-PT"/>
         </w:rPr>
         <mc:AlternateContent>
@@ -3482,6 +3607,7 @@
       </w:pPr>
       <w:r>
         <w:rPr>
+          <w:noProof/>
           <w:lang w:eastAsia="pt-PT"/>
         </w:rPr>
         <mc:AlternateContent>
@@ -3586,6 +3712,7 @@
       </w:r>
       <w:r>
         <w:rPr>
+          <w:noProof/>
           <w:lang w:eastAsia="pt-PT"/>
         </w:rPr>
         <mc:AlternateContent>
@@ -3757,6 +3884,7 @@
       </w:pPr>
       <w:r>
         <w:rPr>
+          <w:noProof/>
           <w:lang w:eastAsia="pt-PT"/>
         </w:rPr>
         <mc:AlternateContent>
@@ -3831,6 +3959,7 @@
       </w:r>
       <w:r>
         <w:rPr>
+          <w:noProof/>
           <w:lang w:eastAsia="pt-PT"/>
         </w:rPr>
         <mc:AlternateContent>
@@ -4034,6 +4163,7 @@
       </w:pPr>
       <w:r>
         <w:rPr>
+          <w:noProof/>
           <w:lang w:eastAsia="pt-PT"/>
         </w:rPr>
         <mc:AlternateContent>
@@ -4108,6 +4238,7 @@
       </w:r>
       <w:r>
         <w:rPr>
+          <w:noProof/>
           <w:lang w:eastAsia="pt-PT"/>
         </w:rPr>
         <mc:AlternateContent>
@@ -4289,6 +4420,7 @@
       </w:pPr>
       <w:r>
         <w:rPr>
+          <w:noProof/>
           <w:lang w:eastAsia="pt-PT"/>
         </w:rPr>
         <mc:AlternateContent>
@@ -4415,6 +4547,7 @@
       </w:pPr>
       <w:r>
         <w:rPr>
+          <w:noProof/>
           <w:lang w:eastAsia="pt-PT"/>
         </w:rPr>
         <mc:AlternateContent>
@@ -4556,6 +4689,7 @@
       </w:pPr>
       <w:r>
         <w:rPr>
+          <w:noProof/>
           <w:lang w:eastAsia="pt-PT"/>
         </w:rPr>
         <mc:AlternateContent>
@@ -4678,21 +4812,7 @@
         <w:rPr>
           <w:lang w:val="en-US"/>
         </w:rPr>
-        <w:t xml:space="preserve">, </w:t>
-      </w:r>
-      <w:proofErr w:type="spellStart"/>
-      <w:r>
-        <w:rPr>
-          <w:lang w:val="en-US"/>
-        </w:rPr>
-        <w:t>id_user</w:t>
-      </w:r>
-      <w:proofErr w:type="spellEnd"/>
-      <w:r>
-        <w:rPr>
-          <w:lang w:val="en-US"/>
-        </w:rPr>
-        <w:t>, city)</w:t>
+        <w:t>, id_user, city)</w:t>
       </w:r>
     </w:p>
     <w:p>
@@ -4703,6 +4823,7 @@
       </w:pPr>
       <w:r>
         <w:rPr>
+          <w:noProof/>
           <w:lang w:eastAsia="pt-PT"/>
         </w:rPr>
         <mc:AlternateContent>
@@ -4859,6 +4980,7 @@
       </w:pPr>
       <w:r>
         <w:rPr>
+          <w:noProof/>
           <w:lang w:eastAsia="pt-PT"/>
         </w:rPr>
         <mc:AlternateContent>
@@ -4933,6 +5055,7 @@
       </w:r>
       <w:r>
         <w:rPr>
+          <w:noProof/>
           <w:lang w:eastAsia="pt-PT"/>
         </w:rPr>
         <mc:AlternateContent>
@@ -5147,6 +5270,7 @@
       </w:pPr>
       <w:r>
         <w:rPr>
+          <w:noProof/>
           <w:lang w:eastAsia="pt-PT"/>
         </w:rPr>
         <mc:AlternateContent>
@@ -5221,6 +5345,7 @@
       </w:r>
       <w:r>
         <w:rPr>
+          <w:noProof/>
           <w:lang w:eastAsia="pt-PT"/>
         </w:rPr>
         <mc:AlternateContent>
@@ -5466,6 +5591,7 @@
       </w:pPr>
       <w:r>
         <w:rPr>
+          <w:noProof/>
           <w:lang w:eastAsia="pt-PT"/>
         </w:rPr>
         <mc:AlternateContent>
@@ -5624,21 +5750,7 @@
         <w:rPr>
           <w:lang w:val="en-US"/>
         </w:rPr>
-        <w:t xml:space="preserve">, </w:t>
-      </w:r>
-      <w:proofErr w:type="spellStart"/>
-      <w:r>
-        <w:rPr>
-          <w:lang w:val="en-US"/>
-        </w:rPr>
-        <w:t>is_neutered</w:t>
-      </w:r>
-      <w:proofErr w:type="spellEnd"/>
-      <w:r>
-        <w:rPr>
-          <w:lang w:val="en-US"/>
-        </w:rPr>
-        <w:t xml:space="preserve">, </w:t>
+        <w:t xml:space="preserve">, is_neutered, </w:t>
       </w:r>
       <w:proofErr w:type="spellStart"/>
       <w:r>
@@ -5707,7 +5819,7 @@
       <w:pPr>
         <w:pStyle w:val="titulo"/>
       </w:pPr>
-      <w:bookmarkStart w:id="3" w:name="_Toc196814500"/>
+      <w:bookmarkStart w:id="3" w:name="_Toc228909196"/>
       <w:r>
         <w:lastRenderedPageBreak/>
         <w:t>Dicionário de Dados</w:t>
@@ -5740,7 +5852,7 @@
     </w:p>
     <w:tbl>
       <w:tblPr>
-        <w:tblStyle w:val="GridTable1Light"/>
+        <w:tblStyle w:val="TabeladeGrelha1Clara"/>
         <w:tblW w:w="0" w:type="auto"/>
         <w:tblLook w:val="04A0" w:firstRow="1" w:lastRow="0" w:firstColumn="1" w:lastColumn="0" w:noHBand="0" w:noVBand="1"/>
       </w:tblPr>
@@ -7608,7 +7720,7 @@
     </w:p>
     <w:tbl>
       <w:tblPr>
-        <w:tblStyle w:val="GridTable1Light"/>
+        <w:tblStyle w:val="TabeladeGrelha1Clara"/>
         <w:tblW w:w="0" w:type="auto"/>
         <w:tblLook w:val="04A0" w:firstRow="1" w:lastRow="0" w:firstColumn="1" w:lastColumn="0" w:noHBand="0" w:noVBand="1"/>
       </w:tblPr>
@@ -8433,7 +8545,7 @@
     </w:p>
     <w:tbl>
       <w:tblPr>
-        <w:tblStyle w:val="GridTable1Light"/>
+        <w:tblStyle w:val="TabeladeGrelha1Clara"/>
         <w:tblW w:w="0" w:type="auto"/>
         <w:tblLook w:val="04A0" w:firstRow="1" w:lastRow="0" w:firstColumn="1" w:lastColumn="0" w:noHBand="0" w:noVBand="1"/>
       </w:tblPr>
@@ -9137,7 +9249,7 @@
     </w:p>
     <w:tbl>
       <w:tblPr>
-        <w:tblStyle w:val="GridTable1Light"/>
+        <w:tblStyle w:val="TabeladeGrelha1Clara"/>
         <w:tblW w:w="0" w:type="auto"/>
         <w:tblLook w:val="04A0" w:firstRow="1" w:lastRow="0" w:firstColumn="1" w:lastColumn="0" w:noHBand="0" w:noVBand="1"/>
       </w:tblPr>
@@ -10395,7 +10507,7 @@
     </w:p>
     <w:tbl>
       <w:tblPr>
-        <w:tblStyle w:val="GridTable1Light"/>
+        <w:tblStyle w:val="TabeladeGrelha1Clara"/>
         <w:tblW w:w="0" w:type="auto"/>
         <w:tblLook w:val="04A0" w:firstRow="1" w:lastRow="0" w:firstColumn="1" w:lastColumn="0" w:noHBand="0" w:noVBand="1"/>
       </w:tblPr>
@@ -10834,7 +10946,7 @@
     </w:p>
     <w:tbl>
       <w:tblPr>
-        <w:tblStyle w:val="GridTable1Light"/>
+        <w:tblStyle w:val="TabeladeGrelha1Clara"/>
         <w:tblW w:w="0" w:type="auto"/>
         <w:tblLook w:val="04A0" w:firstRow="1" w:lastRow="0" w:firstColumn="1" w:lastColumn="0" w:noHBand="0" w:noVBand="1"/>
       </w:tblPr>
@@ -11411,7 +11523,7 @@
     </w:p>
     <w:tbl>
       <w:tblPr>
-        <w:tblStyle w:val="GridTable1Light"/>
+        <w:tblStyle w:val="TabeladeGrelha1Clara"/>
         <w:tblW w:w="0" w:type="auto"/>
         <w:tblLook w:val="04A0" w:firstRow="1" w:lastRow="0" w:firstColumn="1" w:lastColumn="0" w:noHBand="0" w:noVBand="1"/>
       </w:tblPr>
@@ -12956,7 +13068,7 @@
     </w:p>
     <w:tbl>
       <w:tblPr>
-        <w:tblStyle w:val="GridTable1Light"/>
+        <w:tblStyle w:val="TabeladeGrelha1Clara"/>
         <w:tblW w:w="0" w:type="auto"/>
         <w:tblLook w:val="04A0" w:firstRow="1" w:lastRow="0" w:firstColumn="1" w:lastColumn="0" w:noHBand="0" w:noVBand="1"/>
       </w:tblPr>
@@ -14110,7 +14222,7 @@
     </w:p>
     <w:tbl>
       <w:tblPr>
-        <w:tblStyle w:val="GridTable1Light"/>
+        <w:tblStyle w:val="TabeladeGrelha1Clara"/>
         <w:tblW w:w="0" w:type="auto"/>
         <w:tblLook w:val="04A0" w:firstRow="1" w:lastRow="0" w:firstColumn="1" w:lastColumn="0" w:noHBand="0" w:noVBand="1"/>
       </w:tblPr>
@@ -15180,7 +15292,7 @@
     </w:p>
     <w:tbl>
       <w:tblPr>
-        <w:tblStyle w:val="GridTable1Light"/>
+        <w:tblStyle w:val="TabeladeGrelha1Clara"/>
         <w:tblW w:w="0" w:type="auto"/>
         <w:tblLook w:val="04A0" w:firstRow="1" w:lastRow="0" w:firstColumn="1" w:lastColumn="0" w:noHBand="0" w:noVBand="1"/>
       </w:tblPr>
@@ -16784,7 +16896,7 @@
     </w:p>
     <w:tbl>
       <w:tblPr>
-        <w:tblStyle w:val="GridTable1Light"/>
+        <w:tblStyle w:val="TabeladeGrelha1Clara"/>
         <w:tblW w:w="0" w:type="auto"/>
         <w:tblLook w:val="04A0" w:firstRow="1" w:lastRow="0" w:firstColumn="1" w:lastColumn="0" w:noHBand="0" w:noVBand="1"/>
       </w:tblPr>
@@ -18313,7 +18425,7 @@
     </w:p>
     <w:tbl>
       <w:tblPr>
-        <w:tblStyle w:val="GridTable1Light"/>
+        <w:tblStyle w:val="TabeladeGrelha1Clara"/>
         <w:tblW w:w="0" w:type="auto"/>
         <w:tblLook w:val="04A0" w:firstRow="1" w:lastRow="0" w:firstColumn="1" w:lastColumn="0" w:noHBand="0" w:noVBand="1"/>
       </w:tblPr>
@@ -19536,7 +19648,7 @@
     </w:p>
     <w:tbl>
       <w:tblPr>
-        <w:tblStyle w:val="GridTable1Light"/>
+        <w:tblStyle w:val="TabeladeGrelha1Clara"/>
         <w:tblW w:w="0" w:type="auto"/>
         <w:tblLook w:val="04A0" w:firstRow="1" w:lastRow="0" w:firstColumn="1" w:lastColumn="0" w:noHBand="0" w:noVBand="1"/>
       </w:tblPr>
@@ -20399,7 +20511,7 @@
     </w:p>
     <w:tbl>
       <w:tblPr>
-        <w:tblStyle w:val="GridTable1Light"/>
+        <w:tblStyle w:val="TabeladeGrelha1Clara"/>
         <w:tblW w:w="0" w:type="auto"/>
         <w:tblLook w:val="04A0" w:firstRow="1" w:lastRow="0" w:firstColumn="1" w:lastColumn="0" w:noHBand="0" w:noVBand="1"/>
       </w:tblPr>
@@ -21113,7 +21225,7 @@
     </w:p>
     <w:tbl>
       <w:tblPr>
-        <w:tblStyle w:val="GridTable1Light"/>
+        <w:tblStyle w:val="TabeladeGrelha1Clara"/>
         <w:tblW w:w="0" w:type="auto"/>
         <w:tblLook w:val="04A0" w:firstRow="1" w:lastRow="0" w:firstColumn="1" w:lastColumn="0" w:noHBand="0" w:noVBand="1"/>
       </w:tblPr>
@@ -21934,14 +22046,7 @@
           <w:b/>
           <w:bCs/>
         </w:rPr>
-        <w:t>V</w:t>
-      </w:r>
-      <w:r>
-        <w:rPr>
-          <w:b/>
-          <w:bCs/>
-        </w:rPr>
-        <w:t>olunteer</w:t>
+        <w:t>Volunteer</w:t>
       </w:r>
       <w:proofErr w:type="spellEnd"/>
       <w:r>
@@ -21963,7 +22068,7 @@
     </w:p>
     <w:tbl>
       <w:tblPr>
-        <w:tblStyle w:val="GridTable1Light"/>
+        <w:tblStyle w:val="TabeladeGrelha1Clara"/>
         <w:tblW w:w="0" w:type="auto"/>
         <w:tblLook w:val="04A0" w:firstRow="1" w:lastRow="0" w:firstColumn="1" w:lastColumn="0" w:noHBand="0" w:noVBand="1"/>
       </w:tblPr>
@@ -22894,14 +22999,7 @@
           <w:b/>
           <w:bCs/>
         </w:rPr>
-        <w:t>L</w:t>
-      </w:r>
-      <w:r>
-        <w:rPr>
-          <w:b/>
-          <w:bCs/>
-        </w:rPr>
-        <w:t>ost</w:t>
+        <w:t>Lost</w:t>
       </w:r>
       <w:proofErr w:type="spellEnd"/>
       <w:r>
@@ -22923,7 +23021,7 @@
     </w:p>
     <w:tbl>
       <w:tblPr>
-        <w:tblStyle w:val="GridTable1Light"/>
+        <w:tblStyle w:val="TabeladeGrelha1Clara"/>
         <w:tblW w:w="0" w:type="auto"/>
         <w:tblLook w:val="04A0" w:firstRow="1" w:lastRow="0" w:firstColumn="1" w:lastColumn="0" w:noHBand="0" w:noVBand="1"/>
       </w:tblPr>
@@ -24430,20 +24528,13 @@
           <w:b/>
           <w:bCs/>
         </w:rPr>
-        <w:t>D</w:t>
-      </w:r>
-      <w:r>
-        <w:rPr>
-          <w:b/>
-          <w:bCs/>
-        </w:rPr>
-        <w:t>onations</w:t>
+        <w:t>Donations</w:t>
       </w:r>
       <w:proofErr w:type="spellEnd"/>
     </w:p>
     <w:tbl>
       <w:tblPr>
-        <w:tblStyle w:val="GridTable1Light"/>
+        <w:tblStyle w:val="TabeladeGrelha1Clara"/>
         <w:tblW w:w="0" w:type="auto"/>
         <w:tblLook w:val="04A0" w:firstRow="1" w:lastRow="0" w:firstColumn="1" w:lastColumn="0" w:noHBand="0" w:noVBand="1"/>
       </w:tblPr>
@@ -25646,7 +25737,7 @@
       <w:pPr>
         <w:pStyle w:val="titulo"/>
       </w:pPr>
-      <w:bookmarkStart w:id="4" w:name="_Toc196814501"/>
+      <w:bookmarkStart w:id="4" w:name="_Toc228909197"/>
       <w:r>
         <w:lastRenderedPageBreak/>
         <w:t>Modelo F</w:t>
@@ -25683,7 +25774,7 @@
           <w:noProof/>
         </w:rPr>
         <w:drawing>
-          <wp:inline distT="0" distB="0" distL="0" distR="0" wp14:anchorId="32DC9A55" wp14:editId="294B6F8B">
+          <wp:inline distT="0" distB="0" distL="0" distR="0" wp14:anchorId="32DC9A55" wp14:editId="38F1B501">
             <wp:extent cx="5392420" cy="2912745"/>
             <wp:effectExtent l="0" t="0" r="0" b="1905"/>
             <wp:docPr id="37644073" name="Picture 26"/>
@@ -25784,7 +25875,7 @@
     <w:sdtContent>
       <w:p>
         <w:pPr>
-          <w:pStyle w:val="Footer"/>
+          <w:pStyle w:val="Rodap"/>
           <w:jc w:val="right"/>
         </w:pPr>
         <w:r>
@@ -25807,7 +25898,7 @@
   </w:sdt>
   <w:p>
     <w:pPr>
-      <w:pStyle w:val="Footer"/>
+      <w:pStyle w:val="Rodap"/>
     </w:pPr>
   </w:p>
 </w:ftr>
@@ -25842,7 +25933,7 @@
 <w:hdr xmlns:wpc="http://schemas.microsoft.com/office/word/2010/wordprocessingCanvas" xmlns:cx="http://schemas.microsoft.com/office/drawing/2014/chartex" xmlns:cx1="http://schemas.microsoft.com/office/drawing/2015/9/8/chartex" xmlns:cx2="http://schemas.microsoft.com/office/drawing/2015/10/21/chartex" xmlns:cx3="http://schemas.microsoft.com/office/drawing/2016/5/9/chartex" xmlns:cx4="http://schemas.microsoft.com/office/drawing/2016/5/10/chartex" xmlns:cx5="http://schemas.microsoft.com/office/drawing/2016/5/11/chartex" xmlns:cx6="http://schemas.microsoft.com/office/drawing/2016/5/12/chartex" xmlns:cx7="http://schemas.microsoft.com/office/drawing/2016/5/13/chartex" xmlns:cx8="http://schemas.microsoft.com/office/drawing/2016/5/14/chartex" xmlns:mc="http://schemas.openxmlformats.org/markup-compatibility/2006" xmlns:aink="http://schemas.microsoft.com/office/drawing/2016/ink" xmlns:am3d="http://schemas.microsoft.com/office/drawing/2017/model3d" xmlns:o="urn:schemas-microsoft-com:office:office" xmlns:oel="http://schemas.microsoft.com/office/2019/extlst" xmlns:r="http://schemas.openxmlformats.org/officeDocument/2006/relationships" xmlns:m="http://schemas.openxmlformats.org/officeDocument/2006/math" xmlns:v="urn:schemas-microsoft-com:vml" xmlns:wp14="http://schemas.microsoft.com/office/word/2010/wordprocessingDrawing" xmlns:wp="http://schemas.openxmlformats.org/drawingml/2006/wordprocessingDrawing" xmlns:w10="urn:schemas-microsoft-com:office:word" xmlns:w="http://schemas.openxmlformats.org/wordprocessingml/2006/main" xmlns:w14="http://schemas.microsoft.com/office/word/2010/wordml" xmlns:w15="http://schemas.microsoft.com/office/word/2012/wordml" xmlns:w16cex="http://schemas.microsoft.com/office/word/2018/wordml/cex" xmlns:w16cid="http://schemas.microsoft.com/office/word/2016/wordml/cid" xmlns:w16="http://schemas.microsoft.com/office/word/2018/wordml" xmlns:w16du="http://schemas.microsoft.com/office/word/2023/wordml/word16du" xmlns:w16sdtdh="http://schemas.microsoft.com/office/word/2020/wordml/sdtdatahash" xmlns:w16sdtfl="http://schemas.microsoft.com/office/word/2024/wordml/sdtformatlock" xmlns:w16se="http://schemas.microsoft.com/office/word/2015/wordml/symex" xmlns:wpg="http://schemas.microsoft.com/office/word/2010/wordprocessingGroup" xmlns:wpi="http://schemas.microsoft.com/office/word/2010/wordprocessingInk" xmlns:wne="http://schemas.microsoft.com/office/word/2006/wordml" xmlns:wps="http://schemas.microsoft.com/office/word/2010/wordprocessingShape" mc:Ignorable="w14 w15 w16se w16cid w16 w16cex w16sdtdh w16sdtfl w16du wp14">
   <w:p>
     <w:pPr>
-      <w:pStyle w:val="Header"/>
+      <w:pStyle w:val="Cabealho"/>
       <w:jc w:val="right"/>
       <w:rPr>
         <w:b/>
@@ -25903,7 +25994,7 @@
     <w:lvl w:ilvl="0">
       <w:start w:val="1"/>
       <w:numFmt w:val="decimal"/>
-      <w:pStyle w:val="ListNumber3"/>
+      <w:pStyle w:val="Listanumerada3"/>
       <w:lvlText w:val="%1."/>
       <w:lvlJc w:val="left"/>
       <w:pPr>
@@ -25921,7 +26012,7 @@
     <w:lvl w:ilvl="0">
       <w:start w:val="1"/>
       <w:numFmt w:val="decimal"/>
-      <w:pStyle w:val="ListNumber2"/>
+      <w:pStyle w:val="Listanumerada2"/>
       <w:lvlText w:val="%1."/>
       <w:lvlJc w:val="left"/>
       <w:pPr>
@@ -25959,7 +26050,7 @@
     <w:lvl w:ilvl="0">
       <w:start w:val="1"/>
       <w:numFmt w:val="bullet"/>
-      <w:pStyle w:val="ListBullet3"/>
+      <w:pStyle w:val="Listacommarcas3"/>
       <w:lvlText w:val=""/>
       <w:lvlJc w:val="left"/>
       <w:pPr>
@@ -25980,7 +26071,7 @@
     <w:lvl w:ilvl="0">
       <w:start w:val="1"/>
       <w:numFmt w:val="bullet"/>
-      <w:pStyle w:val="ListBullet2"/>
+      <w:pStyle w:val="Listacommarcas2"/>
       <w:lvlText w:val=""/>
       <w:lvlJc w:val="left"/>
       <w:pPr>
@@ -26001,7 +26092,7 @@
     <w:lvl w:ilvl="0">
       <w:start w:val="1"/>
       <w:numFmt w:val="decimal"/>
-      <w:pStyle w:val="ListNumber"/>
+      <w:pStyle w:val="Listanumerada"/>
       <w:lvlText w:val="%1."/>
       <w:lvlJc w:val="left"/>
       <w:pPr>
@@ -26019,7 +26110,7 @@
     <w:lvl w:ilvl="0">
       <w:start w:val="1"/>
       <w:numFmt w:val="bullet"/>
-      <w:pStyle w:val="ListBullet"/>
+      <w:pStyle w:val="Listacommarcas"/>
       <w:lvlText w:val=""/>
       <w:lvlJc w:val="left"/>
       <w:pPr>
@@ -26948,11 +27039,11 @@
     <w:qFormat/>
     <w:rsid w:val="00BC703F"/>
   </w:style>
-  <w:style w:type="paragraph" w:styleId="Heading1">
+  <w:style w:type="paragraph" w:styleId="Ttulo1">
     <w:name w:val="heading 1"/>
     <w:basedOn w:val="Normal"/>
     <w:next w:val="Normal"/>
-    <w:link w:val="Heading1Char"/>
+    <w:link w:val="Ttulo1Carter"/>
     <w:uiPriority w:val="9"/>
     <w:qFormat/>
     <w:rsid w:val="00902224"/>
@@ -26969,11 +27060,11 @@
       <w:szCs w:val="32"/>
     </w:rPr>
   </w:style>
-  <w:style w:type="paragraph" w:styleId="Heading2">
+  <w:style w:type="paragraph" w:styleId="Ttulo2">
     <w:name w:val="heading 2"/>
     <w:basedOn w:val="Normal"/>
     <w:next w:val="Normal"/>
-    <w:link w:val="Heading2Char"/>
+    <w:link w:val="Ttulo2Carter"/>
     <w:uiPriority w:val="9"/>
     <w:unhideWhenUsed/>
     <w:qFormat/>
@@ -26994,11 +27085,11 @@
       <w:lang w:val="en-US"/>
     </w:rPr>
   </w:style>
-  <w:style w:type="paragraph" w:styleId="Heading3">
+  <w:style w:type="paragraph" w:styleId="Ttulo3">
     <w:name w:val="heading 3"/>
     <w:basedOn w:val="Normal"/>
     <w:next w:val="Normal"/>
-    <w:link w:val="Heading3Char"/>
+    <w:link w:val="Ttulo3Carter"/>
     <w:uiPriority w:val="9"/>
     <w:unhideWhenUsed/>
     <w:qFormat/>
@@ -27017,11 +27108,11 @@
       <w:lang w:val="en-US"/>
     </w:rPr>
   </w:style>
-  <w:style w:type="paragraph" w:styleId="Heading4">
+  <w:style w:type="paragraph" w:styleId="Ttulo4">
     <w:name w:val="heading 4"/>
     <w:basedOn w:val="Normal"/>
     <w:next w:val="Normal"/>
-    <w:link w:val="Heading4Char"/>
+    <w:link w:val="Ttulo4Carter"/>
     <w:uiPriority w:val="9"/>
     <w:semiHidden/>
     <w:unhideWhenUsed/>
@@ -27043,11 +27134,11 @@
       <w:lang w:val="en-US"/>
     </w:rPr>
   </w:style>
-  <w:style w:type="paragraph" w:styleId="Heading5">
+  <w:style w:type="paragraph" w:styleId="Ttulo5">
     <w:name w:val="heading 5"/>
     <w:basedOn w:val="Normal"/>
     <w:next w:val="Normal"/>
-    <w:link w:val="Heading5Char"/>
+    <w:link w:val="Ttulo5Carter"/>
     <w:uiPriority w:val="9"/>
     <w:semiHidden/>
     <w:unhideWhenUsed/>
@@ -27065,11 +27156,11 @@
       <w:lang w:val="en-US"/>
     </w:rPr>
   </w:style>
-  <w:style w:type="paragraph" w:styleId="Heading6">
+  <w:style w:type="paragraph" w:styleId="Ttulo6">
     <w:name w:val="heading 6"/>
     <w:basedOn w:val="Normal"/>
     <w:next w:val="Normal"/>
-    <w:link w:val="Heading6Char"/>
+    <w:link w:val="Ttulo6Carter"/>
     <w:uiPriority w:val="9"/>
     <w:semiHidden/>
     <w:unhideWhenUsed/>
@@ -27089,11 +27180,11 @@
       <w:lang w:val="en-US"/>
     </w:rPr>
   </w:style>
-  <w:style w:type="paragraph" w:styleId="Heading7">
+  <w:style w:type="paragraph" w:styleId="Ttulo7">
     <w:name w:val="heading 7"/>
     <w:basedOn w:val="Normal"/>
     <w:next w:val="Normal"/>
-    <w:link w:val="Heading7Char"/>
+    <w:link w:val="Ttulo7Carter"/>
     <w:uiPriority w:val="9"/>
     <w:semiHidden/>
     <w:unhideWhenUsed/>
@@ -27109,15 +27200,15 @@
       <w:rFonts w:asciiTheme="majorHAnsi" w:eastAsiaTheme="majorEastAsia" w:hAnsiTheme="majorHAnsi" w:cstheme="majorBidi"/>
       <w:i/>
       <w:iCs/>
-      <w:color w:val="D8D8D8" w:themeColor="text1" w:themeTint="BF"/>
+      <w:color w:val="404040" w:themeColor="text1" w:themeTint="BF"/>
       <w:lang w:val="en-US"/>
     </w:rPr>
   </w:style>
-  <w:style w:type="paragraph" w:styleId="Heading8">
+  <w:style w:type="paragraph" w:styleId="Ttulo8">
     <w:name w:val="heading 8"/>
     <w:basedOn w:val="Normal"/>
     <w:next w:val="Normal"/>
-    <w:link w:val="Heading8Char"/>
+    <w:link w:val="Ttulo8Carter"/>
     <w:uiPriority w:val="9"/>
     <w:semiHidden/>
     <w:unhideWhenUsed/>
@@ -27137,11 +27228,11 @@
       <w:lang w:val="en-US"/>
     </w:rPr>
   </w:style>
-  <w:style w:type="paragraph" w:styleId="Heading9">
+  <w:style w:type="paragraph" w:styleId="Ttulo9">
     <w:name w:val="heading 9"/>
     <w:basedOn w:val="Normal"/>
     <w:next w:val="Normal"/>
-    <w:link w:val="Heading9Char"/>
+    <w:link w:val="Ttulo9Carter"/>
     <w:uiPriority w:val="9"/>
     <w:semiHidden/>
     <w:unhideWhenUsed/>
@@ -27157,18 +27248,19 @@
       <w:rFonts w:asciiTheme="majorHAnsi" w:eastAsiaTheme="majorEastAsia" w:hAnsiTheme="majorHAnsi" w:cstheme="majorBidi"/>
       <w:i/>
       <w:iCs/>
-      <w:color w:val="D8D8D8" w:themeColor="text1" w:themeTint="BF"/>
+      <w:color w:val="404040" w:themeColor="text1" w:themeTint="BF"/>
       <w:sz w:val="20"/>
       <w:szCs w:val="20"/>
       <w:lang w:val="en-US"/>
     </w:rPr>
   </w:style>
-  <w:style w:type="character" w:default="1" w:styleId="DefaultParagraphFont">
+  <w:style w:type="character" w:default="1" w:styleId="Tipodeletrapredefinidodopargrafo">
     <w:name w:val="Default Paragraph Font"/>
     <w:uiPriority w:val="1"/>
+    <w:semiHidden/>
     <w:unhideWhenUsed/>
   </w:style>
-  <w:style w:type="table" w:default="1" w:styleId="TableNormal">
+  <w:style w:type="table" w:default="1" w:styleId="Tabelanormal">
     <w:name w:val="Normal Table"/>
     <w:uiPriority w:val="99"/>
     <w:semiHidden/>
@@ -27183,16 +27275,16 @@
       </w:tblCellMar>
     </w:tblPr>
   </w:style>
-  <w:style w:type="numbering" w:default="1" w:styleId="NoList">
+  <w:style w:type="numbering" w:default="1" w:styleId="Semlista">
     <w:name w:val="No List"/>
     <w:uiPriority w:val="99"/>
     <w:semiHidden/>
     <w:unhideWhenUsed/>
   </w:style>
-  <w:style w:type="paragraph" w:styleId="ListParagraph">
+  <w:style w:type="paragraph" w:styleId="PargrafodaLista">
     <w:name w:val="List Paragraph"/>
     <w:basedOn w:val="Normal"/>
-    <w:link w:val="ListParagraphChar"/>
+    <w:link w:val="PargrafodaListaCarter"/>
     <w:uiPriority w:val="34"/>
     <w:qFormat/>
     <w:rsid w:val="007A3042"/>
@@ -27201,9 +27293,9 @@
       <w:contextualSpacing/>
     </w:pPr>
   </w:style>
-  <w:style w:type="table" w:styleId="TableGrid">
+  <w:style w:type="table" w:styleId="TabelacomGrelha">
     <w:name w:val="Table Grid"/>
-    <w:basedOn w:val="TableNormal"/>
+    <w:basedOn w:val="Tabelanormal"/>
     <w:uiPriority w:val="59"/>
     <w:rsid w:val="0087448D"/>
     <w:pPr>
@@ -27220,10 +27312,10 @@
       </w:tblBorders>
     </w:tblPr>
   </w:style>
-  <w:style w:type="paragraph" w:styleId="Header">
+  <w:style w:type="paragraph" w:styleId="Cabealho">
     <w:name w:val="header"/>
     <w:basedOn w:val="Normal"/>
-    <w:link w:val="HeaderChar"/>
+    <w:link w:val="CabealhoCarter"/>
     <w:uiPriority w:val="99"/>
     <w:unhideWhenUsed/>
     <w:rsid w:val="00B061A7"/>
@@ -27235,17 +27327,17 @@
       <w:spacing w:after="0" w:line="240" w:lineRule="auto"/>
     </w:pPr>
   </w:style>
-  <w:style w:type="character" w:customStyle="1" w:styleId="HeaderChar">
-    <w:name w:val="Header Char"/>
-    <w:basedOn w:val="DefaultParagraphFont"/>
-    <w:link w:val="Header"/>
+  <w:style w:type="character" w:customStyle="1" w:styleId="CabealhoCarter">
+    <w:name w:val="Cabeçalho Caráter"/>
+    <w:basedOn w:val="Tipodeletrapredefinidodopargrafo"/>
+    <w:link w:val="Cabealho"/>
     <w:uiPriority w:val="99"/>
     <w:rsid w:val="00B061A7"/>
   </w:style>
-  <w:style w:type="paragraph" w:styleId="Footer">
+  <w:style w:type="paragraph" w:styleId="Rodap">
     <w:name w:val="footer"/>
     <w:basedOn w:val="Normal"/>
-    <w:link w:val="FooterChar"/>
+    <w:link w:val="RodapCarter"/>
     <w:uiPriority w:val="99"/>
     <w:unhideWhenUsed/>
     <w:rsid w:val="00B061A7"/>
@@ -27257,16 +27349,16 @@
       <w:spacing w:after="0" w:line="240" w:lineRule="auto"/>
     </w:pPr>
   </w:style>
-  <w:style w:type="character" w:customStyle="1" w:styleId="FooterChar">
-    <w:name w:val="Footer Char"/>
-    <w:basedOn w:val="DefaultParagraphFont"/>
-    <w:link w:val="Footer"/>
+  <w:style w:type="character" w:customStyle="1" w:styleId="RodapCarter">
+    <w:name w:val="Rodapé Caráter"/>
+    <w:basedOn w:val="Tipodeletrapredefinidodopargrafo"/>
+    <w:link w:val="Rodap"/>
     <w:uiPriority w:val="99"/>
     <w:rsid w:val="00B061A7"/>
   </w:style>
-  <w:style w:type="paragraph" w:styleId="NoSpacing">
+  <w:style w:type="paragraph" w:styleId="SemEspaamento">
     <w:name w:val="No Spacing"/>
-    <w:link w:val="NoSpacingChar"/>
+    <w:link w:val="SemEspaamentoCarter"/>
     <w:uiPriority w:val="1"/>
     <w:qFormat/>
     <w:rsid w:val="00100DFB"/>
@@ -27278,10 +27370,10 @@
       <w:lang w:val="en-US"/>
     </w:rPr>
   </w:style>
-  <w:style w:type="character" w:customStyle="1" w:styleId="NoSpacingChar">
-    <w:name w:val="No Spacing Char"/>
-    <w:basedOn w:val="DefaultParagraphFont"/>
-    <w:link w:val="NoSpacing"/>
+  <w:style w:type="character" w:customStyle="1" w:styleId="SemEspaamentoCarter">
+    <w:name w:val="Sem Espaçamento Caráter"/>
+    <w:basedOn w:val="Tipodeletrapredefinidodopargrafo"/>
+    <w:link w:val="SemEspaamento"/>
     <w:uiPriority w:val="1"/>
     <w:rsid w:val="00100DFB"/>
     <w:rPr>
@@ -27291,7 +27383,7 @@
   </w:style>
   <w:style w:type="paragraph" w:customStyle="1" w:styleId="titulo">
     <w:name w:val="titulo"/>
-    <w:basedOn w:val="ListParagraph"/>
+    <w:basedOn w:val="PargrafodaLista"/>
     <w:link w:val="tituloChar"/>
     <w:qFormat/>
     <w:rsid w:val="007D55EA"/>
@@ -27307,10 +27399,10 @@
       <w:szCs w:val="28"/>
     </w:rPr>
   </w:style>
-  <w:style w:type="character" w:customStyle="1" w:styleId="Heading1Char">
-    <w:name w:val="Heading 1 Char"/>
-    <w:basedOn w:val="DefaultParagraphFont"/>
-    <w:link w:val="Heading1"/>
+  <w:style w:type="character" w:customStyle="1" w:styleId="Ttulo1Carter">
+    <w:name w:val="Título 1 Caráter"/>
+    <w:basedOn w:val="Tipodeletrapredefinidodopargrafo"/>
+    <w:link w:val="Ttulo1"/>
     <w:uiPriority w:val="9"/>
     <w:rsid w:val="00902224"/>
     <w:rPr>
@@ -27321,10 +27413,10 @@
       <w:szCs w:val="32"/>
     </w:rPr>
   </w:style>
-  <w:style w:type="character" w:customStyle="1" w:styleId="ListParagraphChar">
-    <w:name w:val="List Paragraph Char"/>
-    <w:basedOn w:val="DefaultParagraphFont"/>
-    <w:link w:val="ListParagraph"/>
+  <w:style w:type="character" w:customStyle="1" w:styleId="PargrafodaListaCarter">
+    <w:name w:val="Parágrafo da Lista Caráter"/>
+    <w:basedOn w:val="Tipodeletrapredefinidodopargrafo"/>
+    <w:link w:val="PargrafodaLista"/>
     <w:uiPriority w:val="34"/>
     <w:rsid w:val="007D55EA"/>
     <w:rPr>
@@ -27333,7 +27425,7 @@
   </w:style>
   <w:style w:type="character" w:customStyle="1" w:styleId="tituloChar">
     <w:name w:val="titulo Char"/>
-    <w:basedOn w:val="ListParagraphChar"/>
+    <w:basedOn w:val="PargrafodaListaCarter"/>
     <w:link w:val="titulo"/>
     <w:rsid w:val="007D55EA"/>
     <w:rPr>
@@ -27344,9 +27436,9 @@
       <w:szCs w:val="28"/>
     </w:rPr>
   </w:style>
-  <w:style w:type="paragraph" w:styleId="TOCHeading">
+  <w:style w:type="paragraph" w:styleId="Cabealhodondice">
     <w:name w:val="TOC Heading"/>
-    <w:basedOn w:val="Heading1"/>
+    <w:basedOn w:val="Ttulo1"/>
     <w:next w:val="Normal"/>
     <w:uiPriority w:val="39"/>
     <w:unhideWhenUsed/>
@@ -27359,7 +27451,7 @@
       <w:lang w:val="en-US"/>
     </w:rPr>
   </w:style>
-  <w:style w:type="paragraph" w:styleId="TOC1">
+  <w:style w:type="paragraph" w:styleId="ndice1">
     <w:name w:val="toc 1"/>
     <w:basedOn w:val="Normal"/>
     <w:next w:val="Normal"/>
@@ -27371,9 +27463,9 @@
       <w:spacing w:after="100"/>
     </w:pPr>
   </w:style>
-  <w:style w:type="character" w:styleId="Hyperlink">
+  <w:style w:type="character" w:styleId="Hiperligao">
     <w:name w:val="Hyperlink"/>
-    <w:basedOn w:val="DefaultParagraphFont"/>
+    <w:basedOn w:val="Tipodeletrapredefinidodopargrafo"/>
     <w:uiPriority w:val="99"/>
     <w:unhideWhenUsed/>
     <w:rsid w:val="00902224"/>
@@ -27399,9 +27491,9 @@
       <w:lang w:eastAsia="pt-PT"/>
     </w:rPr>
   </w:style>
-  <w:style w:type="table" w:styleId="GridTable1Light">
+  <w:style w:type="table" w:styleId="TabeladeGrelha1Clara">
     <w:name w:val="Grid Table 1 Light"/>
-    <w:basedOn w:val="TableNormal"/>
+    <w:basedOn w:val="Tabelanormal"/>
     <w:uiPriority w:val="46"/>
     <w:rsid w:val="00643398"/>
     <w:pPr>
@@ -27411,12 +27503,12 @@
       <w:tblStyleRowBandSize w:val="1"/>
       <w:tblStyleColBandSize w:val="1"/>
       <w:tblBorders>
-        <w:top w:val="single" w:sz="4" w:space="0" w:color="EAEAEA" w:themeColor="text1" w:themeTint="66"/>
-        <w:left w:val="single" w:sz="4" w:space="0" w:color="EAEAEA" w:themeColor="text1" w:themeTint="66"/>
-        <w:bottom w:val="single" w:sz="4" w:space="0" w:color="EAEAEA" w:themeColor="text1" w:themeTint="66"/>
-        <w:right w:val="single" w:sz="4" w:space="0" w:color="EAEAEA" w:themeColor="text1" w:themeTint="66"/>
-        <w:insideH w:val="single" w:sz="4" w:space="0" w:color="EAEAEA" w:themeColor="text1" w:themeTint="66"/>
-        <w:insideV w:val="single" w:sz="4" w:space="0" w:color="EAEAEA" w:themeColor="text1" w:themeTint="66"/>
+        <w:top w:val="single" w:sz="4" w:space="0" w:color="999999" w:themeColor="text1" w:themeTint="66"/>
+        <w:left w:val="single" w:sz="4" w:space="0" w:color="999999" w:themeColor="text1" w:themeTint="66"/>
+        <w:bottom w:val="single" w:sz="4" w:space="0" w:color="999999" w:themeColor="text1" w:themeTint="66"/>
+        <w:right w:val="single" w:sz="4" w:space="0" w:color="999999" w:themeColor="text1" w:themeTint="66"/>
+        <w:insideH w:val="single" w:sz="4" w:space="0" w:color="999999" w:themeColor="text1" w:themeTint="66"/>
+        <w:insideV w:val="single" w:sz="4" w:space="0" w:color="999999" w:themeColor="text1" w:themeTint="66"/>
       </w:tblBorders>
     </w:tblPr>
     <w:tblStylePr w:type="firstRow">
@@ -27427,7 +27519,7 @@
       <w:tblPr/>
       <w:tcPr>
         <w:tcBorders>
-          <w:bottom w:val="single" w:sz="12" w:space="0" w:color="E0E0E0" w:themeColor="text1" w:themeTint="99"/>
+          <w:bottom w:val="single" w:sz="12" w:space="0" w:color="666666" w:themeColor="text1" w:themeTint="99"/>
         </w:tcBorders>
       </w:tcPr>
     </w:tblStylePr>
@@ -27439,7 +27531,7 @@
       <w:tblPr/>
       <w:tcPr>
         <w:tcBorders>
-          <w:top w:val="double" w:sz="2" w:space="0" w:color="E0E0E0" w:themeColor="text1" w:themeTint="99"/>
+          <w:top w:val="double" w:sz="2" w:space="0" w:color="666666" w:themeColor="text1" w:themeTint="99"/>
         </w:tcBorders>
       </w:tcPr>
     </w:tblStylePr>
@@ -27456,10 +27548,10 @@
       </w:rPr>
     </w:tblStylePr>
   </w:style>
-  <w:style w:type="character" w:customStyle="1" w:styleId="Heading2Char">
-    <w:name w:val="Heading 2 Char"/>
-    <w:basedOn w:val="DefaultParagraphFont"/>
-    <w:link w:val="Heading2"/>
+  <w:style w:type="character" w:customStyle="1" w:styleId="Ttulo2Carter">
+    <w:name w:val="Título 2 Caráter"/>
+    <w:basedOn w:val="Tipodeletrapredefinidodopargrafo"/>
+    <w:link w:val="Ttulo2"/>
     <w:uiPriority w:val="9"/>
     <w:rsid w:val="00643398"/>
     <w:rPr>
@@ -27472,10 +27564,10 @@
       <w:lang w:val="en-US"/>
     </w:rPr>
   </w:style>
-  <w:style w:type="character" w:customStyle="1" w:styleId="Heading3Char">
-    <w:name w:val="Heading 3 Char"/>
-    <w:basedOn w:val="DefaultParagraphFont"/>
-    <w:link w:val="Heading3"/>
+  <w:style w:type="character" w:customStyle="1" w:styleId="Ttulo3Carter">
+    <w:name w:val="Título 3 Caráter"/>
+    <w:basedOn w:val="Tipodeletrapredefinidodopargrafo"/>
+    <w:link w:val="Ttulo3"/>
     <w:uiPriority w:val="9"/>
     <w:rsid w:val="00643398"/>
     <w:rPr>
@@ -27486,10 +27578,10 @@
       <w:lang w:val="en-US"/>
     </w:rPr>
   </w:style>
-  <w:style w:type="character" w:customStyle="1" w:styleId="Heading4Char">
-    <w:name w:val="Heading 4 Char"/>
-    <w:basedOn w:val="DefaultParagraphFont"/>
-    <w:link w:val="Heading4"/>
+  <w:style w:type="character" w:customStyle="1" w:styleId="Ttulo4Carter">
+    <w:name w:val="Título 4 Caráter"/>
+    <w:basedOn w:val="Tipodeletrapredefinidodopargrafo"/>
+    <w:link w:val="Ttulo4"/>
     <w:uiPriority w:val="9"/>
     <w:semiHidden/>
     <w:rsid w:val="00643398"/>
@@ -27503,10 +27595,10 @@
       <w:lang w:val="en-US"/>
     </w:rPr>
   </w:style>
-  <w:style w:type="character" w:customStyle="1" w:styleId="Heading5Char">
-    <w:name w:val="Heading 5 Char"/>
-    <w:basedOn w:val="DefaultParagraphFont"/>
-    <w:link w:val="Heading5"/>
+  <w:style w:type="character" w:customStyle="1" w:styleId="Ttulo5Carter">
+    <w:name w:val="Título 5 Caráter"/>
+    <w:basedOn w:val="Tipodeletrapredefinidodopargrafo"/>
+    <w:link w:val="Ttulo5"/>
     <w:uiPriority w:val="9"/>
     <w:semiHidden/>
     <w:rsid w:val="00643398"/>
@@ -27516,10 +27608,10 @@
       <w:lang w:val="en-US"/>
     </w:rPr>
   </w:style>
-  <w:style w:type="character" w:customStyle="1" w:styleId="Heading6Char">
-    <w:name w:val="Heading 6 Char"/>
-    <w:basedOn w:val="DefaultParagraphFont"/>
-    <w:link w:val="Heading6"/>
+  <w:style w:type="character" w:customStyle="1" w:styleId="Ttulo6Carter">
+    <w:name w:val="Título 6 Caráter"/>
+    <w:basedOn w:val="Tipodeletrapredefinidodopargrafo"/>
+    <w:link w:val="Ttulo6"/>
     <w:uiPriority w:val="9"/>
     <w:semiHidden/>
     <w:rsid w:val="00643398"/>
@@ -27531,10 +27623,10 @@
       <w:lang w:val="en-US"/>
     </w:rPr>
   </w:style>
-  <w:style w:type="character" w:customStyle="1" w:styleId="Heading7Char">
-    <w:name w:val="Heading 7 Char"/>
-    <w:basedOn w:val="DefaultParagraphFont"/>
-    <w:link w:val="Heading7"/>
+  <w:style w:type="character" w:customStyle="1" w:styleId="Ttulo7Carter">
+    <w:name w:val="Título 7 Caráter"/>
+    <w:basedOn w:val="Tipodeletrapredefinidodopargrafo"/>
+    <w:link w:val="Ttulo7"/>
     <w:uiPriority w:val="9"/>
     <w:semiHidden/>
     <w:rsid w:val="00643398"/>
@@ -27542,14 +27634,14 @@
       <w:rFonts w:asciiTheme="majorHAnsi" w:eastAsiaTheme="majorEastAsia" w:hAnsiTheme="majorHAnsi" w:cstheme="majorBidi"/>
       <w:i/>
       <w:iCs/>
-      <w:color w:val="D8D8D8" w:themeColor="text1" w:themeTint="BF"/>
+      <w:color w:val="404040" w:themeColor="text1" w:themeTint="BF"/>
       <w:lang w:val="en-US"/>
     </w:rPr>
   </w:style>
-  <w:style w:type="character" w:customStyle="1" w:styleId="Heading8Char">
-    <w:name w:val="Heading 8 Char"/>
-    <w:basedOn w:val="DefaultParagraphFont"/>
-    <w:link w:val="Heading8"/>
+  <w:style w:type="character" w:customStyle="1" w:styleId="Ttulo8Carter">
+    <w:name w:val="Título 8 Caráter"/>
+    <w:basedOn w:val="Tipodeletrapredefinidodopargrafo"/>
+    <w:link w:val="Ttulo8"/>
     <w:uiPriority w:val="9"/>
     <w:semiHidden/>
     <w:rsid w:val="00643398"/>
@@ -27561,10 +27653,10 @@
       <w:lang w:val="en-US"/>
     </w:rPr>
   </w:style>
-  <w:style w:type="character" w:customStyle="1" w:styleId="Heading9Char">
-    <w:name w:val="Heading 9 Char"/>
-    <w:basedOn w:val="DefaultParagraphFont"/>
-    <w:link w:val="Heading9"/>
+  <w:style w:type="character" w:customStyle="1" w:styleId="Ttulo9Carter">
+    <w:name w:val="Título 9 Caráter"/>
+    <w:basedOn w:val="Tipodeletrapredefinidodopargrafo"/>
+    <w:link w:val="Ttulo9"/>
     <w:uiPriority w:val="9"/>
     <w:semiHidden/>
     <w:rsid w:val="00643398"/>
@@ -27572,17 +27664,17 @@
       <w:rFonts w:asciiTheme="majorHAnsi" w:eastAsiaTheme="majorEastAsia" w:hAnsiTheme="majorHAnsi" w:cstheme="majorBidi"/>
       <w:i/>
       <w:iCs/>
-      <w:color w:val="D8D8D8" w:themeColor="text1" w:themeTint="BF"/>
+      <w:color w:val="404040" w:themeColor="text1" w:themeTint="BF"/>
       <w:sz w:val="20"/>
       <w:szCs w:val="20"/>
       <w:lang w:val="en-US"/>
     </w:rPr>
   </w:style>
-  <w:style w:type="paragraph" w:styleId="Title">
+  <w:style w:type="paragraph" w:styleId="Ttulo">
     <w:name w:val="Title"/>
     <w:basedOn w:val="Normal"/>
     <w:next w:val="Normal"/>
-    <w:link w:val="TitleChar"/>
+    <w:link w:val="TtuloCarter"/>
     <w:uiPriority w:val="10"/>
     <w:qFormat/>
     <w:rsid w:val="00643398"/>
@@ -27603,10 +27695,10 @@
       <w:lang w:val="en-US"/>
     </w:rPr>
   </w:style>
-  <w:style w:type="character" w:customStyle="1" w:styleId="TitleChar">
-    <w:name w:val="Title Char"/>
-    <w:basedOn w:val="DefaultParagraphFont"/>
-    <w:link w:val="Title"/>
+  <w:style w:type="character" w:customStyle="1" w:styleId="TtuloCarter">
+    <w:name w:val="Título Caráter"/>
+    <w:basedOn w:val="Tipodeletrapredefinidodopargrafo"/>
+    <w:link w:val="Ttulo"/>
     <w:uiPriority w:val="10"/>
     <w:rsid w:val="00643398"/>
     <w:rPr>
@@ -27619,11 +27711,11 @@
       <w:lang w:val="en-US"/>
     </w:rPr>
   </w:style>
-  <w:style w:type="paragraph" w:styleId="Subtitle">
+  <w:style w:type="paragraph" w:styleId="Subttulo">
     <w:name w:val="Subtitle"/>
     <w:basedOn w:val="Normal"/>
     <w:next w:val="Normal"/>
-    <w:link w:val="SubtitleChar"/>
+    <w:link w:val="SubttuloCarter"/>
     <w:uiPriority w:val="11"/>
     <w:qFormat/>
     <w:rsid w:val="00643398"/>
@@ -27644,10 +27736,10 @@
       <w:lang w:val="en-US"/>
     </w:rPr>
   </w:style>
-  <w:style w:type="character" w:customStyle="1" w:styleId="SubtitleChar">
-    <w:name w:val="Subtitle Char"/>
-    <w:basedOn w:val="DefaultParagraphFont"/>
-    <w:link w:val="Subtitle"/>
+  <w:style w:type="character" w:customStyle="1" w:styleId="SubttuloCarter">
+    <w:name w:val="Subtítulo Caráter"/>
+    <w:basedOn w:val="Tipodeletrapredefinidodopargrafo"/>
+    <w:link w:val="Subttulo"/>
     <w:uiPriority w:val="11"/>
     <w:rsid w:val="00643398"/>
     <w:rPr>
@@ -27661,10 +27753,10 @@
       <w:lang w:val="en-US"/>
     </w:rPr>
   </w:style>
-  <w:style w:type="paragraph" w:styleId="BodyText">
+  <w:style w:type="paragraph" w:styleId="Corpodetexto">
     <w:name w:val="Body Text"/>
     <w:basedOn w:val="Normal"/>
-    <w:link w:val="BodyTextChar"/>
+    <w:link w:val="CorpodetextoCarter"/>
     <w:uiPriority w:val="99"/>
     <w:unhideWhenUsed/>
     <w:rsid w:val="00643398"/>
@@ -27676,10 +27768,10 @@
       <w:lang w:val="en-US"/>
     </w:rPr>
   </w:style>
-  <w:style w:type="character" w:customStyle="1" w:styleId="BodyTextChar">
-    <w:name w:val="Body Text Char"/>
-    <w:basedOn w:val="DefaultParagraphFont"/>
-    <w:link w:val="BodyText"/>
+  <w:style w:type="character" w:customStyle="1" w:styleId="CorpodetextoCarter">
+    <w:name w:val="Corpo de texto Caráter"/>
+    <w:basedOn w:val="Tipodeletrapredefinidodopargrafo"/>
+    <w:link w:val="Corpodetexto"/>
     <w:uiPriority w:val="99"/>
     <w:rsid w:val="00643398"/>
     <w:rPr>
@@ -27687,10 +27779,10 @@
       <w:lang w:val="en-US"/>
     </w:rPr>
   </w:style>
-  <w:style w:type="paragraph" w:styleId="BodyText2">
+  <w:style w:type="paragraph" w:styleId="Corpodetexto2">
     <w:name w:val="Body Text 2"/>
     <w:basedOn w:val="Normal"/>
-    <w:link w:val="BodyText2Char"/>
+    <w:link w:val="Corpodetexto2Carter"/>
     <w:uiPriority w:val="99"/>
     <w:unhideWhenUsed/>
     <w:rsid w:val="00643398"/>
@@ -27702,10 +27794,10 @@
       <w:lang w:val="en-US"/>
     </w:rPr>
   </w:style>
-  <w:style w:type="character" w:customStyle="1" w:styleId="BodyText2Char">
-    <w:name w:val="Body Text 2 Char"/>
-    <w:basedOn w:val="DefaultParagraphFont"/>
-    <w:link w:val="BodyText2"/>
+  <w:style w:type="character" w:customStyle="1" w:styleId="Corpodetexto2Carter">
+    <w:name w:val="Corpo de texto 2 Caráter"/>
+    <w:basedOn w:val="Tipodeletrapredefinidodopargrafo"/>
+    <w:link w:val="Corpodetexto2"/>
     <w:uiPriority w:val="99"/>
     <w:rsid w:val="00643398"/>
     <w:rPr>
@@ -27713,10 +27805,10 @@
       <w:lang w:val="en-US"/>
     </w:rPr>
   </w:style>
-  <w:style w:type="paragraph" w:styleId="BodyText3">
+  <w:style w:type="paragraph" w:styleId="Corpodetexto3">
     <w:name w:val="Body Text 3"/>
     <w:basedOn w:val="Normal"/>
-    <w:link w:val="BodyText3Char"/>
+    <w:link w:val="Corpodetexto3Carter"/>
     <w:uiPriority w:val="99"/>
     <w:unhideWhenUsed/>
     <w:rsid w:val="00643398"/>
@@ -27730,10 +27822,10 @@
       <w:lang w:val="en-US"/>
     </w:rPr>
   </w:style>
-  <w:style w:type="character" w:customStyle="1" w:styleId="BodyText3Char">
-    <w:name w:val="Body Text 3 Char"/>
-    <w:basedOn w:val="DefaultParagraphFont"/>
-    <w:link w:val="BodyText3"/>
+  <w:style w:type="character" w:customStyle="1" w:styleId="Corpodetexto3Carter">
+    <w:name w:val="Corpo de texto 3 Caráter"/>
+    <w:basedOn w:val="Tipodeletrapredefinidodopargrafo"/>
+    <w:link w:val="Corpodetexto3"/>
     <w:uiPriority w:val="99"/>
     <w:rsid w:val="00643398"/>
     <w:rPr>
@@ -27743,7 +27835,7 @@
       <w:lang w:val="en-US"/>
     </w:rPr>
   </w:style>
-  <w:style w:type="paragraph" w:styleId="List">
+  <w:style w:type="paragraph" w:styleId="Lista">
     <w:name w:val="List"/>
     <w:basedOn w:val="Normal"/>
     <w:uiPriority w:val="99"/>
@@ -27759,7 +27851,7 @@
       <w:lang w:val="en-US"/>
     </w:rPr>
   </w:style>
-  <w:style w:type="paragraph" w:styleId="List2">
+  <w:style w:type="paragraph" w:styleId="Lista2">
     <w:name w:val="List 2"/>
     <w:basedOn w:val="Normal"/>
     <w:uiPriority w:val="99"/>
@@ -27775,7 +27867,7 @@
       <w:lang w:val="en-US"/>
     </w:rPr>
   </w:style>
-  <w:style w:type="paragraph" w:styleId="List3">
+  <w:style w:type="paragraph" w:styleId="Lista3">
     <w:name w:val="List 3"/>
     <w:basedOn w:val="Normal"/>
     <w:uiPriority w:val="99"/>
@@ -27791,7 +27883,7 @@
       <w:lang w:val="en-US"/>
     </w:rPr>
   </w:style>
-  <w:style w:type="paragraph" w:styleId="ListBullet">
+  <w:style w:type="paragraph" w:styleId="Listacommarcas">
     <w:name w:val="List Bullet"/>
     <w:basedOn w:val="Normal"/>
     <w:uiPriority w:val="99"/>
@@ -27813,7 +27905,7 @@
       <w:lang w:val="en-US"/>
     </w:rPr>
   </w:style>
-  <w:style w:type="paragraph" w:styleId="ListBullet2">
+  <w:style w:type="paragraph" w:styleId="Listacommarcas2">
     <w:name w:val="List Bullet 2"/>
     <w:basedOn w:val="Normal"/>
     <w:uiPriority w:val="99"/>
@@ -27835,7 +27927,7 @@
       <w:lang w:val="en-US"/>
     </w:rPr>
   </w:style>
-  <w:style w:type="paragraph" w:styleId="ListBullet3">
+  <w:style w:type="paragraph" w:styleId="Listacommarcas3">
     <w:name w:val="List Bullet 3"/>
     <w:basedOn w:val="Normal"/>
     <w:uiPriority w:val="99"/>
@@ -27857,7 +27949,7 @@
       <w:lang w:val="en-US"/>
     </w:rPr>
   </w:style>
-  <w:style w:type="paragraph" w:styleId="ListNumber">
+  <w:style w:type="paragraph" w:styleId="Listanumerada">
     <w:name w:val="List Number"/>
     <w:basedOn w:val="Normal"/>
     <w:uiPriority w:val="99"/>
@@ -27879,7 +27971,7 @@
       <w:lang w:val="en-US"/>
     </w:rPr>
   </w:style>
-  <w:style w:type="paragraph" w:styleId="ListNumber2">
+  <w:style w:type="paragraph" w:styleId="Listanumerada2">
     <w:name w:val="List Number 2"/>
     <w:basedOn w:val="Normal"/>
     <w:uiPriority w:val="99"/>
@@ -27901,7 +27993,7 @@
       <w:lang w:val="en-US"/>
     </w:rPr>
   </w:style>
-  <w:style w:type="paragraph" w:styleId="ListNumber3">
+  <w:style w:type="paragraph" w:styleId="Listanumerada3">
     <w:name w:val="List Number 3"/>
     <w:basedOn w:val="Normal"/>
     <w:uiPriority w:val="99"/>
@@ -27923,7 +28015,7 @@
       <w:lang w:val="en-US"/>
     </w:rPr>
   </w:style>
-  <w:style w:type="paragraph" w:styleId="ListContinue">
+  <w:style w:type="paragraph" w:styleId="Listadecont">
     <w:name w:val="List Continue"/>
     <w:basedOn w:val="Normal"/>
     <w:uiPriority w:val="99"/>
@@ -27939,7 +28031,7 @@
       <w:lang w:val="en-US"/>
     </w:rPr>
   </w:style>
-  <w:style w:type="paragraph" w:styleId="ListContinue2">
+  <w:style w:type="paragraph" w:styleId="Listadecont2">
     <w:name w:val="List Continue 2"/>
     <w:basedOn w:val="Normal"/>
     <w:uiPriority w:val="99"/>
@@ -27955,7 +28047,7 @@
       <w:lang w:val="en-US"/>
     </w:rPr>
   </w:style>
-  <w:style w:type="paragraph" w:styleId="ListContinue3">
+  <w:style w:type="paragraph" w:styleId="Listadecont3">
     <w:name w:val="List Continue 3"/>
     <w:basedOn w:val="Normal"/>
     <w:uiPriority w:val="99"/>
@@ -27971,9 +28063,9 @@
       <w:lang w:val="en-US"/>
     </w:rPr>
   </w:style>
-  <w:style w:type="paragraph" w:styleId="MacroText">
+  <w:style w:type="paragraph" w:styleId="Textodemacro">
     <w:name w:val="macro"/>
-    <w:link w:val="MacroTextChar"/>
+    <w:link w:val="TextodemacroCarter"/>
     <w:uiPriority w:val="99"/>
     <w:unhideWhenUsed/>
     <w:rsid w:val="00643398"/>
@@ -27996,10 +28088,10 @@
       <w:lang w:val="en-US"/>
     </w:rPr>
   </w:style>
-  <w:style w:type="character" w:customStyle="1" w:styleId="MacroTextChar">
-    <w:name w:val="Macro Text Char"/>
-    <w:basedOn w:val="DefaultParagraphFont"/>
-    <w:link w:val="MacroText"/>
+  <w:style w:type="character" w:customStyle="1" w:styleId="TextodemacroCarter">
+    <w:name w:val="Texto de macro Caráter"/>
+    <w:basedOn w:val="Tipodeletrapredefinidodopargrafo"/>
+    <w:link w:val="Textodemacro"/>
     <w:uiPriority w:val="99"/>
     <w:rsid w:val="00643398"/>
     <w:rPr>
@@ -28009,11 +28101,11 @@
       <w:lang w:val="en-US"/>
     </w:rPr>
   </w:style>
-  <w:style w:type="paragraph" w:styleId="Quote">
+  <w:style w:type="paragraph" w:styleId="Citao">
     <w:name w:val="Quote"/>
     <w:basedOn w:val="Normal"/>
     <w:next w:val="Normal"/>
-    <w:link w:val="QuoteChar"/>
+    <w:link w:val="CitaoCarter"/>
     <w:uiPriority w:val="29"/>
     <w:qFormat/>
     <w:rsid w:val="00643398"/>
@@ -28024,25 +28116,25 @@
       <w:rFonts w:eastAsiaTheme="minorEastAsia"/>
       <w:i/>
       <w:iCs/>
-      <w:color w:val="CCCCCC" w:themeColor="text1"/>
+      <w:color w:val="000000" w:themeColor="text1"/>
       <w:lang w:val="en-US"/>
     </w:rPr>
   </w:style>
-  <w:style w:type="character" w:customStyle="1" w:styleId="QuoteChar">
-    <w:name w:val="Quote Char"/>
-    <w:basedOn w:val="DefaultParagraphFont"/>
-    <w:link w:val="Quote"/>
+  <w:style w:type="character" w:customStyle="1" w:styleId="CitaoCarter">
+    <w:name w:val="Citação Caráter"/>
+    <w:basedOn w:val="Tipodeletrapredefinidodopargrafo"/>
+    <w:link w:val="Citao"/>
     <w:uiPriority w:val="29"/>
     <w:rsid w:val="00643398"/>
     <w:rPr>
       <w:rFonts w:eastAsiaTheme="minorEastAsia"/>
       <w:i/>
       <w:iCs/>
-      <w:color w:val="CCCCCC" w:themeColor="text1"/>
+      <w:color w:val="000000" w:themeColor="text1"/>
       <w:lang w:val="en-US"/>
     </w:rPr>
   </w:style>
-  <w:style w:type="paragraph" w:styleId="Caption">
+  <w:style w:type="paragraph" w:styleId="Legenda">
     <w:name w:val="caption"/>
     <w:basedOn w:val="Normal"/>
     <w:next w:val="Normal"/>
@@ -28064,9 +28156,9 @@
       <w:lang w:val="en-US"/>
     </w:rPr>
   </w:style>
-  <w:style w:type="character" w:styleId="Strong">
+  <w:style w:type="character" w:styleId="Forte">
     <w:name w:val="Strong"/>
-    <w:basedOn w:val="DefaultParagraphFont"/>
+    <w:basedOn w:val="Tipodeletrapredefinidodopargrafo"/>
     <w:uiPriority w:val="22"/>
     <w:qFormat/>
     <w:rsid w:val="00643398"/>
@@ -28075,9 +28167,9 @@
       <w:bCs/>
     </w:rPr>
   </w:style>
-  <w:style w:type="character" w:styleId="Emphasis">
+  <w:style w:type="character" w:styleId="nfase">
     <w:name w:val="Emphasis"/>
-    <w:basedOn w:val="DefaultParagraphFont"/>
+    <w:basedOn w:val="Tipodeletrapredefinidodopargrafo"/>
     <w:uiPriority w:val="20"/>
     <w:qFormat/>
     <w:rsid w:val="00643398"/>
@@ -28086,11 +28178,11 @@
       <w:iCs/>
     </w:rPr>
   </w:style>
-  <w:style w:type="paragraph" w:styleId="IntenseQuote">
+  <w:style w:type="paragraph" w:styleId="CitaoIntensa">
     <w:name w:val="Intense Quote"/>
     <w:basedOn w:val="Normal"/>
     <w:next w:val="Normal"/>
-    <w:link w:val="IntenseQuoteChar"/>
+    <w:link w:val="CitaoIntensaCarter"/>
     <w:uiPriority w:val="30"/>
     <w:qFormat/>
     <w:rsid w:val="00643398"/>
@@ -28111,10 +28203,10 @@
       <w:lang w:val="en-US"/>
     </w:rPr>
   </w:style>
-  <w:style w:type="character" w:customStyle="1" w:styleId="IntenseQuoteChar">
-    <w:name w:val="Intense Quote Char"/>
-    <w:basedOn w:val="DefaultParagraphFont"/>
-    <w:link w:val="IntenseQuote"/>
+  <w:style w:type="character" w:customStyle="1" w:styleId="CitaoIntensaCarter">
+    <w:name w:val="Citação Intensa Caráter"/>
+    <w:basedOn w:val="Tipodeletrapredefinidodopargrafo"/>
+    <w:link w:val="CitaoIntensa"/>
     <w:uiPriority w:val="30"/>
     <w:rsid w:val="00643398"/>
     <w:rPr>
@@ -28127,21 +28219,21 @@
       <w:lang w:val="en-US"/>
     </w:rPr>
   </w:style>
-  <w:style w:type="character" w:styleId="SubtleEmphasis">
+  <w:style w:type="character" w:styleId="nfaseDiscreta">
     <w:name w:val="Subtle Emphasis"/>
-    <w:basedOn w:val="DefaultParagraphFont"/>
+    <w:basedOn w:val="Tipodeletrapredefinidodopargrafo"/>
     <w:uiPriority w:val="19"/>
     <w:qFormat/>
     <w:rsid w:val="00643398"/>
     <w:rPr>
       <w:i/>
       <w:iCs/>
-      <w:color w:val="E5E5E5" w:themeColor="text1" w:themeTint="7F"/>
+      <w:color w:val="808080" w:themeColor="text1" w:themeTint="7F"/>
     </w:rPr>
   </w:style>
-  <w:style w:type="character" w:styleId="IntenseEmphasis">
+  <w:style w:type="character" w:styleId="nfaseIntensa">
     <w:name w:val="Intense Emphasis"/>
-    <w:basedOn w:val="DefaultParagraphFont"/>
+    <w:basedOn w:val="Tipodeletrapredefinidodopargrafo"/>
     <w:uiPriority w:val="21"/>
     <w:qFormat/>
     <w:rsid w:val="00643398"/>
@@ -28153,9 +28245,9 @@
       <w:color w:val="4472C4" w:themeColor="accent1"/>
     </w:rPr>
   </w:style>
-  <w:style w:type="character" w:styleId="SubtleReference">
+  <w:style w:type="character" w:styleId="RefernciaDiscreta">
     <w:name w:val="Subtle Reference"/>
-    <w:basedOn w:val="DefaultParagraphFont"/>
+    <w:basedOn w:val="Tipodeletrapredefinidodopargrafo"/>
     <w:uiPriority w:val="31"/>
     <w:qFormat/>
     <w:rsid w:val="00643398"/>
@@ -28165,9 +28257,9 @@
       <w:u w:val="single"/>
     </w:rPr>
   </w:style>
-  <w:style w:type="character" w:styleId="IntenseReference">
+  <w:style w:type="character" w:styleId="RefernciaIntensa">
     <w:name w:val="Intense Reference"/>
-    <w:basedOn w:val="DefaultParagraphFont"/>
+    <w:basedOn w:val="Tipodeletrapredefinidodopargrafo"/>
     <w:uiPriority w:val="32"/>
     <w:qFormat/>
     <w:rsid w:val="00643398"/>
@@ -28180,9 +28272,9 @@
       <w:u w:val="single"/>
     </w:rPr>
   </w:style>
-  <w:style w:type="character" w:styleId="BookTitle">
+  <w:style w:type="character" w:styleId="TtulodoLivro">
     <w:name w:val="Book Title"/>
-    <w:basedOn w:val="DefaultParagraphFont"/>
+    <w:basedOn w:val="Tipodeletrapredefinidodopargrafo"/>
     <w:uiPriority w:val="33"/>
     <w:qFormat/>
     <w:rsid w:val="00643398"/>
@@ -28193,9 +28285,9 @@
       <w:spacing w:val="5"/>
     </w:rPr>
   </w:style>
-  <w:style w:type="table" w:styleId="LightShading">
+  <w:style w:type="table" w:styleId="SombreadoClaro">
     <w:name w:val="Light Shading"/>
-    <w:basedOn w:val="TableNormal"/>
+    <w:basedOn w:val="Tabelanormal"/>
     <w:uiPriority w:val="60"/>
     <w:rsid w:val="00643398"/>
     <w:pPr>
@@ -28203,15 +28295,15 @@
     </w:pPr>
     <w:rPr>
       <w:rFonts w:eastAsiaTheme="minorEastAsia"/>
-      <w:color w:val="989898" w:themeColor="text1" w:themeShade="BF"/>
+      <w:color w:val="000000" w:themeColor="text1" w:themeShade="BF"/>
       <w:lang w:val="en-US"/>
     </w:rPr>
     <w:tblPr>
       <w:tblStyleRowBandSize w:val="1"/>
       <w:tblStyleColBandSize w:val="1"/>
       <w:tblBorders>
-        <w:top w:val="single" w:sz="8" w:space="0" w:color="CCCCCC" w:themeColor="text1"/>
-        <w:bottom w:val="single" w:sz="8" w:space="0" w:color="CCCCCC" w:themeColor="text1"/>
+        <w:top w:val="single" w:sz="8" w:space="0" w:color="000000" w:themeColor="text1"/>
+        <w:bottom w:val="single" w:sz="8" w:space="0" w:color="000000" w:themeColor="text1"/>
       </w:tblBorders>
     </w:tblPr>
     <w:tblStylePr w:type="firstRow">
@@ -28225,9 +28317,9 @@
       <w:tblPr/>
       <w:tcPr>
         <w:tcBorders>
-          <w:top w:val="single" w:sz="8" w:space="0" w:color="CCCCCC" w:themeColor="text1"/>
+          <w:top w:val="single" w:sz="8" w:space="0" w:color="000000" w:themeColor="text1"/>
           <w:left w:val="nil"/>
-          <w:bottom w:val="single" w:sz="8" w:space="0" w:color="CCCCCC" w:themeColor="text1"/>
+          <w:bottom w:val="single" w:sz="8" w:space="0" w:color="000000" w:themeColor="text1"/>
           <w:right w:val="nil"/>
           <w:insideH w:val="nil"/>
           <w:insideV w:val="nil"/>
@@ -28245,9 +28337,9 @@
       <w:tblPr/>
       <w:tcPr>
         <w:tcBorders>
-          <w:top w:val="single" w:sz="8" w:space="0" w:color="CCCCCC" w:themeColor="text1"/>
+          <w:top w:val="single" w:sz="8" w:space="0" w:color="000000" w:themeColor="text1"/>
           <w:left w:val="nil"/>
-          <w:bottom w:val="single" w:sz="8" w:space="0" w:color="CCCCCC" w:themeColor="text1"/>
+          <w:bottom w:val="single" w:sz="8" w:space="0" w:color="000000" w:themeColor="text1"/>
           <w:right w:val="nil"/>
           <w:insideH w:val="nil"/>
           <w:insideV w:val="nil"/>
@@ -28275,7 +28367,7 @@
           <w:insideH w:val="nil"/>
           <w:insideV w:val="nil"/>
         </w:tcBorders>
-        <w:shd w:val="clear" w:color="auto" w:fill="F2F2F2" w:themeFill="text1" w:themeFillTint="3F"/>
+        <w:shd w:val="clear" w:color="auto" w:fill="C0C0C0" w:themeFill="text1" w:themeFillTint="3F"/>
       </w:tcPr>
     </w:tblStylePr>
     <w:tblStylePr w:type="band1Horz">
@@ -28287,13 +28379,13 @@
           <w:insideH w:val="nil"/>
           <w:insideV w:val="nil"/>
         </w:tcBorders>
-        <w:shd w:val="clear" w:color="auto" w:fill="F2F2F2" w:themeFill="text1" w:themeFillTint="3F"/>
+        <w:shd w:val="clear" w:color="auto" w:fill="C0C0C0" w:themeFill="text1" w:themeFillTint="3F"/>
       </w:tcPr>
     </w:tblStylePr>
   </w:style>
-  <w:style w:type="table" w:styleId="LightShading-Accent1">
+  <w:style w:type="table" w:styleId="SombreadoClaro-Cor1">
     <w:name w:val="Light Shading Accent 1"/>
-    <w:basedOn w:val="TableNormal"/>
+    <w:basedOn w:val="Tabelanormal"/>
     <w:uiPriority w:val="60"/>
     <w:rsid w:val="00643398"/>
     <w:pPr>
@@ -28389,9 +28481,9 @@
       </w:tcPr>
     </w:tblStylePr>
   </w:style>
-  <w:style w:type="table" w:styleId="LightShading-Accent2">
+  <w:style w:type="table" w:styleId="SombreadoClaro-Cor2">
     <w:name w:val="Light Shading Accent 2"/>
-    <w:basedOn w:val="TableNormal"/>
+    <w:basedOn w:val="Tabelanormal"/>
     <w:uiPriority w:val="60"/>
     <w:rsid w:val="00643398"/>
     <w:pPr>
@@ -28487,9 +28579,9 @@
       </w:tcPr>
     </w:tblStylePr>
   </w:style>
-  <w:style w:type="table" w:styleId="LightShading-Accent3">
+  <w:style w:type="table" w:styleId="SombreadoClaro-Cor3">
     <w:name w:val="Light Shading Accent 3"/>
-    <w:basedOn w:val="TableNormal"/>
+    <w:basedOn w:val="Tabelanormal"/>
     <w:uiPriority w:val="60"/>
     <w:rsid w:val="00643398"/>
     <w:pPr>
@@ -28585,9 +28677,9 @@
       </w:tcPr>
     </w:tblStylePr>
   </w:style>
-  <w:style w:type="table" w:styleId="LightShading-Accent4">
+  <w:style w:type="table" w:styleId="SombreadoClaro-Cor4">
     <w:name w:val="Light Shading Accent 4"/>
-    <w:basedOn w:val="TableNormal"/>
+    <w:basedOn w:val="Tabelanormal"/>
     <w:uiPriority w:val="60"/>
     <w:rsid w:val="00643398"/>
     <w:pPr>
@@ -28683,9 +28775,9 @@
       </w:tcPr>
     </w:tblStylePr>
   </w:style>
-  <w:style w:type="table" w:styleId="LightShading-Accent5">
+  <w:style w:type="table" w:styleId="SombreadoClaro-Cor5">
     <w:name w:val="Light Shading Accent 5"/>
-    <w:basedOn w:val="TableNormal"/>
+    <w:basedOn w:val="Tabelanormal"/>
     <w:uiPriority w:val="60"/>
     <w:rsid w:val="00643398"/>
     <w:pPr>
@@ -28781,9 +28873,9 @@
       </w:tcPr>
     </w:tblStylePr>
   </w:style>
-  <w:style w:type="table" w:styleId="LightShading-Accent6">
+  <w:style w:type="table" w:styleId="SombreadoClaro-Cor6">
     <w:name w:val="Light Shading Accent 6"/>
-    <w:basedOn w:val="TableNormal"/>
+    <w:basedOn w:val="Tabelanormal"/>
     <w:uiPriority w:val="60"/>
     <w:rsid w:val="00643398"/>
     <w:pPr>
@@ -28879,9 +28971,9 @@
       </w:tcPr>
     </w:tblStylePr>
   </w:style>
-  <w:style w:type="table" w:styleId="LightList">
+  <w:style w:type="table" w:styleId="ListaClara">
     <w:name w:val="Light List"/>
-    <w:basedOn w:val="TableNormal"/>
+    <w:basedOn w:val="Tabelanormal"/>
     <w:uiPriority w:val="61"/>
     <w:rsid w:val="00643398"/>
     <w:pPr>
@@ -28895,10 +28987,10 @@
       <w:tblStyleRowBandSize w:val="1"/>
       <w:tblStyleColBandSize w:val="1"/>
       <w:tblBorders>
-        <w:top w:val="single" w:sz="8" w:space="0" w:color="CCCCCC" w:themeColor="text1"/>
-        <w:left w:val="single" w:sz="8" w:space="0" w:color="CCCCCC" w:themeColor="text1"/>
-        <w:bottom w:val="single" w:sz="8" w:space="0" w:color="CCCCCC" w:themeColor="text1"/>
-        <w:right w:val="single" w:sz="8" w:space="0" w:color="CCCCCC" w:themeColor="text1"/>
+        <w:top w:val="single" w:sz="8" w:space="0" w:color="000000" w:themeColor="text1"/>
+        <w:left w:val="single" w:sz="8" w:space="0" w:color="000000" w:themeColor="text1"/>
+        <w:bottom w:val="single" w:sz="8" w:space="0" w:color="000000" w:themeColor="text1"/>
+        <w:right w:val="single" w:sz="8" w:space="0" w:color="000000" w:themeColor="text1"/>
       </w:tblBorders>
     </w:tblPr>
     <w:tblStylePr w:type="firstRow">
@@ -28908,11 +29000,11 @@
       <w:rPr>
         <w:b/>
         <w:bCs/>
-        <w:color w:val="202020" w:themeColor="background1"/>
+        <w:color w:val="FFFFFF" w:themeColor="background1"/>
       </w:rPr>
       <w:tblPr/>
       <w:tcPr>
-        <w:shd w:val="clear" w:color="auto" w:fill="CCCCCC" w:themeFill="text1"/>
+        <w:shd w:val="clear" w:color="auto" w:fill="000000" w:themeFill="text1"/>
       </w:tcPr>
     </w:tblStylePr>
     <w:tblStylePr w:type="lastRow">
@@ -28926,10 +29018,10 @@
       <w:tblPr/>
       <w:tcPr>
         <w:tcBorders>
-          <w:top w:val="double" w:sz="6" w:space="0" w:color="CCCCCC" w:themeColor="text1"/>
-          <w:left w:val="single" w:sz="8" w:space="0" w:color="CCCCCC" w:themeColor="text1"/>
-          <w:bottom w:val="single" w:sz="8" w:space="0" w:color="CCCCCC" w:themeColor="text1"/>
-          <w:right w:val="single" w:sz="8" w:space="0" w:color="CCCCCC" w:themeColor="text1"/>
+          <w:top w:val="double" w:sz="6" w:space="0" w:color="000000" w:themeColor="text1"/>
+          <w:left w:val="single" w:sz="8" w:space="0" w:color="000000" w:themeColor="text1"/>
+          <w:bottom w:val="single" w:sz="8" w:space="0" w:color="000000" w:themeColor="text1"/>
+          <w:right w:val="single" w:sz="8" w:space="0" w:color="000000" w:themeColor="text1"/>
         </w:tcBorders>
       </w:tcPr>
     </w:tblStylePr>
@@ -28949,10 +29041,10 @@
       <w:tblPr/>
       <w:tcPr>
         <w:tcBorders>
-          <w:top w:val="single" w:sz="8" w:space="0" w:color="CCCCCC" w:themeColor="text1"/>
-          <w:left w:val="single" w:sz="8" w:space="0" w:color="CCCCCC" w:themeColor="text1"/>
-          <w:bottom w:val="single" w:sz="8" w:space="0" w:color="CCCCCC" w:themeColor="text1"/>
-          <w:right w:val="single" w:sz="8" w:space="0" w:color="CCCCCC" w:themeColor="text1"/>
+          <w:top w:val="single" w:sz="8" w:space="0" w:color="000000" w:themeColor="text1"/>
+          <w:left w:val="single" w:sz="8" w:space="0" w:color="000000" w:themeColor="text1"/>
+          <w:bottom w:val="single" w:sz="8" w:space="0" w:color="000000" w:themeColor="text1"/>
+          <w:right w:val="single" w:sz="8" w:space="0" w:color="000000" w:themeColor="text1"/>
         </w:tcBorders>
       </w:tcPr>
     </w:tblStylePr>
@@ -28960,17 +29052,17 @@
       <w:tblPr/>
       <w:tcPr>
         <w:tcBorders>
-          <w:top w:val="single" w:sz="8" w:space="0" w:color="CCCCCC" w:themeColor="text1"/>
-          <w:left w:val="single" w:sz="8" w:space="0" w:color="CCCCCC" w:themeColor="text1"/>
-          <w:bottom w:val="single" w:sz="8" w:space="0" w:color="CCCCCC" w:themeColor="text1"/>
-          <w:right w:val="single" w:sz="8" w:space="0" w:color="CCCCCC" w:themeColor="text1"/>
+          <w:top w:val="single" w:sz="8" w:space="0" w:color="000000" w:themeColor="text1"/>
+          <w:left w:val="single" w:sz="8" w:space="0" w:color="000000" w:themeColor="text1"/>
+          <w:bottom w:val="single" w:sz="8" w:space="0" w:color="000000" w:themeColor="text1"/>
+          <w:right w:val="single" w:sz="8" w:space="0" w:color="000000" w:themeColor="text1"/>
         </w:tcBorders>
       </w:tcPr>
     </w:tblStylePr>
   </w:style>
-  <w:style w:type="table" w:styleId="LightList-Accent1">
+  <w:style w:type="table" w:styleId="ListaClara-Cor1">
     <w:name w:val="Light List Accent 1"/>
-    <w:basedOn w:val="TableNormal"/>
+    <w:basedOn w:val="Tabelanormal"/>
     <w:uiPriority w:val="61"/>
     <w:rsid w:val="00643398"/>
     <w:pPr>
@@ -28997,7 +29089,7 @@
       <w:rPr>
         <w:b/>
         <w:bCs/>
-        <w:color w:val="202020" w:themeColor="background1"/>
+        <w:color w:val="FFFFFF" w:themeColor="background1"/>
       </w:rPr>
       <w:tblPr/>
       <w:tcPr>
@@ -29057,9 +29149,9 @@
       </w:tcPr>
     </w:tblStylePr>
   </w:style>
-  <w:style w:type="table" w:styleId="LightList-Accent2">
+  <w:style w:type="table" w:styleId="ListaClara-Cor2">
     <w:name w:val="Light List Accent 2"/>
-    <w:basedOn w:val="TableNormal"/>
+    <w:basedOn w:val="Tabelanormal"/>
     <w:uiPriority w:val="61"/>
     <w:rsid w:val="00643398"/>
     <w:pPr>
@@ -29086,7 +29178,7 @@
       <w:rPr>
         <w:b/>
         <w:bCs/>
-        <w:color w:val="202020" w:themeColor="background1"/>
+        <w:color w:val="FFFFFF" w:themeColor="background1"/>
       </w:rPr>
       <w:tblPr/>
       <w:tcPr>
@@ -29146,9 +29238,9 @@
       </w:tcPr>
     </w:tblStylePr>
   </w:style>
-  <w:style w:type="table" w:styleId="LightList-Accent3">
+  <w:style w:type="table" w:styleId="ListaClara-Cor3">
     <w:name w:val="Light List Accent 3"/>
-    <w:basedOn w:val="TableNormal"/>
+    <w:basedOn w:val="Tabelanormal"/>
     <w:uiPriority w:val="61"/>
     <w:rsid w:val="00643398"/>
     <w:pPr>
@@ -29175,7 +29267,7 @@
       <w:rPr>
         <w:b/>
         <w:bCs/>
-        <w:color w:val="202020" w:themeColor="background1"/>
+        <w:color w:val="FFFFFF" w:themeColor="background1"/>
       </w:rPr>
       <w:tblPr/>
       <w:tcPr>
@@ -29235,9 +29327,9 @@
       </w:tcPr>
     </w:tblStylePr>
   </w:style>
-  <w:style w:type="table" w:styleId="LightList-Accent4">
+  <w:style w:type="table" w:styleId="ListaClara-Cor4">
     <w:name w:val="Light List Accent 4"/>
-    <w:basedOn w:val="TableNormal"/>
+    <w:basedOn w:val="Tabelanormal"/>
     <w:uiPriority w:val="61"/>
     <w:rsid w:val="00643398"/>
     <w:pPr>
@@ -29264,7 +29356,7 @@
       <w:rPr>
         <w:b/>
         <w:bCs/>
-        <w:color w:val="202020" w:themeColor="background1"/>
+        <w:color w:val="FFFFFF" w:themeColor="background1"/>
       </w:rPr>
       <w:tblPr/>
       <w:tcPr>
@@ -29324,9 +29416,9 @@
       </w:tcPr>
     </w:tblStylePr>
   </w:style>
-  <w:style w:type="table" w:styleId="LightList-Accent5">
+  <w:style w:type="table" w:styleId="ListaClara-Cor5">
     <w:name w:val="Light List Accent 5"/>
-    <w:basedOn w:val="TableNormal"/>
+    <w:basedOn w:val="Tabelanormal"/>
     <w:uiPriority w:val="61"/>
     <w:rsid w:val="00643398"/>
     <w:pPr>
@@ -29353,7 +29445,7 @@
       <w:rPr>
         <w:b/>
         <w:bCs/>
-        <w:color w:val="202020" w:themeColor="background1"/>
+        <w:color w:val="FFFFFF" w:themeColor="background1"/>
       </w:rPr>
       <w:tblPr/>
       <w:tcPr>
@@ -29413,9 +29505,9 @@
       </w:tcPr>
     </w:tblStylePr>
   </w:style>
-  <w:style w:type="table" w:styleId="LightList-Accent6">
+  <w:style w:type="table" w:styleId="ListaClara-Cor6">
     <w:name w:val="Light List Accent 6"/>
-    <w:basedOn w:val="TableNormal"/>
+    <w:basedOn w:val="Tabelanormal"/>
     <w:uiPriority w:val="61"/>
     <w:rsid w:val="00643398"/>
     <w:pPr>
@@ -29442,7 +29534,7 @@
       <w:rPr>
         <w:b/>
         <w:bCs/>
-        <w:color w:val="202020" w:themeColor="background1"/>
+        <w:color w:val="FFFFFF" w:themeColor="background1"/>
       </w:rPr>
       <w:tblPr/>
       <w:tcPr>
@@ -29502,9 +29594,9 @@
       </w:tcPr>
     </w:tblStylePr>
   </w:style>
-  <w:style w:type="table" w:styleId="LightGrid">
+  <w:style w:type="table" w:styleId="GrelhaClara">
     <w:name w:val="Light Grid"/>
-    <w:basedOn w:val="TableNormal"/>
+    <w:basedOn w:val="Tabelanormal"/>
     <w:uiPriority w:val="62"/>
     <w:rsid w:val="00643398"/>
     <w:pPr>
@@ -29518,12 +29610,12 @@
       <w:tblStyleRowBandSize w:val="1"/>
       <w:tblStyleColBandSize w:val="1"/>
       <w:tblBorders>
-        <w:top w:val="single" w:sz="8" w:space="0" w:color="CCCCCC" w:themeColor="text1"/>
-        <w:left w:val="single" w:sz="8" w:space="0" w:color="CCCCCC" w:themeColor="text1"/>
-        <w:bottom w:val="single" w:sz="8" w:space="0" w:color="CCCCCC" w:themeColor="text1"/>
-        <w:right w:val="single" w:sz="8" w:space="0" w:color="CCCCCC" w:themeColor="text1"/>
-        <w:insideH w:val="single" w:sz="8" w:space="0" w:color="CCCCCC" w:themeColor="text1"/>
-        <w:insideV w:val="single" w:sz="8" w:space="0" w:color="CCCCCC" w:themeColor="text1"/>
+        <w:top w:val="single" w:sz="8" w:space="0" w:color="000000" w:themeColor="text1"/>
+        <w:left w:val="single" w:sz="8" w:space="0" w:color="000000" w:themeColor="text1"/>
+        <w:bottom w:val="single" w:sz="8" w:space="0" w:color="000000" w:themeColor="text1"/>
+        <w:right w:val="single" w:sz="8" w:space="0" w:color="000000" w:themeColor="text1"/>
+        <w:insideH w:val="single" w:sz="8" w:space="0" w:color="000000" w:themeColor="text1"/>
+        <w:insideV w:val="single" w:sz="8" w:space="0" w:color="000000" w:themeColor="text1"/>
       </w:tblBorders>
     </w:tblPr>
     <w:tblStylePr w:type="firstRow">
@@ -29538,12 +29630,12 @@
       <w:tblPr/>
       <w:tcPr>
         <w:tcBorders>
-          <w:top w:val="single" w:sz="8" w:space="0" w:color="CCCCCC" w:themeColor="text1"/>
-          <w:left w:val="single" w:sz="8" w:space="0" w:color="CCCCCC" w:themeColor="text1"/>
-          <w:bottom w:val="single" w:sz="18" w:space="0" w:color="CCCCCC" w:themeColor="text1"/>
-          <w:right w:val="single" w:sz="8" w:space="0" w:color="CCCCCC" w:themeColor="text1"/>
+          <w:top w:val="single" w:sz="8" w:space="0" w:color="000000" w:themeColor="text1"/>
+          <w:left w:val="single" w:sz="8" w:space="0" w:color="000000" w:themeColor="text1"/>
+          <w:bottom w:val="single" w:sz="18" w:space="0" w:color="000000" w:themeColor="text1"/>
+          <w:right w:val="single" w:sz="8" w:space="0" w:color="000000" w:themeColor="text1"/>
           <w:insideH w:val="nil"/>
-          <w:insideV w:val="single" w:sz="8" w:space="0" w:color="CCCCCC" w:themeColor="text1"/>
+          <w:insideV w:val="single" w:sz="8" w:space="0" w:color="000000" w:themeColor="text1"/>
         </w:tcBorders>
       </w:tcPr>
     </w:tblStylePr>
@@ -29559,12 +29651,12 @@
       <w:tblPr/>
       <w:tcPr>
         <w:tcBorders>
-          <w:top w:val="double" w:sz="6" w:space="0" w:color="CCCCCC" w:themeColor="text1"/>
-          <w:left w:val="single" w:sz="8" w:space="0" w:color="CCCCCC" w:themeColor="text1"/>
-          <w:bottom w:val="single" w:sz="8" w:space="0" w:color="CCCCCC" w:themeColor="text1"/>
-          <w:right w:val="single" w:sz="8" w:space="0" w:color="CCCCCC" w:themeColor="text1"/>
+          <w:top w:val="double" w:sz="6" w:space="0" w:color="000000" w:themeColor="text1"/>
+          <w:left w:val="single" w:sz="8" w:space="0" w:color="000000" w:themeColor="text1"/>
+          <w:bottom w:val="single" w:sz="8" w:space="0" w:color="000000" w:themeColor="text1"/>
+          <w:right w:val="single" w:sz="8" w:space="0" w:color="000000" w:themeColor="text1"/>
           <w:insideH w:val="nil"/>
-          <w:insideV w:val="single" w:sz="8" w:space="0" w:color="CCCCCC" w:themeColor="text1"/>
+          <w:insideV w:val="single" w:sz="8" w:space="0" w:color="000000" w:themeColor="text1"/>
         </w:tcBorders>
       </w:tcPr>
     </w:tblStylePr>
@@ -29584,10 +29676,10 @@
       <w:tblPr/>
       <w:tcPr>
         <w:tcBorders>
-          <w:top w:val="single" w:sz="8" w:space="0" w:color="CCCCCC" w:themeColor="text1"/>
-          <w:left w:val="single" w:sz="8" w:space="0" w:color="CCCCCC" w:themeColor="text1"/>
-          <w:bottom w:val="single" w:sz="8" w:space="0" w:color="CCCCCC" w:themeColor="text1"/>
-          <w:right w:val="single" w:sz="8" w:space="0" w:color="CCCCCC" w:themeColor="text1"/>
+          <w:top w:val="single" w:sz="8" w:space="0" w:color="000000" w:themeColor="text1"/>
+          <w:left w:val="single" w:sz="8" w:space="0" w:color="000000" w:themeColor="text1"/>
+          <w:bottom w:val="single" w:sz="8" w:space="0" w:color="000000" w:themeColor="text1"/>
+          <w:right w:val="single" w:sz="8" w:space="0" w:color="000000" w:themeColor="text1"/>
         </w:tcBorders>
       </w:tcPr>
     </w:tblStylePr>
@@ -29595,43 +29687,43 @@
       <w:tblPr/>
       <w:tcPr>
         <w:tcBorders>
-          <w:top w:val="single" w:sz="8" w:space="0" w:color="CCCCCC" w:themeColor="text1"/>
-          <w:left w:val="single" w:sz="8" w:space="0" w:color="CCCCCC" w:themeColor="text1"/>
-          <w:bottom w:val="single" w:sz="8" w:space="0" w:color="CCCCCC" w:themeColor="text1"/>
-          <w:right w:val="single" w:sz="8" w:space="0" w:color="CCCCCC" w:themeColor="text1"/>
-        </w:tcBorders>
-        <w:shd w:val="clear" w:color="auto" w:fill="F2F2F2" w:themeFill="text1" w:themeFillTint="3F"/>
+          <w:top w:val="single" w:sz="8" w:space="0" w:color="000000" w:themeColor="text1"/>
+          <w:left w:val="single" w:sz="8" w:space="0" w:color="000000" w:themeColor="text1"/>
+          <w:bottom w:val="single" w:sz="8" w:space="0" w:color="000000" w:themeColor="text1"/>
+          <w:right w:val="single" w:sz="8" w:space="0" w:color="000000" w:themeColor="text1"/>
+        </w:tcBorders>
+        <w:shd w:val="clear" w:color="auto" w:fill="C0C0C0" w:themeFill="text1" w:themeFillTint="3F"/>
       </w:tcPr>
     </w:tblStylePr>
     <w:tblStylePr w:type="band1Horz">
       <w:tblPr/>
       <w:tcPr>
         <w:tcBorders>
-          <w:top w:val="single" w:sz="8" w:space="0" w:color="CCCCCC" w:themeColor="text1"/>
-          <w:left w:val="single" w:sz="8" w:space="0" w:color="CCCCCC" w:themeColor="text1"/>
-          <w:bottom w:val="single" w:sz="8" w:space="0" w:color="CCCCCC" w:themeColor="text1"/>
-          <w:right w:val="single" w:sz="8" w:space="0" w:color="CCCCCC" w:themeColor="text1"/>
-          <w:insideV w:val="single" w:sz="8" w:space="0" w:color="CCCCCC" w:themeColor="text1"/>
-        </w:tcBorders>
-        <w:shd w:val="clear" w:color="auto" w:fill="F2F2F2" w:themeFill="text1" w:themeFillTint="3F"/>
+          <w:top w:val="single" w:sz="8" w:space="0" w:color="000000" w:themeColor="text1"/>
+          <w:left w:val="single" w:sz="8" w:space="0" w:color="000000" w:themeColor="text1"/>
+          <w:bottom w:val="single" w:sz="8" w:space="0" w:color="000000" w:themeColor="text1"/>
+          <w:right w:val="single" w:sz="8" w:space="0" w:color="000000" w:themeColor="text1"/>
+          <w:insideV w:val="single" w:sz="8" w:space="0" w:color="000000" w:themeColor="text1"/>
+        </w:tcBorders>
+        <w:shd w:val="clear" w:color="auto" w:fill="C0C0C0" w:themeFill="text1" w:themeFillTint="3F"/>
       </w:tcPr>
     </w:tblStylePr>
     <w:tblStylePr w:type="band2Horz">
       <w:tblPr/>
       <w:tcPr>
         <w:tcBorders>
-          <w:top w:val="single" w:sz="8" w:space="0" w:color="CCCCCC" w:themeColor="text1"/>
-          <w:left w:val="single" w:sz="8" w:space="0" w:color="CCCCCC" w:themeColor="text1"/>
-          <w:bottom w:val="single" w:sz="8" w:space="0" w:color="CCCCCC" w:themeColor="text1"/>
-          <w:right w:val="single" w:sz="8" w:space="0" w:color="CCCCCC" w:themeColor="text1"/>
-          <w:insideV w:val="single" w:sz="8" w:space="0" w:color="CCCCCC" w:themeColor="text1"/>
+          <w:top w:val="single" w:sz="8" w:space="0" w:color="000000" w:themeColor="text1"/>
+          <w:left w:val="single" w:sz="8" w:space="0" w:color="000000" w:themeColor="text1"/>
+          <w:bottom w:val="single" w:sz="8" w:space="0" w:color="000000" w:themeColor="text1"/>
+          <w:right w:val="single" w:sz="8" w:space="0" w:color="000000" w:themeColor="text1"/>
+          <w:insideV w:val="single" w:sz="8" w:space="0" w:color="000000" w:themeColor="text1"/>
         </w:tcBorders>
       </w:tcPr>
     </w:tblStylePr>
   </w:style>
-  <w:style w:type="table" w:styleId="LightGrid-Accent1">
+  <w:style w:type="table" w:styleId="GrelhaClara-Cor1">
     <w:name w:val="Light Grid Accent 1"/>
-    <w:basedOn w:val="TableNormal"/>
+    <w:basedOn w:val="Tabelanormal"/>
     <w:uiPriority w:val="62"/>
     <w:rsid w:val="00643398"/>
     <w:pPr>
@@ -29756,9 +29848,9 @@
       </w:tcPr>
     </w:tblStylePr>
   </w:style>
-  <w:style w:type="table" w:styleId="LightGrid-Accent2">
+  <w:style w:type="table" w:styleId="GrelhaClara-Cor2">
     <w:name w:val="Light Grid Accent 2"/>
-    <w:basedOn w:val="TableNormal"/>
+    <w:basedOn w:val="Tabelanormal"/>
     <w:uiPriority w:val="62"/>
     <w:rsid w:val="00643398"/>
     <w:pPr>
@@ -29883,9 +29975,9 @@
       </w:tcPr>
     </w:tblStylePr>
   </w:style>
-  <w:style w:type="table" w:styleId="LightGrid-Accent3">
+  <w:style w:type="table" w:styleId="GrelhaClara-Cor3">
     <w:name w:val="Light Grid Accent 3"/>
-    <w:basedOn w:val="TableNormal"/>
+    <w:basedOn w:val="Tabelanormal"/>
     <w:uiPriority w:val="62"/>
     <w:rsid w:val="00643398"/>
     <w:pPr>
@@ -30010,9 +30102,9 @@
       </w:tcPr>
     </w:tblStylePr>
   </w:style>
-  <w:style w:type="table" w:styleId="LightGrid-Accent4">
+  <w:style w:type="table" w:styleId="GrelhaClara-Cor4">
     <w:name w:val="Light Grid Accent 4"/>
-    <w:basedOn w:val="TableNormal"/>
+    <w:basedOn w:val="Tabelanormal"/>
     <w:uiPriority w:val="62"/>
     <w:rsid w:val="00643398"/>
     <w:pPr>
@@ -30137,9 +30229,9 @@
       </w:tcPr>
     </w:tblStylePr>
   </w:style>
-  <w:style w:type="table" w:styleId="LightGrid-Accent5">
+  <w:style w:type="table" w:styleId="GrelhaClara-Cor5">
     <w:name w:val="Light Grid Accent 5"/>
-    <w:basedOn w:val="TableNormal"/>
+    <w:basedOn w:val="Tabelanormal"/>
     <w:uiPriority w:val="62"/>
     <w:rsid w:val="00643398"/>
     <w:pPr>
@@ -30264,9 +30356,9 @@
       </w:tcPr>
     </w:tblStylePr>
   </w:style>
-  <w:style w:type="table" w:styleId="LightGrid-Accent6">
+  <w:style w:type="table" w:styleId="GrelhaClara-Cor6">
     <w:name w:val="Light Grid Accent 6"/>
-    <w:basedOn w:val="TableNormal"/>
+    <w:basedOn w:val="Tabelanormal"/>
     <w:uiPriority w:val="62"/>
     <w:rsid w:val="00643398"/>
     <w:pPr>
@@ -30391,9 +30483,9 @@
       </w:tcPr>
     </w:tblStylePr>
   </w:style>
-  <w:style w:type="table" w:styleId="MediumShading1">
+  <w:style w:type="table" w:styleId="SombreadoMdio1">
     <w:name w:val="Medium Shading 1"/>
-    <w:basedOn w:val="TableNormal"/>
+    <w:basedOn w:val="Tabelanormal"/>
     <w:uiPriority w:val="63"/>
     <w:rsid w:val="00643398"/>
     <w:pPr>
@@ -30407,11 +30499,11 @@
       <w:tblStyleRowBandSize w:val="1"/>
       <w:tblStyleColBandSize w:val="1"/>
       <w:tblBorders>
-        <w:top w:val="single" w:sz="8" w:space="0" w:color="D8D8D8" w:themeColor="text1" w:themeTint="BF"/>
-        <w:left w:val="single" w:sz="8" w:space="0" w:color="D8D8D8" w:themeColor="text1" w:themeTint="BF"/>
-        <w:bottom w:val="single" w:sz="8" w:space="0" w:color="D8D8D8" w:themeColor="text1" w:themeTint="BF"/>
-        <w:right w:val="single" w:sz="8" w:space="0" w:color="D8D8D8" w:themeColor="text1" w:themeTint="BF"/>
-        <w:insideH w:val="single" w:sz="8" w:space="0" w:color="D8D8D8" w:themeColor="text1" w:themeTint="BF"/>
+        <w:top w:val="single" w:sz="8" w:space="0" w:color="404040" w:themeColor="text1" w:themeTint="BF"/>
+        <w:left w:val="single" w:sz="8" w:space="0" w:color="404040" w:themeColor="text1" w:themeTint="BF"/>
+        <w:bottom w:val="single" w:sz="8" w:space="0" w:color="404040" w:themeColor="text1" w:themeTint="BF"/>
+        <w:right w:val="single" w:sz="8" w:space="0" w:color="404040" w:themeColor="text1" w:themeTint="BF"/>
+        <w:insideH w:val="single" w:sz="8" w:space="0" w:color="404040" w:themeColor="text1" w:themeTint="BF"/>
       </w:tblBorders>
     </w:tblPr>
     <w:tblStylePr w:type="firstRow">
@@ -30421,19 +30513,19 @@
       <w:rPr>
         <w:b/>
         <w:bCs/>
-        <w:color w:val="202020" w:themeColor="background1"/>
+        <w:color w:val="FFFFFF" w:themeColor="background1"/>
       </w:rPr>
       <w:tblPr/>
       <w:tcPr>
         <w:tcBorders>
-          <w:top w:val="single" w:sz="8" w:space="0" w:color="D8D8D8" w:themeColor="text1" w:themeTint="BF"/>
-          <w:left w:val="single" w:sz="8" w:space="0" w:color="D8D8D8" w:themeColor="text1" w:themeTint="BF"/>
-          <w:bottom w:val="single" w:sz="8" w:space="0" w:color="D8D8D8" w:themeColor="text1" w:themeTint="BF"/>
-          <w:right w:val="single" w:sz="8" w:space="0" w:color="D8D8D8" w:themeColor="text1" w:themeTint="BF"/>
+          <w:top w:val="single" w:sz="8" w:space="0" w:color="404040" w:themeColor="text1" w:themeTint="BF"/>
+          <w:left w:val="single" w:sz="8" w:space="0" w:color="404040" w:themeColor="text1" w:themeTint="BF"/>
+          <w:bottom w:val="single" w:sz="8" w:space="0" w:color="404040" w:themeColor="text1" w:themeTint="BF"/>
+          <w:right w:val="single" w:sz="8" w:space="0" w:color="404040" w:themeColor="text1" w:themeTint="BF"/>
           <w:insideH w:val="nil"/>
           <w:insideV w:val="nil"/>
         </w:tcBorders>
-        <w:shd w:val="clear" w:color="auto" w:fill="CCCCCC" w:themeFill="text1"/>
+        <w:shd w:val="clear" w:color="auto" w:fill="000000" w:themeFill="text1"/>
       </w:tcPr>
     </w:tblStylePr>
     <w:tblStylePr w:type="lastRow">
@@ -30447,10 +30539,10 @@
       <w:tblPr/>
       <w:tcPr>
         <w:tcBorders>
-          <w:top w:val="double" w:sz="6" w:space="0" w:color="D8D8D8" w:themeColor="text1" w:themeTint="BF"/>
-          <w:left w:val="single" w:sz="8" w:space="0" w:color="D8D8D8" w:themeColor="text1" w:themeTint="BF"/>
-          <w:bottom w:val="single" w:sz="8" w:space="0" w:color="D8D8D8" w:themeColor="text1" w:themeTint="BF"/>
-          <w:right w:val="single" w:sz="8" w:space="0" w:color="D8D8D8" w:themeColor="text1" w:themeTint="BF"/>
+          <w:top w:val="double" w:sz="6" w:space="0" w:color="404040" w:themeColor="text1" w:themeTint="BF"/>
+          <w:left w:val="single" w:sz="8" w:space="0" w:color="404040" w:themeColor="text1" w:themeTint="BF"/>
+          <w:bottom w:val="single" w:sz="8" w:space="0" w:color="404040" w:themeColor="text1" w:themeTint="BF"/>
+          <w:right w:val="single" w:sz="8" w:space="0" w:color="404040" w:themeColor="text1" w:themeTint="BF"/>
           <w:insideH w:val="nil"/>
           <w:insideV w:val="nil"/>
         </w:tcBorders>
@@ -30471,7 +30563,7 @@
     <w:tblStylePr w:type="band1Vert">
       <w:tblPr/>
       <w:tcPr>
-        <w:shd w:val="clear" w:color="auto" w:fill="F2F2F2" w:themeFill="text1" w:themeFillTint="3F"/>
+        <w:shd w:val="clear" w:color="auto" w:fill="C0C0C0" w:themeFill="text1" w:themeFillTint="3F"/>
       </w:tcPr>
     </w:tblStylePr>
     <w:tblStylePr w:type="band1Horz">
@@ -30481,7 +30573,7 @@
           <w:insideH w:val="nil"/>
           <w:insideV w:val="nil"/>
         </w:tcBorders>
-        <w:shd w:val="clear" w:color="auto" w:fill="F2F2F2" w:themeFill="text1" w:themeFillTint="3F"/>
+        <w:shd w:val="clear" w:color="auto" w:fill="C0C0C0" w:themeFill="text1" w:themeFillTint="3F"/>
       </w:tcPr>
     </w:tblStylePr>
     <w:tblStylePr w:type="band2Horz">
@@ -30494,9 +30586,9 @@
       </w:tcPr>
     </w:tblStylePr>
   </w:style>
-  <w:style w:type="table" w:styleId="MediumShading1-Accent1">
+  <w:style w:type="table" w:styleId="SombreadoMdio1-Cor1">
     <w:name w:val="Medium Shading 1 Accent 1"/>
-    <w:basedOn w:val="TableNormal"/>
+    <w:basedOn w:val="Tabelanormal"/>
     <w:uiPriority w:val="63"/>
     <w:rsid w:val="00643398"/>
     <w:pPr>
@@ -30524,7 +30616,7 @@
       <w:rPr>
         <w:b/>
         <w:bCs/>
-        <w:color w:val="202020" w:themeColor="background1"/>
+        <w:color w:val="FFFFFF" w:themeColor="background1"/>
       </w:rPr>
       <w:tblPr/>
       <w:tcPr>
@@ -30597,9 +30689,9 @@
       </w:tcPr>
     </w:tblStylePr>
   </w:style>
-  <w:style w:type="table" w:styleId="MediumShading1-Accent2">
+  <w:style w:type="table" w:styleId="SombreadoMdio1-Cor2">
     <w:name w:val="Medium Shading 1 Accent 2"/>
-    <w:basedOn w:val="TableNormal"/>
+    <w:basedOn w:val="Tabelanormal"/>
     <w:uiPriority w:val="63"/>
     <w:rsid w:val="00643398"/>
     <w:pPr>
@@ -30627,7 +30719,7 @@
       <w:rPr>
         <w:b/>
         <w:bCs/>
-        <w:color w:val="202020" w:themeColor="background1"/>
+        <w:color w:val="FFFFFF" w:themeColor="background1"/>
       </w:rPr>
       <w:tblPr/>
       <w:tcPr>
@@ -30700,9 +30792,9 @@
       </w:tcPr>
     </w:tblStylePr>
   </w:style>
-  <w:style w:type="table" w:styleId="MediumShading1-Accent3">
+  <w:style w:type="table" w:styleId="SombreadoMdio1-Cor3">
     <w:name w:val="Medium Shading 1 Accent 3"/>
-    <w:basedOn w:val="TableNormal"/>
+    <w:basedOn w:val="Tabelanormal"/>
     <w:uiPriority w:val="63"/>
     <w:rsid w:val="00643398"/>
     <w:pPr>
@@ -30730,7 +30822,7 @@
       <w:rPr>
         <w:b/>
         <w:bCs/>
-        <w:color w:val="202020" w:themeColor="background1"/>
+        <w:color w:val="FFFFFF" w:themeColor="background1"/>
       </w:rPr>
       <w:tblPr/>
       <w:tcPr>
@@ -30803,9 +30895,9 @@
       </w:tcPr>
     </w:tblStylePr>
   </w:style>
-  <w:style w:type="table" w:styleId="MediumShading1-Accent4">
+  <w:style w:type="table" w:styleId="SombreadoMdio1-Cor4">
     <w:name w:val="Medium Shading 1 Accent 4"/>
-    <w:basedOn w:val="TableNormal"/>
+    <w:basedOn w:val="Tabelanormal"/>
     <w:uiPriority w:val="63"/>
     <w:rsid w:val="00643398"/>
     <w:pPr>
@@ -30833,7 +30925,7 @@
       <w:rPr>
         <w:b/>
         <w:bCs/>
-        <w:color w:val="202020" w:themeColor="background1"/>
+        <w:color w:val="FFFFFF" w:themeColor="background1"/>
       </w:rPr>
       <w:tblPr/>
       <w:tcPr>
@@ -30906,9 +30998,9 @@
       </w:tcPr>
     </w:tblStylePr>
   </w:style>
-  <w:style w:type="table" w:styleId="MediumShading1-Accent5">
+  <w:style w:type="table" w:styleId="SombreadoMdio1-Cor5">
     <w:name w:val="Medium Shading 1 Accent 5"/>
-    <w:basedOn w:val="TableNormal"/>
+    <w:basedOn w:val="Tabelanormal"/>
     <w:uiPriority w:val="63"/>
     <w:rsid w:val="00643398"/>
     <w:pPr>
@@ -30936,7 +31028,7 @@
       <w:rPr>
         <w:b/>
         <w:bCs/>
-        <w:color w:val="202020" w:themeColor="background1"/>
+        <w:color w:val="FFFFFF" w:themeColor="background1"/>
       </w:rPr>
       <w:tblPr/>
       <w:tcPr>
@@ -31009,9 +31101,9 @@
       </w:tcPr>
     </w:tblStylePr>
   </w:style>
-  <w:style w:type="table" w:styleId="MediumShading1-Accent6">
+  <w:style w:type="table" w:styleId="SombreadoMdio1-Cor6">
     <w:name w:val="Medium Shading 1 Accent 6"/>
-    <w:basedOn w:val="TableNormal"/>
+    <w:basedOn w:val="Tabelanormal"/>
     <w:uiPriority w:val="63"/>
     <w:rsid w:val="00643398"/>
     <w:pPr>
@@ -31039,7 +31131,7 @@
       <w:rPr>
         <w:b/>
         <w:bCs/>
-        <w:color w:val="202020" w:themeColor="background1"/>
+        <w:color w:val="FFFFFF" w:themeColor="background1"/>
       </w:rPr>
       <w:tblPr/>
       <w:tcPr>
@@ -31112,9 +31204,9 @@
       </w:tcPr>
     </w:tblStylePr>
   </w:style>
-  <w:style w:type="table" w:styleId="MediumShading2">
+  <w:style w:type="table" w:styleId="SombreadoMdio2">
     <w:name w:val="Medium Shading 2"/>
-    <w:basedOn w:val="TableNormal"/>
+    <w:basedOn w:val="Tabelanormal"/>
     <w:uiPriority w:val="64"/>
     <w:rsid w:val="00643398"/>
     <w:pPr>
@@ -31139,7 +31231,7 @@
       <w:rPr>
         <w:b/>
         <w:bCs/>
-        <w:color w:val="202020" w:themeColor="background1"/>
+        <w:color w:val="FFFFFF" w:themeColor="background1"/>
       </w:rPr>
       <w:tblPr/>
       <w:tcPr>
@@ -31151,7 +31243,7 @@
           <w:insideH w:val="nil"/>
           <w:insideV w:val="nil"/>
         </w:tcBorders>
-        <w:shd w:val="clear" w:color="auto" w:fill="CCCCCC" w:themeFill="text1"/>
+        <w:shd w:val="clear" w:color="auto" w:fill="000000" w:themeFill="text1"/>
       </w:tcPr>
     </w:tblStylePr>
     <w:tblStylePr w:type="lastRow">
@@ -31171,14 +31263,14 @@
           <w:insideH w:val="nil"/>
           <w:insideV w:val="nil"/>
         </w:tcBorders>
-        <w:shd w:val="clear" w:color="auto" w:fill="202020" w:themeFill="background1"/>
+        <w:shd w:val="clear" w:color="auto" w:fill="FFFFFF" w:themeFill="background1"/>
       </w:tcPr>
     </w:tblStylePr>
     <w:tblStylePr w:type="firstCol">
       <w:rPr>
         <w:b/>
         <w:bCs/>
-        <w:color w:val="202020" w:themeColor="background1"/>
+        <w:color w:val="FFFFFF" w:themeColor="background1"/>
       </w:rPr>
       <w:tblPr/>
       <w:tcPr>
@@ -31190,14 +31282,14 @@
           <w:insideH w:val="nil"/>
           <w:insideV w:val="nil"/>
         </w:tcBorders>
-        <w:shd w:val="clear" w:color="auto" w:fill="CCCCCC" w:themeFill="text1"/>
+        <w:shd w:val="clear" w:color="auto" w:fill="000000" w:themeFill="text1"/>
       </w:tcPr>
     </w:tblStylePr>
     <w:tblStylePr w:type="lastCol">
       <w:rPr>
         <w:b/>
         <w:bCs/>
-        <w:color w:val="202020" w:themeColor="background1"/>
+        <w:color w:val="FFFFFF" w:themeColor="background1"/>
       </w:rPr>
       <w:tblPr/>
       <w:tcPr>
@@ -31207,7 +31299,7 @@
           <w:insideH w:val="nil"/>
           <w:insideV w:val="nil"/>
         </w:tcBorders>
-        <w:shd w:val="clear" w:color="auto" w:fill="CCCCCC" w:themeFill="text1"/>
+        <w:shd w:val="clear" w:color="auto" w:fill="000000" w:themeFill="text1"/>
       </w:tcPr>
     </w:tblStylePr>
     <w:tblStylePr w:type="band1Vert">
@@ -31219,13 +31311,13 @@
           <w:insideH w:val="nil"/>
           <w:insideV w:val="nil"/>
         </w:tcBorders>
-        <w:shd w:val="clear" w:color="auto" w:fill="1B1B1B" w:themeFill="background1" w:themeFillShade="D8"/>
+        <w:shd w:val="clear" w:color="auto" w:fill="D8D8D8" w:themeFill="background1" w:themeFillShade="D8"/>
       </w:tcPr>
     </w:tblStylePr>
     <w:tblStylePr w:type="band1Horz">
       <w:tblPr/>
       <w:tcPr>
-        <w:shd w:val="clear" w:color="auto" w:fill="1B1B1B" w:themeFill="background1" w:themeFillShade="D8"/>
+        <w:shd w:val="clear" w:color="auto" w:fill="D8D8D8" w:themeFill="background1" w:themeFillShade="D8"/>
       </w:tcPr>
     </w:tblStylePr>
     <w:tblStylePr w:type="neCell">
@@ -31243,7 +31335,7 @@
     </w:tblStylePr>
     <w:tblStylePr w:type="nwCell">
       <w:rPr>
-        <w:color w:val="202020" w:themeColor="background1"/>
+        <w:color w:val="FFFFFF" w:themeColor="background1"/>
       </w:rPr>
       <w:tblPr/>
       <w:tcPr>
@@ -31258,9 +31350,9 @@
       </w:tcPr>
     </w:tblStylePr>
   </w:style>
-  <w:style w:type="table" w:styleId="MediumShading2-Accent1">
+  <w:style w:type="table" w:styleId="SombreadoMdio2-Cor1">
     <w:name w:val="Medium Shading 2 Accent 1"/>
-    <w:basedOn w:val="TableNormal"/>
+    <w:basedOn w:val="Tabelanormal"/>
     <w:uiPriority w:val="64"/>
     <w:rsid w:val="00643398"/>
     <w:pPr>
@@ -31285,7 +31377,7 @@
       <w:rPr>
         <w:b/>
         <w:bCs/>
-        <w:color w:val="202020" w:themeColor="background1"/>
+        <w:color w:val="FFFFFF" w:themeColor="background1"/>
       </w:rPr>
       <w:tblPr/>
       <w:tcPr>
@@ -31317,14 +31409,14 @@
           <w:insideH w:val="nil"/>
           <w:insideV w:val="nil"/>
         </w:tcBorders>
-        <w:shd w:val="clear" w:color="auto" w:fill="202020" w:themeFill="background1"/>
+        <w:shd w:val="clear" w:color="auto" w:fill="FFFFFF" w:themeFill="background1"/>
       </w:tcPr>
     </w:tblStylePr>
     <w:tblStylePr w:type="firstCol">
       <w:rPr>
         <w:b/>
         <w:bCs/>
-        <w:color w:val="202020" w:themeColor="background1"/>
+        <w:color w:val="FFFFFF" w:themeColor="background1"/>
       </w:rPr>
       <w:tblPr/>
       <w:tcPr>
@@ -31343,7 +31435,7 @@
       <w:rPr>
         <w:b/>
         <w:bCs/>
-        <w:color w:val="202020" w:themeColor="background1"/>
+        <w:color w:val="FFFFFF" w:themeColor="background1"/>
       </w:rPr>
       <w:tblPr/>
       <w:tcPr>
@@ -31365,13 +31457,13 @@
           <w:insideH w:val="nil"/>
           <w:insideV w:val="nil"/>
         </w:tcBorders>
-        <w:shd w:val="clear" w:color="auto" w:fill="1B1B1B" w:themeFill="background1" w:themeFillShade="D8"/>
+        <w:shd w:val="clear" w:color="auto" w:fill="D8D8D8" w:themeFill="background1" w:themeFillShade="D8"/>
       </w:tcPr>
     </w:tblStylePr>
     <w:tblStylePr w:type="band1Horz">
       <w:tblPr/>
       <w:tcPr>
-        <w:shd w:val="clear" w:color="auto" w:fill="1B1B1B" w:themeFill="background1" w:themeFillShade="D8"/>
+        <w:shd w:val="clear" w:color="auto" w:fill="D8D8D8" w:themeFill="background1" w:themeFillShade="D8"/>
       </w:tcPr>
     </w:tblStylePr>
     <w:tblStylePr w:type="neCell">
@@ -31389,7 +31481,7 @@
     </w:tblStylePr>
     <w:tblStylePr w:type="nwCell">
       <w:rPr>
-        <w:color w:val="202020" w:themeColor="background1"/>
+        <w:color w:val="FFFFFF" w:themeColor="background1"/>
       </w:rPr>
       <w:tblPr/>
       <w:tcPr>
@@ -31404,9 +31496,9 @@
       </w:tcPr>
     </w:tblStylePr>
   </w:style>
-  <w:style w:type="table" w:styleId="MediumShading2-Accent2">
+  <w:style w:type="table" w:styleId="SombreadoMdio2-Cor2">
     <w:name w:val="Medium Shading 2 Accent 2"/>
-    <w:basedOn w:val="TableNormal"/>
+    <w:basedOn w:val="Tabelanormal"/>
     <w:uiPriority w:val="64"/>
     <w:rsid w:val="00643398"/>
     <w:pPr>
@@ -31431,7 +31523,7 @@
       <w:rPr>
         <w:b/>
         <w:bCs/>
-        <w:color w:val="202020" w:themeColor="background1"/>
+        <w:color w:val="FFFFFF" w:themeColor="background1"/>
       </w:rPr>
       <w:tblPr/>
       <w:tcPr>
@@ -31463,14 +31555,14 @@
           <w:insideH w:val="nil"/>
           <w:insideV w:val="nil"/>
         </w:tcBorders>
-        <w:shd w:val="clear" w:color="auto" w:fill="202020" w:themeFill="background1"/>
+        <w:shd w:val="clear" w:color="auto" w:fill="FFFFFF" w:themeFill="background1"/>
       </w:tcPr>
     </w:tblStylePr>
     <w:tblStylePr w:type="firstCol">
       <w:rPr>
         <w:b/>
         <w:bCs/>
-        <w:color w:val="202020" w:themeColor="background1"/>
+        <w:color w:val="FFFFFF" w:themeColor="background1"/>
       </w:rPr>
       <w:tblPr/>
       <w:tcPr>
@@ -31489,7 +31581,7 @@
       <w:rPr>
         <w:b/>
         <w:bCs/>
-        <w:color w:val="202020" w:themeColor="background1"/>
+        <w:color w:val="FFFFFF" w:themeColor="background1"/>
       </w:rPr>
       <w:tblPr/>
       <w:tcPr>
@@ -31511,13 +31603,13 @@
           <w:insideH w:val="nil"/>
           <w:insideV w:val="nil"/>
         </w:tcBorders>
-        <w:shd w:val="clear" w:color="auto" w:fill="1B1B1B" w:themeFill="background1" w:themeFillShade="D8"/>
+        <w:shd w:val="clear" w:color="auto" w:fill="D8D8D8" w:themeFill="background1" w:themeFillShade="D8"/>
       </w:tcPr>
     </w:tblStylePr>
     <w:tblStylePr w:type="band1Horz">
       <w:tblPr/>
       <w:tcPr>
-        <w:shd w:val="clear" w:color="auto" w:fill="1B1B1B" w:themeFill="background1" w:themeFillShade="D8"/>
+        <w:shd w:val="clear" w:color="auto" w:fill="D8D8D8" w:themeFill="background1" w:themeFillShade="D8"/>
       </w:tcPr>
     </w:tblStylePr>
     <w:tblStylePr w:type="neCell">
@@ -31535,7 +31627,7 @@
     </w:tblStylePr>
     <w:tblStylePr w:type="nwCell">
       <w:rPr>
-        <w:color w:val="202020" w:themeColor="background1"/>
+        <w:color w:val="FFFFFF" w:themeColor="background1"/>
       </w:rPr>
       <w:tblPr/>
       <w:tcPr>
@@ -31550,9 +31642,9 @@
       </w:tcPr>
     </w:tblStylePr>
   </w:style>
-  <w:style w:type="table" w:styleId="MediumShading2-Accent3">
+  <w:style w:type="table" w:styleId="SombreadoMdio2-Cor3">
     <w:name w:val="Medium Shading 2 Accent 3"/>
-    <w:basedOn w:val="TableNormal"/>
+    <w:basedOn w:val="Tabelanormal"/>
     <w:uiPriority w:val="64"/>
     <w:rsid w:val="00643398"/>
     <w:pPr>
@@ -31577,7 +31669,7 @@
       <w:rPr>
         <w:b/>
         <w:bCs/>
-        <w:color w:val="202020" w:themeColor="background1"/>
+        <w:color w:val="FFFFFF" w:themeColor="background1"/>
       </w:rPr>
       <w:tblPr/>
       <w:tcPr>
@@ -31609,14 +31701,14 @@
           <w:insideH w:val="nil"/>
           <w:insideV w:val="nil"/>
         </w:tcBorders>
-        <w:shd w:val="clear" w:color="auto" w:fill="202020" w:themeFill="background1"/>
+        <w:shd w:val="clear" w:color="auto" w:fill="FFFFFF" w:themeFill="background1"/>
       </w:tcPr>
     </w:tblStylePr>
     <w:tblStylePr w:type="firstCol">
       <w:rPr>
         <w:b/>
         <w:bCs/>
-        <w:color w:val="202020" w:themeColor="background1"/>
+        <w:color w:val="FFFFFF" w:themeColor="background1"/>
       </w:rPr>
       <w:tblPr/>
       <w:tcPr>
@@ -31635,7 +31727,7 @@
       <w:rPr>
         <w:b/>
         <w:bCs/>
-        <w:color w:val="202020" w:themeColor="background1"/>
+        <w:color w:val="FFFFFF" w:themeColor="background1"/>
       </w:rPr>
       <w:tblPr/>
       <w:tcPr>
@@ -31657,13 +31749,13 @@
           <w:insideH w:val="nil"/>
           <w:insideV w:val="nil"/>
         </w:tcBorders>
-        <w:shd w:val="clear" w:color="auto" w:fill="1B1B1B" w:themeFill="background1" w:themeFillShade="D8"/>
+        <w:shd w:val="clear" w:color="auto" w:fill="D8D8D8" w:themeFill="background1" w:themeFillShade="D8"/>
       </w:tcPr>
     </w:tblStylePr>
     <w:tblStylePr w:type="band1Horz">
       <w:tblPr/>
       <w:tcPr>
-        <w:shd w:val="clear" w:color="auto" w:fill="1B1B1B" w:themeFill="background1" w:themeFillShade="D8"/>
+        <w:shd w:val="clear" w:color="auto" w:fill="D8D8D8" w:themeFill="background1" w:themeFillShade="D8"/>
       </w:tcPr>
     </w:tblStylePr>
     <w:tblStylePr w:type="neCell">
@@ -31681,7 +31773,7 @@
     </w:tblStylePr>
     <w:tblStylePr w:type="nwCell">
       <w:rPr>
-        <w:color w:val="202020" w:themeColor="background1"/>
+        <w:color w:val="FFFFFF" w:themeColor="background1"/>
       </w:rPr>
       <w:tblPr/>
       <w:tcPr>
@@ -31696,9 +31788,9 @@
       </w:tcPr>
     </w:tblStylePr>
   </w:style>
-  <w:style w:type="table" w:styleId="MediumShading2-Accent4">
+  <w:style w:type="table" w:styleId="SombreadoMdio2-Cor4">
     <w:name w:val="Medium Shading 2 Accent 4"/>
-    <w:basedOn w:val="TableNormal"/>
+    <w:basedOn w:val="Tabelanormal"/>
     <w:uiPriority w:val="64"/>
     <w:rsid w:val="00643398"/>
     <w:pPr>
@@ -31723,7 +31815,7 @@
       <w:rPr>
         <w:b/>
         <w:bCs/>
-        <w:color w:val="202020" w:themeColor="background1"/>
+        <w:color w:val="FFFFFF" w:themeColor="background1"/>
       </w:rPr>
       <w:tblPr/>
       <w:tcPr>
@@ -31755,14 +31847,14 @@
           <w:insideH w:val="nil"/>
           <w:insideV w:val="nil"/>
         </w:tcBorders>
-        <w:shd w:val="clear" w:color="auto" w:fill="202020" w:themeFill="background1"/>
+        <w:shd w:val="clear" w:color="auto" w:fill="FFFFFF" w:themeFill="background1"/>
       </w:tcPr>
     </w:tblStylePr>
     <w:tblStylePr w:type="firstCol">
       <w:rPr>
         <w:b/>
         <w:bCs/>
-        <w:color w:val="202020" w:themeColor="background1"/>
+        <w:color w:val="FFFFFF" w:themeColor="background1"/>
       </w:rPr>
       <w:tblPr/>
       <w:tcPr>
@@ -31781,7 +31873,7 @@
       <w:rPr>
         <w:b/>
         <w:bCs/>
-        <w:color w:val="202020" w:themeColor="background1"/>
+        <w:color w:val="FFFFFF" w:themeColor="background1"/>
       </w:rPr>
       <w:tblPr/>
       <w:tcPr>
@@ -31803,13 +31895,13 @@
           <w:insideH w:val="nil"/>
           <w:insideV w:val="nil"/>
         </w:tcBorders>
-        <w:shd w:val="clear" w:color="auto" w:fill="1B1B1B" w:themeFill="background1" w:themeFillShade="D8"/>
+        <w:shd w:val="clear" w:color="auto" w:fill="D8D8D8" w:themeFill="background1" w:themeFillShade="D8"/>
       </w:tcPr>
     </w:tblStylePr>
     <w:tblStylePr w:type="band1Horz">
       <w:tblPr/>
       <w:tcPr>
-        <w:shd w:val="clear" w:color="auto" w:fill="1B1B1B" w:themeFill="background1" w:themeFillShade="D8"/>
+        <w:shd w:val="clear" w:color="auto" w:fill="D8D8D8" w:themeFill="background1" w:themeFillShade="D8"/>
       </w:tcPr>
     </w:tblStylePr>
     <w:tblStylePr w:type="neCell">
@@ -31827,7 +31919,7 @@
     </w:tblStylePr>
     <w:tblStylePr w:type="nwCell">
       <w:rPr>
-        <w:color w:val="202020" w:themeColor="background1"/>
+        <w:color w:val="FFFFFF" w:themeColor="background1"/>
       </w:rPr>
       <w:tblPr/>
       <w:tcPr>
@@ -31842,9 +31934,9 @@
       </w:tcPr>
     </w:tblStylePr>
   </w:style>
-  <w:style w:type="table" w:styleId="MediumShading2-Accent5">
+  <w:style w:type="table" w:styleId="SombreadoMdio2-Cor5">
     <w:name w:val="Medium Shading 2 Accent 5"/>
-    <w:basedOn w:val="TableNormal"/>
+    <w:basedOn w:val="Tabelanormal"/>
     <w:uiPriority w:val="64"/>
     <w:rsid w:val="00643398"/>
     <w:pPr>
@@ -31869,7 +31961,7 @@
       <w:rPr>
         <w:b/>
         <w:bCs/>
-        <w:color w:val="202020" w:themeColor="background1"/>
+        <w:color w:val="FFFFFF" w:themeColor="background1"/>
       </w:rPr>
       <w:tblPr/>
       <w:tcPr>
@@ -31901,14 +31993,14 @@
           <w:insideH w:val="nil"/>
           <w:insideV w:val="nil"/>
         </w:tcBorders>
-        <w:shd w:val="clear" w:color="auto" w:fill="202020" w:themeFill="background1"/>
+        <w:shd w:val="clear" w:color="auto" w:fill="FFFFFF" w:themeFill="background1"/>
       </w:tcPr>
     </w:tblStylePr>
     <w:tblStylePr w:type="firstCol">
       <w:rPr>
         <w:b/>
         <w:bCs/>
-        <w:color w:val="202020" w:themeColor="background1"/>
+        <w:color w:val="FFFFFF" w:themeColor="background1"/>
       </w:rPr>
       <w:tblPr/>
       <w:tcPr>
@@ -31927,7 +32019,7 @@
       <w:rPr>
         <w:b/>
         <w:bCs/>
-        <w:color w:val="202020" w:themeColor="background1"/>
+        <w:color w:val="FFFFFF" w:themeColor="background1"/>
       </w:rPr>
       <w:tblPr/>
       <w:tcPr>
@@ -31949,13 +32041,13 @@
           <w:insideH w:val="nil"/>
           <w:insideV w:val="nil"/>
         </w:tcBorders>
-        <w:shd w:val="clear" w:color="auto" w:fill="1B1B1B" w:themeFill="background1" w:themeFillShade="D8"/>
+        <w:shd w:val="clear" w:color="auto" w:fill="D8D8D8" w:themeFill="background1" w:themeFillShade="D8"/>
       </w:tcPr>
     </w:tblStylePr>
     <w:tblStylePr w:type="band1Horz">
       <w:tblPr/>
       <w:tcPr>
-        <w:shd w:val="clear" w:color="auto" w:fill="1B1B1B" w:themeFill="background1" w:themeFillShade="D8"/>
+        <w:shd w:val="clear" w:color="auto" w:fill="D8D8D8" w:themeFill="background1" w:themeFillShade="D8"/>
       </w:tcPr>
     </w:tblStylePr>
     <w:tblStylePr w:type="neCell">
@@ -31973,7 +32065,7 @@
     </w:tblStylePr>
     <w:tblStylePr w:type="nwCell">
       <w:rPr>
-        <w:color w:val="202020" w:themeColor="background1"/>
+        <w:color w:val="FFFFFF" w:themeColor="background1"/>
       </w:rPr>
       <w:tblPr/>
       <w:tcPr>
@@ -31988,9 +32080,9 @@
       </w:tcPr>
     </w:tblStylePr>
   </w:style>
-  <w:style w:type="table" w:styleId="MediumShading2-Accent6">
+  <w:style w:type="table" w:styleId="SombreadoMdio2-Cor6">
     <w:name w:val="Medium Shading 2 Accent 6"/>
-    <w:basedOn w:val="TableNormal"/>
+    <w:basedOn w:val="Tabelanormal"/>
     <w:uiPriority w:val="64"/>
     <w:rsid w:val="00643398"/>
     <w:pPr>
@@ -32015,7 +32107,7 @@
       <w:rPr>
         <w:b/>
         <w:bCs/>
-        <w:color w:val="202020" w:themeColor="background1"/>
+        <w:color w:val="FFFFFF" w:themeColor="background1"/>
       </w:rPr>
       <w:tblPr/>
       <w:tcPr>
@@ -32047,14 +32139,14 @@
           <w:insideH w:val="nil"/>
           <w:insideV w:val="nil"/>
         </w:tcBorders>
-        <w:shd w:val="clear" w:color="auto" w:fill="202020" w:themeFill="background1"/>
+        <w:shd w:val="clear" w:color="auto" w:fill="FFFFFF" w:themeFill="background1"/>
       </w:tcPr>
     </w:tblStylePr>
     <w:tblStylePr w:type="firstCol">
       <w:rPr>
         <w:b/>
         <w:bCs/>
-        <w:color w:val="202020" w:themeColor="background1"/>
+        <w:color w:val="FFFFFF" w:themeColor="background1"/>
       </w:rPr>
       <w:tblPr/>
       <w:tcPr>
@@ -32073,7 +32165,7 @@
       <w:rPr>
         <w:b/>
         <w:bCs/>
-        <w:color w:val="202020" w:themeColor="background1"/>
+        <w:color w:val="FFFFFF" w:themeColor="background1"/>
       </w:rPr>
       <w:tblPr/>
       <w:tcPr>
@@ -32095,13 +32187,13 @@
           <w:insideH w:val="nil"/>
           <w:insideV w:val="nil"/>
         </w:tcBorders>
-        <w:shd w:val="clear" w:color="auto" w:fill="1B1B1B" w:themeFill="background1" w:themeFillShade="D8"/>
+        <w:shd w:val="clear" w:color="auto" w:fill="D8D8D8" w:themeFill="background1" w:themeFillShade="D8"/>
       </w:tcPr>
     </w:tblStylePr>
     <w:tblStylePr w:type="band1Horz">
       <w:tblPr/>
       <w:tcPr>
-        <w:shd w:val="clear" w:color="auto" w:fill="1B1B1B" w:themeFill="background1" w:themeFillShade="D8"/>
+        <w:shd w:val="clear" w:color="auto" w:fill="D8D8D8" w:themeFill="background1" w:themeFillShade="D8"/>
       </w:tcPr>
     </w:tblStylePr>
     <w:tblStylePr w:type="neCell">
@@ -32119,7 +32211,7 @@
     </w:tblStylePr>
     <w:tblStylePr w:type="nwCell">
       <w:rPr>
-        <w:color w:val="202020" w:themeColor="background1"/>
+        <w:color w:val="FFFFFF" w:themeColor="background1"/>
       </w:rPr>
       <w:tblPr/>
       <w:tcPr>
@@ -32134,9 +32226,9 @@
       </w:tcPr>
     </w:tblStylePr>
   </w:style>
-  <w:style w:type="table" w:styleId="MediumList1">
+  <w:style w:type="table" w:styleId="ListaMdia1">
     <w:name w:val="Medium List 1"/>
-    <w:basedOn w:val="TableNormal"/>
+    <w:basedOn w:val="Tabelanormal"/>
     <w:uiPriority w:val="65"/>
     <w:rsid w:val="00643398"/>
     <w:pPr>
@@ -32144,15 +32236,15 @@
     </w:pPr>
     <w:rPr>
       <w:rFonts w:eastAsiaTheme="minorEastAsia"/>
-      <w:color w:val="CCCCCC" w:themeColor="text1"/>
+      <w:color w:val="000000" w:themeColor="text1"/>
       <w:lang w:val="en-US"/>
     </w:rPr>
     <w:tblPr>
       <w:tblStyleRowBandSize w:val="1"/>
       <w:tblStyleColBandSize w:val="1"/>
       <w:tblBorders>
-        <w:top w:val="single" w:sz="8" w:space="0" w:color="CCCCCC" w:themeColor="text1"/>
-        <w:bottom w:val="single" w:sz="8" w:space="0" w:color="CCCCCC" w:themeColor="text1"/>
+        <w:top w:val="single" w:sz="8" w:space="0" w:color="000000" w:themeColor="text1"/>
+        <w:bottom w:val="single" w:sz="8" w:space="0" w:color="000000" w:themeColor="text1"/>
       </w:tblBorders>
     </w:tblPr>
     <w:tblStylePr w:type="firstRow">
@@ -32163,7 +32255,7 @@
       <w:tcPr>
         <w:tcBorders>
           <w:top w:val="nil"/>
-          <w:bottom w:val="single" w:sz="8" w:space="0" w:color="CCCCCC" w:themeColor="text1"/>
+          <w:bottom w:val="single" w:sz="8" w:space="0" w:color="000000" w:themeColor="text1"/>
         </w:tcBorders>
       </w:tcPr>
     </w:tblStylePr>
@@ -32176,8 +32268,8 @@
       <w:tblPr/>
       <w:tcPr>
         <w:tcBorders>
-          <w:top w:val="single" w:sz="8" w:space="0" w:color="CCCCCC" w:themeColor="text1"/>
-          <w:bottom w:val="single" w:sz="8" w:space="0" w:color="CCCCCC" w:themeColor="text1"/>
+          <w:top w:val="single" w:sz="8" w:space="0" w:color="000000" w:themeColor="text1"/>
+          <w:bottom w:val="single" w:sz="8" w:space="0" w:color="000000" w:themeColor="text1"/>
         </w:tcBorders>
       </w:tcPr>
     </w:tblStylePr>
@@ -32195,27 +32287,27 @@
       <w:tblPr/>
       <w:tcPr>
         <w:tcBorders>
-          <w:top w:val="single" w:sz="8" w:space="0" w:color="CCCCCC" w:themeColor="text1"/>
-          <w:bottom w:val="single" w:sz="8" w:space="0" w:color="CCCCCC" w:themeColor="text1"/>
+          <w:top w:val="single" w:sz="8" w:space="0" w:color="000000" w:themeColor="text1"/>
+          <w:bottom w:val="single" w:sz="8" w:space="0" w:color="000000" w:themeColor="text1"/>
         </w:tcBorders>
       </w:tcPr>
     </w:tblStylePr>
     <w:tblStylePr w:type="band1Vert">
       <w:tblPr/>
       <w:tcPr>
-        <w:shd w:val="clear" w:color="auto" w:fill="F2F2F2" w:themeFill="text1" w:themeFillTint="3F"/>
+        <w:shd w:val="clear" w:color="auto" w:fill="C0C0C0" w:themeFill="text1" w:themeFillTint="3F"/>
       </w:tcPr>
     </w:tblStylePr>
     <w:tblStylePr w:type="band1Horz">
       <w:tblPr/>
       <w:tcPr>
-        <w:shd w:val="clear" w:color="auto" w:fill="F2F2F2" w:themeFill="text1" w:themeFillTint="3F"/>
+        <w:shd w:val="clear" w:color="auto" w:fill="C0C0C0" w:themeFill="text1" w:themeFillTint="3F"/>
       </w:tcPr>
     </w:tblStylePr>
   </w:style>
-  <w:style w:type="table" w:styleId="MediumList1-Accent1">
+  <w:style w:type="table" w:styleId="ListaMdia1-Cor1">
     <w:name w:val="Medium List 1 Accent 1"/>
-    <w:basedOn w:val="TableNormal"/>
+    <w:basedOn w:val="Tabelanormal"/>
     <w:uiPriority w:val="65"/>
     <w:rsid w:val="00643398"/>
     <w:pPr>
@@ -32223,7 +32315,7 @@
     </w:pPr>
     <w:rPr>
       <w:rFonts w:eastAsiaTheme="minorEastAsia"/>
-      <w:color w:val="CCCCCC" w:themeColor="text1"/>
+      <w:color w:val="000000" w:themeColor="text1"/>
       <w:lang w:val="en-US"/>
     </w:rPr>
     <w:tblPr>
@@ -32292,9 +32384,9 @@
       </w:tcPr>
     </w:tblStylePr>
   </w:style>
-  <w:style w:type="table" w:styleId="MediumList1-Accent2">
+  <w:style w:type="table" w:styleId="ListaMdia1-Cor2">
     <w:name w:val="Medium List 1 Accent 2"/>
-    <w:basedOn w:val="TableNormal"/>
+    <w:basedOn w:val="Tabelanormal"/>
     <w:uiPriority w:val="65"/>
     <w:rsid w:val="00643398"/>
     <w:pPr>
@@ -32302,7 +32394,7 @@
     </w:pPr>
     <w:rPr>
       <w:rFonts w:eastAsiaTheme="minorEastAsia"/>
-      <w:color w:val="CCCCCC" w:themeColor="text1"/>
+      <w:color w:val="000000" w:themeColor="text1"/>
       <w:lang w:val="en-US"/>
     </w:rPr>
     <w:tblPr>
@@ -32371,9 +32463,9 @@
       </w:tcPr>
     </w:tblStylePr>
   </w:style>
-  <w:style w:type="table" w:styleId="MediumList1-Accent3">
+  <w:style w:type="table" w:styleId="ListaMdia1-Cor3">
     <w:name w:val="Medium List 1 Accent 3"/>
-    <w:basedOn w:val="TableNormal"/>
+    <w:basedOn w:val="Tabelanormal"/>
     <w:uiPriority w:val="65"/>
     <w:rsid w:val="00643398"/>
     <w:pPr>
@@ -32381,7 +32473,7 @@
     </w:pPr>
     <w:rPr>
       <w:rFonts w:eastAsiaTheme="minorEastAsia"/>
-      <w:color w:val="CCCCCC" w:themeColor="text1"/>
+      <w:color w:val="000000" w:themeColor="text1"/>
       <w:lang w:val="en-US"/>
     </w:rPr>
     <w:tblPr>
@@ -32450,9 +32542,9 @@
       </w:tcPr>
     </w:tblStylePr>
   </w:style>
-  <w:style w:type="table" w:styleId="MediumList1-Accent4">
+  <w:style w:type="table" w:styleId="ListaMdia1-Cor4">
     <w:name w:val="Medium List 1 Accent 4"/>
-    <w:basedOn w:val="TableNormal"/>
+    <w:basedOn w:val="Tabelanormal"/>
     <w:uiPriority w:val="65"/>
     <w:rsid w:val="00643398"/>
     <w:pPr>
@@ -32460,7 +32552,7 @@
     </w:pPr>
     <w:rPr>
       <w:rFonts w:eastAsiaTheme="minorEastAsia"/>
-      <w:color w:val="CCCCCC" w:themeColor="text1"/>
+      <w:color w:val="000000" w:themeColor="text1"/>
       <w:lang w:val="en-US"/>
     </w:rPr>
     <w:tblPr>
@@ -32529,9 +32621,9 @@
       </w:tcPr>
     </w:tblStylePr>
   </w:style>
-  <w:style w:type="table" w:styleId="MediumList1-Accent5">
+  <w:style w:type="table" w:styleId="ListaMdia1-Cor5">
     <w:name w:val="Medium List 1 Accent 5"/>
-    <w:basedOn w:val="TableNormal"/>
+    <w:basedOn w:val="Tabelanormal"/>
     <w:uiPriority w:val="65"/>
     <w:rsid w:val="00643398"/>
     <w:pPr>
@@ -32539,7 +32631,7 @@
     </w:pPr>
     <w:rPr>
       <w:rFonts w:eastAsiaTheme="minorEastAsia"/>
-      <w:color w:val="CCCCCC" w:themeColor="text1"/>
+      <w:color w:val="000000" w:themeColor="text1"/>
       <w:lang w:val="en-US"/>
     </w:rPr>
     <w:tblPr>
@@ -32608,9 +32700,9 @@
       </w:tcPr>
     </w:tblStylePr>
   </w:style>
-  <w:style w:type="table" w:styleId="MediumList1-Accent6">
+  <w:style w:type="table" w:styleId="ListaMdia1-Cor6">
     <w:name w:val="Medium List 1 Accent 6"/>
-    <w:basedOn w:val="TableNormal"/>
+    <w:basedOn w:val="Tabelanormal"/>
     <w:uiPriority w:val="65"/>
     <w:rsid w:val="00643398"/>
     <w:pPr>
@@ -32618,7 +32710,7 @@
     </w:pPr>
     <w:rPr>
       <w:rFonts w:eastAsiaTheme="minorEastAsia"/>
-      <w:color w:val="CCCCCC" w:themeColor="text1"/>
+      <w:color w:val="000000" w:themeColor="text1"/>
       <w:lang w:val="en-US"/>
     </w:rPr>
     <w:tblPr>
@@ -32687,9 +32779,9 @@
       </w:tcPr>
     </w:tblStylePr>
   </w:style>
-  <w:style w:type="table" w:styleId="MediumList2">
+  <w:style w:type="table" w:styleId="ListaMdia2">
     <w:name w:val="Medium List 2"/>
-    <w:basedOn w:val="TableNormal"/>
+    <w:basedOn w:val="Tabelanormal"/>
     <w:uiPriority w:val="66"/>
     <w:rsid w:val="00643398"/>
     <w:pPr>
@@ -32697,17 +32789,17 @@
     </w:pPr>
     <w:rPr>
       <w:rFonts w:asciiTheme="majorHAnsi" w:eastAsiaTheme="majorEastAsia" w:hAnsiTheme="majorHAnsi" w:cstheme="majorBidi"/>
-      <w:color w:val="CCCCCC" w:themeColor="text1"/>
+      <w:color w:val="000000" w:themeColor="text1"/>
       <w:lang w:val="en-US"/>
     </w:rPr>
     <w:tblPr>
       <w:tblStyleRowBandSize w:val="1"/>
       <w:tblStyleColBandSize w:val="1"/>
       <w:tblBorders>
-        <w:top w:val="single" w:sz="8" w:space="0" w:color="CCCCCC" w:themeColor="text1"/>
-        <w:left w:val="single" w:sz="8" w:space="0" w:color="CCCCCC" w:themeColor="text1"/>
-        <w:bottom w:val="single" w:sz="8" w:space="0" w:color="CCCCCC" w:themeColor="text1"/>
-        <w:right w:val="single" w:sz="8" w:space="0" w:color="CCCCCC" w:themeColor="text1"/>
+        <w:top w:val="single" w:sz="8" w:space="0" w:color="000000" w:themeColor="text1"/>
+        <w:left w:val="single" w:sz="8" w:space="0" w:color="000000" w:themeColor="text1"/>
+        <w:bottom w:val="single" w:sz="8" w:space="0" w:color="000000" w:themeColor="text1"/>
+        <w:right w:val="single" w:sz="8" w:space="0" w:color="000000" w:themeColor="text1"/>
       </w:tblBorders>
     </w:tblPr>
     <w:tblStylePr w:type="firstRow">
@@ -32720,26 +32812,26 @@
         <w:tcBorders>
           <w:top w:val="nil"/>
           <w:left w:val="nil"/>
-          <w:bottom w:val="single" w:sz="24" w:space="0" w:color="CCCCCC" w:themeColor="text1"/>
+          <w:bottom w:val="single" w:sz="24" w:space="0" w:color="000000" w:themeColor="text1"/>
           <w:right w:val="nil"/>
           <w:insideH w:val="nil"/>
           <w:insideV w:val="nil"/>
         </w:tcBorders>
-        <w:shd w:val="clear" w:color="auto" w:fill="202020" w:themeFill="background1"/>
+        <w:shd w:val="clear" w:color="auto" w:fill="FFFFFF" w:themeFill="background1"/>
       </w:tcPr>
     </w:tblStylePr>
     <w:tblStylePr w:type="lastRow">
       <w:tblPr/>
       <w:tcPr>
         <w:tcBorders>
-          <w:top w:val="single" w:sz="8" w:space="0" w:color="CCCCCC" w:themeColor="text1"/>
+          <w:top w:val="single" w:sz="8" w:space="0" w:color="000000" w:themeColor="text1"/>
           <w:left w:val="nil"/>
           <w:bottom w:val="nil"/>
           <w:right w:val="nil"/>
           <w:insideH w:val="nil"/>
           <w:insideV w:val="nil"/>
         </w:tcBorders>
-        <w:shd w:val="clear" w:color="auto" w:fill="202020" w:themeFill="background1"/>
+        <w:shd w:val="clear" w:color="auto" w:fill="FFFFFF" w:themeFill="background1"/>
       </w:tcPr>
     </w:tblStylePr>
     <w:tblStylePr w:type="firstCol">
@@ -32749,11 +32841,11 @@
           <w:top w:val="nil"/>
           <w:left w:val="nil"/>
           <w:bottom w:val="nil"/>
-          <w:right w:val="single" w:sz="8" w:space="0" w:color="CCCCCC" w:themeColor="text1"/>
+          <w:right w:val="single" w:sz="8" w:space="0" w:color="000000" w:themeColor="text1"/>
           <w:insideH w:val="nil"/>
           <w:insideV w:val="nil"/>
         </w:tcBorders>
-        <w:shd w:val="clear" w:color="auto" w:fill="202020" w:themeFill="background1"/>
+        <w:shd w:val="clear" w:color="auto" w:fill="FFFFFF" w:themeFill="background1"/>
       </w:tcPr>
     </w:tblStylePr>
     <w:tblStylePr w:type="lastCol">
@@ -32761,13 +32853,13 @@
       <w:tcPr>
         <w:tcBorders>
           <w:top w:val="nil"/>
-          <w:left w:val="single" w:sz="8" w:space="0" w:color="CCCCCC" w:themeColor="text1"/>
+          <w:left w:val="single" w:sz="8" w:space="0" w:color="000000" w:themeColor="text1"/>
           <w:bottom w:val="nil"/>
           <w:right w:val="nil"/>
           <w:insideH w:val="nil"/>
           <w:insideV w:val="nil"/>
         </w:tcBorders>
-        <w:shd w:val="clear" w:color="auto" w:fill="202020" w:themeFill="background1"/>
+        <w:shd w:val="clear" w:color="auto" w:fill="FFFFFF" w:themeFill="background1"/>
       </w:tcPr>
     </w:tblStylePr>
     <w:tblStylePr w:type="band1Vert">
@@ -32779,7 +32871,7 @@
           <w:insideH w:val="nil"/>
           <w:insideV w:val="nil"/>
         </w:tcBorders>
-        <w:shd w:val="clear" w:color="auto" w:fill="F2F2F2" w:themeFill="text1" w:themeFillTint="3F"/>
+        <w:shd w:val="clear" w:color="auto" w:fill="C0C0C0" w:themeFill="text1" w:themeFillTint="3F"/>
       </w:tcPr>
     </w:tblStylePr>
     <w:tblStylePr w:type="band1Horz">
@@ -32791,13 +32883,13 @@
           <w:insideH w:val="nil"/>
           <w:insideV w:val="nil"/>
         </w:tcBorders>
-        <w:shd w:val="clear" w:color="auto" w:fill="F2F2F2" w:themeFill="text1" w:themeFillTint="3F"/>
+        <w:shd w:val="clear" w:color="auto" w:fill="C0C0C0" w:themeFill="text1" w:themeFillTint="3F"/>
       </w:tcPr>
     </w:tblStylePr>
     <w:tblStylePr w:type="nwCell">
       <w:tblPr/>
       <w:tcPr>
-        <w:shd w:val="clear" w:color="auto" w:fill="202020" w:themeFill="background1"/>
+        <w:shd w:val="clear" w:color="auto" w:fill="FFFFFF" w:themeFill="background1"/>
       </w:tcPr>
     </w:tblStylePr>
     <w:tblStylePr w:type="swCell">
@@ -32809,9 +32901,9 @@
       </w:tcPr>
     </w:tblStylePr>
   </w:style>
-  <w:style w:type="table" w:styleId="MediumList2-Accent1">
+  <w:style w:type="table" w:styleId="ListaMdia2-Cor1">
     <w:name w:val="Medium List 2 Accent 1"/>
-    <w:basedOn w:val="TableNormal"/>
+    <w:basedOn w:val="Tabelanormal"/>
     <w:uiPriority w:val="66"/>
     <w:rsid w:val="00643398"/>
     <w:pPr>
@@ -32819,7 +32911,7 @@
     </w:pPr>
     <w:rPr>
       <w:rFonts w:asciiTheme="majorHAnsi" w:eastAsiaTheme="majorEastAsia" w:hAnsiTheme="majorHAnsi" w:cstheme="majorBidi"/>
-      <w:color w:val="CCCCCC" w:themeColor="text1"/>
+      <w:color w:val="000000" w:themeColor="text1"/>
       <w:lang w:val="en-US"/>
     </w:rPr>
     <w:tblPr>
@@ -32847,7 +32939,7 @@
           <w:insideH w:val="nil"/>
           <w:insideV w:val="nil"/>
         </w:tcBorders>
-        <w:shd w:val="clear" w:color="auto" w:fill="202020" w:themeFill="background1"/>
+        <w:shd w:val="clear" w:color="auto" w:fill="FFFFFF" w:themeFill="background1"/>
       </w:tcPr>
     </w:tblStylePr>
     <w:tblStylePr w:type="lastRow">
@@ -32861,7 +32953,7 @@
           <w:insideH w:val="nil"/>
           <w:insideV w:val="nil"/>
         </w:tcBorders>
-        <w:shd w:val="clear" w:color="auto" w:fill="202020" w:themeFill="background1"/>
+        <w:shd w:val="clear" w:color="auto" w:fill="FFFFFF" w:themeFill="background1"/>
       </w:tcPr>
     </w:tblStylePr>
     <w:tblStylePr w:type="firstCol">
@@ -32875,7 +32967,7 @@
           <w:insideH w:val="nil"/>
           <w:insideV w:val="nil"/>
         </w:tcBorders>
-        <w:shd w:val="clear" w:color="auto" w:fill="202020" w:themeFill="background1"/>
+        <w:shd w:val="clear" w:color="auto" w:fill="FFFFFF" w:themeFill="background1"/>
       </w:tcPr>
     </w:tblStylePr>
     <w:tblStylePr w:type="lastCol">
@@ -32889,7 +32981,7 @@
           <w:insideH w:val="nil"/>
           <w:insideV w:val="nil"/>
         </w:tcBorders>
-        <w:shd w:val="clear" w:color="auto" w:fill="202020" w:themeFill="background1"/>
+        <w:shd w:val="clear" w:color="auto" w:fill="FFFFFF" w:themeFill="background1"/>
       </w:tcPr>
     </w:tblStylePr>
     <w:tblStylePr w:type="band1Vert">
@@ -32919,7 +33011,7 @@
     <w:tblStylePr w:type="nwCell">
       <w:tblPr/>
       <w:tcPr>
-        <w:shd w:val="clear" w:color="auto" w:fill="202020" w:themeFill="background1"/>
+        <w:shd w:val="clear" w:color="auto" w:fill="FFFFFF" w:themeFill="background1"/>
       </w:tcPr>
     </w:tblStylePr>
     <w:tblStylePr w:type="swCell">
@@ -32931,9 +33023,9 @@
       </w:tcPr>
     </w:tblStylePr>
   </w:style>
-  <w:style w:type="table" w:styleId="MediumList2-Accent2">
+  <w:style w:type="table" w:styleId="ListaMdia2-Cor2">
     <w:name w:val="Medium List 2 Accent 2"/>
-    <w:basedOn w:val="TableNormal"/>
+    <w:basedOn w:val="Tabelanormal"/>
     <w:uiPriority w:val="66"/>
     <w:rsid w:val="00643398"/>
     <w:pPr>
@@ -32941,7 +33033,7 @@
     </w:pPr>
     <w:rPr>
       <w:rFonts w:asciiTheme="majorHAnsi" w:eastAsiaTheme="majorEastAsia" w:hAnsiTheme="majorHAnsi" w:cstheme="majorBidi"/>
-      <w:color w:val="CCCCCC" w:themeColor="text1"/>
+      <w:color w:val="000000" w:themeColor="text1"/>
       <w:lang w:val="en-US"/>
     </w:rPr>
     <w:tblPr>
@@ -32969,7 +33061,7 @@
           <w:insideH w:val="nil"/>
           <w:insideV w:val="nil"/>
         </w:tcBorders>
-        <w:shd w:val="clear" w:color="auto" w:fill="202020" w:themeFill="background1"/>
+        <w:shd w:val="clear" w:color="auto" w:fill="FFFFFF" w:themeFill="background1"/>
       </w:tcPr>
     </w:tblStylePr>
     <w:tblStylePr w:type="lastRow">
@@ -32983,7 +33075,7 @@
           <w:insideH w:val="nil"/>
           <w:insideV w:val="nil"/>
         </w:tcBorders>
-        <w:shd w:val="clear" w:color="auto" w:fill="202020" w:themeFill="background1"/>
+        <w:shd w:val="clear" w:color="auto" w:fill="FFFFFF" w:themeFill="background1"/>
       </w:tcPr>
     </w:tblStylePr>
     <w:tblStylePr w:type="firstCol">
@@ -32997,7 +33089,7 @@
           <w:insideH w:val="nil"/>
           <w:insideV w:val="nil"/>
         </w:tcBorders>
-        <w:shd w:val="clear" w:color="auto" w:fill="202020" w:themeFill="background1"/>
+        <w:shd w:val="clear" w:color="auto" w:fill="FFFFFF" w:themeFill="background1"/>
       </w:tcPr>
     </w:tblStylePr>
     <w:tblStylePr w:type="lastCol">
@@ -33011,7 +33103,7 @@
           <w:insideH w:val="nil"/>
           <w:insideV w:val="nil"/>
         </w:tcBorders>
-        <w:shd w:val="clear" w:color="auto" w:fill="202020" w:themeFill="background1"/>
+        <w:shd w:val="clear" w:color="auto" w:fill="FFFFFF" w:themeFill="background1"/>
       </w:tcPr>
     </w:tblStylePr>
     <w:tblStylePr w:type="band1Vert">
@@ -33041,7 +33133,7 @@
     <w:tblStylePr w:type="nwCell">
       <w:tblPr/>
       <w:tcPr>
-        <w:shd w:val="clear" w:color="auto" w:fill="202020" w:themeFill="background1"/>
+        <w:shd w:val="clear" w:color="auto" w:fill="FFFFFF" w:themeFill="background1"/>
       </w:tcPr>
     </w:tblStylePr>
     <w:tblStylePr w:type="swCell">
@@ -33053,9 +33145,9 @@
       </w:tcPr>
     </w:tblStylePr>
   </w:style>
-  <w:style w:type="table" w:styleId="MediumList2-Accent3">
+  <w:style w:type="table" w:styleId="ListaMdia2-Cor3">
     <w:name w:val="Medium List 2 Accent 3"/>
-    <w:basedOn w:val="TableNormal"/>
+    <w:basedOn w:val="Tabelanormal"/>
     <w:uiPriority w:val="66"/>
     <w:rsid w:val="00643398"/>
     <w:pPr>
@@ -33063,7 +33155,7 @@
     </w:pPr>
     <w:rPr>
       <w:rFonts w:asciiTheme="majorHAnsi" w:eastAsiaTheme="majorEastAsia" w:hAnsiTheme="majorHAnsi" w:cstheme="majorBidi"/>
-      <w:color w:val="CCCCCC" w:themeColor="text1"/>
+      <w:color w:val="000000" w:themeColor="text1"/>
       <w:lang w:val="en-US"/>
     </w:rPr>
     <w:tblPr>
@@ -33091,7 +33183,7 @@
           <w:insideH w:val="nil"/>
           <w:insideV w:val="nil"/>
         </w:tcBorders>
-        <w:shd w:val="clear" w:color="auto" w:fill="202020" w:themeFill="background1"/>
+        <w:shd w:val="clear" w:color="auto" w:fill="FFFFFF" w:themeFill="background1"/>
       </w:tcPr>
     </w:tblStylePr>
     <w:tblStylePr w:type="lastRow">
@@ -33105,7 +33197,7 @@
           <w:insideH w:val="nil"/>
           <w:insideV w:val="nil"/>
         </w:tcBorders>
-        <w:shd w:val="clear" w:color="auto" w:fill="202020" w:themeFill="background1"/>
+        <w:shd w:val="clear" w:color="auto" w:fill="FFFFFF" w:themeFill="background1"/>
       </w:tcPr>
     </w:tblStylePr>
     <w:tblStylePr w:type="firstCol">
@@ -33119,7 +33211,7 @@
           <w:insideH w:val="nil"/>
           <w:insideV w:val="nil"/>
         </w:tcBorders>
-        <w:shd w:val="clear" w:color="auto" w:fill="202020" w:themeFill="background1"/>
+        <w:shd w:val="clear" w:color="auto" w:fill="FFFFFF" w:themeFill="background1"/>
       </w:tcPr>
     </w:tblStylePr>
     <w:tblStylePr w:type="lastCol">
@@ -33133,7 +33225,7 @@
           <w:insideH w:val="nil"/>
           <w:insideV w:val="nil"/>
         </w:tcBorders>
-        <w:shd w:val="clear" w:color="auto" w:fill="202020" w:themeFill="background1"/>
+        <w:shd w:val="clear" w:color="auto" w:fill="FFFFFF" w:themeFill="background1"/>
       </w:tcPr>
     </w:tblStylePr>
     <w:tblStylePr w:type="band1Vert">
@@ -33163,7 +33255,7 @@
     <w:tblStylePr w:type="nwCell">
       <w:tblPr/>
       <w:tcPr>
-        <w:shd w:val="clear" w:color="auto" w:fill="202020" w:themeFill="background1"/>
+        <w:shd w:val="clear" w:color="auto" w:fill="FFFFFF" w:themeFill="background1"/>
       </w:tcPr>
     </w:tblStylePr>
     <w:tblStylePr w:type="swCell">
@@ -33175,9 +33267,9 @@
       </w:tcPr>
     </w:tblStylePr>
   </w:style>
-  <w:style w:type="table" w:styleId="MediumList2-Accent4">
+  <w:style w:type="table" w:styleId="ListaMdia2-Cor4">
     <w:name w:val="Medium List 2 Accent 4"/>
-    <w:basedOn w:val="TableNormal"/>
+    <w:basedOn w:val="Tabelanormal"/>
     <w:uiPriority w:val="66"/>
     <w:rsid w:val="00643398"/>
     <w:pPr>
@@ -33185,7 +33277,7 @@
     </w:pPr>
     <w:rPr>
       <w:rFonts w:asciiTheme="majorHAnsi" w:eastAsiaTheme="majorEastAsia" w:hAnsiTheme="majorHAnsi" w:cstheme="majorBidi"/>
-      <w:color w:val="CCCCCC" w:themeColor="text1"/>
+      <w:color w:val="000000" w:themeColor="text1"/>
       <w:lang w:val="en-US"/>
     </w:rPr>
     <w:tblPr>
@@ -33213,7 +33305,7 @@
           <w:insideH w:val="nil"/>
           <w:insideV w:val="nil"/>
         </w:tcBorders>
-        <w:shd w:val="clear" w:color="auto" w:fill="202020" w:themeFill="background1"/>
+        <w:shd w:val="clear" w:color="auto" w:fill="FFFFFF" w:themeFill="background1"/>
       </w:tcPr>
     </w:tblStylePr>
     <w:tblStylePr w:type="lastRow">
@@ -33227,7 +33319,7 @@
           <w:insideH w:val="nil"/>
           <w:insideV w:val="nil"/>
         </w:tcBorders>
-        <w:shd w:val="clear" w:color="auto" w:fill="202020" w:themeFill="background1"/>
+        <w:shd w:val="clear" w:color="auto" w:fill="FFFFFF" w:themeFill="background1"/>
       </w:tcPr>
     </w:tblStylePr>
     <w:tblStylePr w:type="firstCol">
@@ -33241,7 +33333,7 @@
           <w:insideH w:val="nil"/>
           <w:insideV w:val="nil"/>
         </w:tcBorders>
-        <w:shd w:val="clear" w:color="auto" w:fill="202020" w:themeFill="background1"/>
+        <w:shd w:val="clear" w:color="auto" w:fill="FFFFFF" w:themeFill="background1"/>
       </w:tcPr>
     </w:tblStylePr>
     <w:tblStylePr w:type="lastCol">
@@ -33255,7 +33347,7 @@
           <w:insideH w:val="nil"/>
           <w:insideV w:val="nil"/>
         </w:tcBorders>
-        <w:shd w:val="clear" w:color="auto" w:fill="202020" w:themeFill="background1"/>
+        <w:shd w:val="clear" w:color="auto" w:fill="FFFFFF" w:themeFill="background1"/>
       </w:tcPr>
     </w:tblStylePr>
     <w:tblStylePr w:type="band1Vert">
@@ -33285,7 +33377,7 @@
     <w:tblStylePr w:type="nwCell">
       <w:tblPr/>
       <w:tcPr>
-        <w:shd w:val="clear" w:color="auto" w:fill="202020" w:themeFill="background1"/>
+        <w:shd w:val="clear" w:color="auto" w:fill="FFFFFF" w:themeFill="background1"/>
       </w:tcPr>
     </w:tblStylePr>
     <w:tblStylePr w:type="swCell">
@@ -33297,9 +33389,9 @@
       </w:tcPr>
     </w:tblStylePr>
   </w:style>
-  <w:style w:type="table" w:styleId="MediumList2-Accent5">
+  <w:style w:type="table" w:styleId="ListaMdia2-Cor5">
     <w:name w:val="Medium List 2 Accent 5"/>
-    <w:basedOn w:val="TableNormal"/>
+    <w:basedOn w:val="Tabelanormal"/>
     <w:uiPriority w:val="66"/>
     <w:rsid w:val="00643398"/>
     <w:pPr>
@@ -33307,7 +33399,7 @@
     </w:pPr>
     <w:rPr>
       <w:rFonts w:asciiTheme="majorHAnsi" w:eastAsiaTheme="majorEastAsia" w:hAnsiTheme="majorHAnsi" w:cstheme="majorBidi"/>
-      <w:color w:val="CCCCCC" w:themeColor="text1"/>
+      <w:color w:val="000000" w:themeColor="text1"/>
       <w:lang w:val="en-US"/>
     </w:rPr>
     <w:tblPr>
@@ -33335,7 +33427,7 @@
           <w:insideH w:val="nil"/>
           <w:insideV w:val="nil"/>
         </w:tcBorders>
-        <w:shd w:val="clear" w:color="auto" w:fill="202020" w:themeFill="background1"/>
+        <w:shd w:val="clear" w:color="auto" w:fill="FFFFFF" w:themeFill="background1"/>
       </w:tcPr>
     </w:tblStylePr>
     <w:tblStylePr w:type="lastRow">
@@ -33349,7 +33441,7 @@
           <w:insideH w:val="nil"/>
           <w:insideV w:val="nil"/>
         </w:tcBorders>
-        <w:shd w:val="clear" w:color="auto" w:fill="202020" w:themeFill="background1"/>
+        <w:shd w:val="clear" w:color="auto" w:fill="FFFFFF" w:themeFill="background1"/>
       </w:tcPr>
     </w:tblStylePr>
     <w:tblStylePr w:type="firstCol">
@@ -33363,7 +33455,7 @@
           <w:insideH w:val="nil"/>
           <w:insideV w:val="nil"/>
         </w:tcBorders>
-        <w:shd w:val="clear" w:color="auto" w:fill="202020" w:themeFill="background1"/>
+        <w:shd w:val="clear" w:color="auto" w:fill="FFFFFF" w:themeFill="background1"/>
       </w:tcPr>
     </w:tblStylePr>
     <w:tblStylePr w:type="lastCol">
@@ -33377,7 +33469,7 @@
           <w:insideH w:val="nil"/>
           <w:insideV w:val="nil"/>
         </w:tcBorders>
-        <w:shd w:val="clear" w:color="auto" w:fill="202020" w:themeFill="background1"/>
+        <w:shd w:val="clear" w:color="auto" w:fill="FFFFFF" w:themeFill="background1"/>
       </w:tcPr>
     </w:tblStylePr>
     <w:tblStylePr w:type="band1Vert">
@@ -33407,7 +33499,7 @@
     <w:tblStylePr w:type="nwCell">
       <w:tblPr/>
       <w:tcPr>
-        <w:shd w:val="clear" w:color="auto" w:fill="202020" w:themeFill="background1"/>
+        <w:shd w:val="clear" w:color="auto" w:fill="FFFFFF" w:themeFill="background1"/>
       </w:tcPr>
     </w:tblStylePr>
     <w:tblStylePr w:type="swCell">
@@ -33419,9 +33511,9 @@
       </w:tcPr>
     </w:tblStylePr>
   </w:style>
-  <w:style w:type="table" w:styleId="MediumList2-Accent6">
+  <w:style w:type="table" w:styleId="ListaMdia2-Cor6">
     <w:name w:val="Medium List 2 Accent 6"/>
-    <w:basedOn w:val="TableNormal"/>
+    <w:basedOn w:val="Tabelanormal"/>
     <w:uiPriority w:val="66"/>
     <w:rsid w:val="00643398"/>
     <w:pPr>
@@ -33429,7 +33521,7 @@
     </w:pPr>
     <w:rPr>
       <w:rFonts w:asciiTheme="majorHAnsi" w:eastAsiaTheme="majorEastAsia" w:hAnsiTheme="majorHAnsi" w:cstheme="majorBidi"/>
-      <w:color w:val="CCCCCC" w:themeColor="text1"/>
+      <w:color w:val="000000" w:themeColor="text1"/>
       <w:lang w:val="en-US"/>
     </w:rPr>
     <w:tblPr>
@@ -33457,7 +33549,7 @@
           <w:insideH w:val="nil"/>
           <w:insideV w:val="nil"/>
         </w:tcBorders>
-        <w:shd w:val="clear" w:color="auto" w:fill="202020" w:themeFill="background1"/>
+        <w:shd w:val="clear" w:color="auto" w:fill="FFFFFF" w:themeFill="background1"/>
       </w:tcPr>
     </w:tblStylePr>
     <w:tblStylePr w:type="lastRow">
@@ -33471,7 +33563,7 @@
           <w:insideH w:val="nil"/>
           <w:insideV w:val="nil"/>
         </w:tcBorders>
-        <w:shd w:val="clear" w:color="auto" w:fill="202020" w:themeFill="background1"/>
+        <w:shd w:val="clear" w:color="auto" w:fill="FFFFFF" w:themeFill="background1"/>
       </w:tcPr>
     </w:tblStylePr>
     <w:tblStylePr w:type="firstCol">
@@ -33485,7 +33577,7 @@
           <w:insideH w:val="nil"/>
           <w:insideV w:val="nil"/>
         </w:tcBorders>
-        <w:shd w:val="clear" w:color="auto" w:fill="202020" w:themeFill="background1"/>
+        <w:shd w:val="clear" w:color="auto" w:fill="FFFFFF" w:themeFill="background1"/>
       </w:tcPr>
     </w:tblStylePr>
     <w:tblStylePr w:type="lastCol">
@@ -33499,7 +33591,7 @@
           <w:insideH w:val="nil"/>
           <w:insideV w:val="nil"/>
         </w:tcBorders>
-        <w:shd w:val="clear" w:color="auto" w:fill="202020" w:themeFill="background1"/>
+        <w:shd w:val="clear" w:color="auto" w:fill="FFFFFF" w:themeFill="background1"/>
       </w:tcPr>
     </w:tblStylePr>
     <w:tblStylePr w:type="band1Vert">
@@ -33529,7 +33621,7 @@
     <w:tblStylePr w:type="nwCell">
       <w:tblPr/>
       <w:tcPr>
-        <w:shd w:val="clear" w:color="auto" w:fill="202020" w:themeFill="background1"/>
+        <w:shd w:val="clear" w:color="auto" w:fill="FFFFFF" w:themeFill="background1"/>
       </w:tcPr>
     </w:tblStylePr>
     <w:tblStylePr w:type="swCell">
@@ -33541,9 +33633,9 @@
       </w:tcPr>
     </w:tblStylePr>
   </w:style>
-  <w:style w:type="table" w:styleId="MediumGrid1">
+  <w:style w:type="table" w:styleId="GrelhaMdia1">
     <w:name w:val="Medium Grid 1"/>
-    <w:basedOn w:val="TableNormal"/>
+    <w:basedOn w:val="Tabelanormal"/>
     <w:uiPriority w:val="67"/>
     <w:rsid w:val="00643398"/>
     <w:pPr>
@@ -33557,16 +33649,16 @@
       <w:tblStyleRowBandSize w:val="1"/>
       <w:tblStyleColBandSize w:val="1"/>
       <w:tblBorders>
-        <w:top w:val="single" w:sz="8" w:space="0" w:color="D8D8D8" w:themeColor="text1" w:themeTint="BF"/>
-        <w:left w:val="single" w:sz="8" w:space="0" w:color="D8D8D8" w:themeColor="text1" w:themeTint="BF"/>
-        <w:bottom w:val="single" w:sz="8" w:space="0" w:color="D8D8D8" w:themeColor="text1" w:themeTint="BF"/>
-        <w:right w:val="single" w:sz="8" w:space="0" w:color="D8D8D8" w:themeColor="text1" w:themeTint="BF"/>
-        <w:insideH w:val="single" w:sz="8" w:space="0" w:color="D8D8D8" w:themeColor="text1" w:themeTint="BF"/>
-        <w:insideV w:val="single" w:sz="8" w:space="0" w:color="D8D8D8" w:themeColor="text1" w:themeTint="BF"/>
+        <w:top w:val="single" w:sz="8" w:space="0" w:color="404040" w:themeColor="text1" w:themeTint="BF"/>
+        <w:left w:val="single" w:sz="8" w:space="0" w:color="404040" w:themeColor="text1" w:themeTint="BF"/>
+        <w:bottom w:val="single" w:sz="8" w:space="0" w:color="404040" w:themeColor="text1" w:themeTint="BF"/>
+        <w:right w:val="single" w:sz="8" w:space="0" w:color="404040" w:themeColor="text1" w:themeTint="BF"/>
+        <w:insideH w:val="single" w:sz="8" w:space="0" w:color="404040" w:themeColor="text1" w:themeTint="BF"/>
+        <w:insideV w:val="single" w:sz="8" w:space="0" w:color="404040" w:themeColor="text1" w:themeTint="BF"/>
       </w:tblBorders>
     </w:tblPr>
     <w:tcPr>
-      <w:shd w:val="clear" w:color="auto" w:fill="F2F2F2" w:themeFill="text1" w:themeFillTint="3F"/>
+      <w:shd w:val="clear" w:color="auto" w:fill="C0C0C0" w:themeFill="text1" w:themeFillTint="3F"/>
     </w:tcPr>
     <w:tblStylePr w:type="firstRow">
       <w:rPr>
@@ -33582,7 +33674,7 @@
       <w:tblPr/>
       <w:tcPr>
         <w:tcBorders>
-          <w:top w:val="single" w:sz="18" w:space="0" w:color="D8D8D8" w:themeColor="text1" w:themeTint="BF"/>
+          <w:top w:val="single" w:sz="18" w:space="0" w:color="404040" w:themeColor="text1" w:themeTint="BF"/>
         </w:tcBorders>
       </w:tcPr>
     </w:tblStylePr>
@@ -33601,19 +33693,19 @@
     <w:tblStylePr w:type="band1Vert">
       <w:tblPr/>
       <w:tcPr>
-        <w:shd w:val="clear" w:color="auto" w:fill="E5E5E5" w:themeFill="text1" w:themeFillTint="7F"/>
+        <w:shd w:val="clear" w:color="auto" w:fill="808080" w:themeFill="text1" w:themeFillTint="7F"/>
       </w:tcPr>
     </w:tblStylePr>
     <w:tblStylePr w:type="band1Horz">
       <w:tblPr/>
       <w:tcPr>
-        <w:shd w:val="clear" w:color="auto" w:fill="E5E5E5" w:themeFill="text1" w:themeFillTint="7F"/>
+        <w:shd w:val="clear" w:color="auto" w:fill="808080" w:themeFill="text1" w:themeFillTint="7F"/>
       </w:tcPr>
     </w:tblStylePr>
   </w:style>
-  <w:style w:type="table" w:styleId="MediumGrid1-Accent1">
+  <w:style w:type="table" w:styleId="GrelhaMdia1-Cor1">
     <w:name w:val="Medium Grid 1 Accent 1"/>
-    <w:basedOn w:val="TableNormal"/>
+    <w:basedOn w:val="Tabelanormal"/>
     <w:uiPriority w:val="67"/>
     <w:rsid w:val="00643398"/>
     <w:pPr>
@@ -33681,9 +33773,9 @@
       </w:tcPr>
     </w:tblStylePr>
   </w:style>
-  <w:style w:type="table" w:styleId="MediumGrid1-Accent2">
+  <w:style w:type="table" w:styleId="GrelhaMdia1-Cor2">
     <w:name w:val="Medium Grid 1 Accent 2"/>
-    <w:basedOn w:val="TableNormal"/>
+    <w:basedOn w:val="Tabelanormal"/>
     <w:uiPriority w:val="67"/>
     <w:rsid w:val="00643398"/>
     <w:pPr>
@@ -33751,9 +33843,9 @@
       </w:tcPr>
     </w:tblStylePr>
   </w:style>
-  <w:style w:type="table" w:styleId="MediumGrid1-Accent3">
+  <w:style w:type="table" w:styleId="GrelhaMdia1-Cor3">
     <w:name w:val="Medium Grid 1 Accent 3"/>
-    <w:basedOn w:val="TableNormal"/>
+    <w:basedOn w:val="Tabelanormal"/>
     <w:uiPriority w:val="67"/>
     <w:rsid w:val="00643398"/>
     <w:pPr>
@@ -33821,9 +33913,9 @@
       </w:tcPr>
     </w:tblStylePr>
   </w:style>
-  <w:style w:type="table" w:styleId="MediumGrid1-Accent4">
+  <w:style w:type="table" w:styleId="GrelhaMdia1-Cor4">
     <w:name w:val="Medium Grid 1 Accent 4"/>
-    <w:basedOn w:val="TableNormal"/>
+    <w:basedOn w:val="Tabelanormal"/>
     <w:uiPriority w:val="67"/>
     <w:rsid w:val="00643398"/>
     <w:pPr>
@@ -33891,9 +33983,9 @@
       </w:tcPr>
     </w:tblStylePr>
   </w:style>
-  <w:style w:type="table" w:styleId="MediumGrid1-Accent5">
+  <w:style w:type="table" w:styleId="GrelhaMdia1-Cor5">
     <w:name w:val="Medium Grid 1 Accent 5"/>
-    <w:basedOn w:val="TableNormal"/>
+    <w:basedOn w:val="Tabelanormal"/>
     <w:uiPriority w:val="67"/>
     <w:rsid w:val="00643398"/>
     <w:pPr>
@@ -33961,9 +34053,9 @@
       </w:tcPr>
     </w:tblStylePr>
   </w:style>
-  <w:style w:type="table" w:styleId="MediumGrid1-Accent6">
+  <w:style w:type="table" w:styleId="GrelhaMdia1-Cor6">
     <w:name w:val="Medium Grid 1 Accent 6"/>
-    <w:basedOn w:val="TableNormal"/>
+    <w:basedOn w:val="Tabelanormal"/>
     <w:uiPriority w:val="67"/>
     <w:rsid w:val="00643398"/>
     <w:pPr>
@@ -34031,9 +34123,9 @@
       </w:tcPr>
     </w:tblStylePr>
   </w:style>
-  <w:style w:type="table" w:styleId="MediumGrid2">
+  <w:style w:type="table" w:styleId="GrelhaMdia2">
     <w:name w:val="Medium Grid 2"/>
-    <w:basedOn w:val="TableNormal"/>
+    <w:basedOn w:val="Tabelanormal"/>
     <w:uiPriority w:val="68"/>
     <w:rsid w:val="00643398"/>
     <w:pPr>
@@ -34041,59 +34133,59 @@
     </w:pPr>
     <w:rPr>
       <w:rFonts w:asciiTheme="majorHAnsi" w:eastAsiaTheme="majorEastAsia" w:hAnsiTheme="majorHAnsi" w:cstheme="majorBidi"/>
-      <w:color w:val="CCCCCC" w:themeColor="text1"/>
+      <w:color w:val="000000" w:themeColor="text1"/>
       <w:lang w:val="en-US"/>
     </w:rPr>
     <w:tblPr>
       <w:tblStyleRowBandSize w:val="1"/>
       <w:tblStyleColBandSize w:val="1"/>
       <w:tblBorders>
-        <w:top w:val="single" w:sz="8" w:space="0" w:color="CCCCCC" w:themeColor="text1"/>
-        <w:left w:val="single" w:sz="8" w:space="0" w:color="CCCCCC" w:themeColor="text1"/>
-        <w:bottom w:val="single" w:sz="8" w:space="0" w:color="CCCCCC" w:themeColor="text1"/>
-        <w:right w:val="single" w:sz="8" w:space="0" w:color="CCCCCC" w:themeColor="text1"/>
-        <w:insideH w:val="single" w:sz="8" w:space="0" w:color="CCCCCC" w:themeColor="text1"/>
-        <w:insideV w:val="single" w:sz="8" w:space="0" w:color="CCCCCC" w:themeColor="text1"/>
+        <w:top w:val="single" w:sz="8" w:space="0" w:color="000000" w:themeColor="text1"/>
+        <w:left w:val="single" w:sz="8" w:space="0" w:color="000000" w:themeColor="text1"/>
+        <w:bottom w:val="single" w:sz="8" w:space="0" w:color="000000" w:themeColor="text1"/>
+        <w:right w:val="single" w:sz="8" w:space="0" w:color="000000" w:themeColor="text1"/>
+        <w:insideH w:val="single" w:sz="8" w:space="0" w:color="000000" w:themeColor="text1"/>
+        <w:insideV w:val="single" w:sz="8" w:space="0" w:color="000000" w:themeColor="text1"/>
       </w:tblBorders>
     </w:tblPr>
     <w:tcPr>
-      <w:shd w:val="clear" w:color="auto" w:fill="F2F2F2" w:themeFill="text1" w:themeFillTint="3F"/>
+      <w:shd w:val="clear" w:color="auto" w:fill="C0C0C0" w:themeFill="text1" w:themeFillTint="3F"/>
     </w:tcPr>
     <w:tblStylePr w:type="firstRow">
       <w:rPr>
         <w:b/>
         <w:bCs/>
-        <w:color w:val="CCCCCC" w:themeColor="text1"/>
+        <w:color w:val="000000" w:themeColor="text1"/>
       </w:rPr>
       <w:tblPr/>
       <w:tcPr>
-        <w:shd w:val="clear" w:color="auto" w:fill="FAFAFA" w:themeFill="text1" w:themeFillTint="19"/>
+        <w:shd w:val="clear" w:color="auto" w:fill="E6E6E6" w:themeFill="text1" w:themeFillTint="19"/>
       </w:tcPr>
     </w:tblStylePr>
     <w:tblStylePr w:type="lastRow">
       <w:rPr>
         <w:b/>
         <w:bCs/>
-        <w:color w:val="CCCCCC" w:themeColor="text1"/>
+        <w:color w:val="000000" w:themeColor="text1"/>
       </w:rPr>
       <w:tblPr/>
       <w:tcPr>
         <w:tcBorders>
-          <w:top w:val="single" w:sz="12" w:space="0" w:color="CCCCCC" w:themeColor="text1"/>
+          <w:top w:val="single" w:sz="12" w:space="0" w:color="000000" w:themeColor="text1"/>
           <w:left w:val="nil"/>
           <w:bottom w:val="nil"/>
           <w:right w:val="nil"/>
           <w:insideH w:val="nil"/>
           <w:insideV w:val="nil"/>
         </w:tcBorders>
-        <w:shd w:val="clear" w:color="auto" w:fill="202020" w:themeFill="background1"/>
+        <w:shd w:val="clear" w:color="auto" w:fill="FFFFFF" w:themeFill="background1"/>
       </w:tcPr>
     </w:tblStylePr>
     <w:tblStylePr w:type="firstCol">
       <w:rPr>
         <w:b/>
         <w:bCs/>
-        <w:color w:val="CCCCCC" w:themeColor="text1"/>
+        <w:color w:val="000000" w:themeColor="text1"/>
       </w:rPr>
       <w:tblPr/>
       <w:tcPr>
@@ -34105,14 +34197,14 @@
           <w:insideH w:val="nil"/>
           <w:insideV w:val="nil"/>
         </w:tcBorders>
-        <w:shd w:val="clear" w:color="auto" w:fill="202020" w:themeFill="background1"/>
+        <w:shd w:val="clear" w:color="auto" w:fill="FFFFFF" w:themeFill="background1"/>
       </w:tcPr>
     </w:tblStylePr>
     <w:tblStylePr w:type="lastCol">
       <w:rPr>
         <w:b w:val="0"/>
         <w:bCs w:val="0"/>
-        <w:color w:val="CCCCCC" w:themeColor="text1"/>
+        <w:color w:val="000000" w:themeColor="text1"/>
       </w:rPr>
       <w:tblPr/>
       <w:tcPr>
@@ -34124,35 +34216,35 @@
           <w:insideH w:val="nil"/>
           <w:insideV w:val="nil"/>
         </w:tcBorders>
-        <w:shd w:val="clear" w:color="auto" w:fill="F4F4F4" w:themeFill="text1" w:themeFillTint="33"/>
+        <w:shd w:val="clear" w:color="auto" w:fill="CCCCCC" w:themeFill="text1" w:themeFillTint="33"/>
       </w:tcPr>
     </w:tblStylePr>
     <w:tblStylePr w:type="band1Vert">
       <w:tblPr/>
       <w:tcPr>
-        <w:shd w:val="clear" w:color="auto" w:fill="E5E5E5" w:themeFill="text1" w:themeFillTint="7F"/>
+        <w:shd w:val="clear" w:color="auto" w:fill="808080" w:themeFill="text1" w:themeFillTint="7F"/>
       </w:tcPr>
     </w:tblStylePr>
     <w:tblStylePr w:type="band1Horz">
       <w:tblPr/>
       <w:tcPr>
         <w:tcBorders>
-          <w:insideH w:val="single" w:sz="6" w:space="0" w:color="CCCCCC" w:themeColor="text1"/>
-          <w:insideV w:val="single" w:sz="6" w:space="0" w:color="CCCCCC" w:themeColor="text1"/>
-        </w:tcBorders>
-        <w:shd w:val="clear" w:color="auto" w:fill="E5E5E5" w:themeFill="text1" w:themeFillTint="7F"/>
+          <w:insideH w:val="single" w:sz="6" w:space="0" w:color="000000" w:themeColor="text1"/>
+          <w:insideV w:val="single" w:sz="6" w:space="0" w:color="000000" w:themeColor="text1"/>
+        </w:tcBorders>
+        <w:shd w:val="clear" w:color="auto" w:fill="808080" w:themeFill="text1" w:themeFillTint="7F"/>
       </w:tcPr>
     </w:tblStylePr>
     <w:tblStylePr w:type="nwCell">
       <w:tblPr/>
       <w:tcPr>
-        <w:shd w:val="clear" w:color="auto" w:fill="202020" w:themeFill="background1"/>
+        <w:shd w:val="clear" w:color="auto" w:fill="FFFFFF" w:themeFill="background1"/>
       </w:tcPr>
     </w:tblStylePr>
   </w:style>
-  <w:style w:type="table" w:styleId="MediumGrid2-Accent1">
+  <w:style w:type="table" w:styleId="GrelhaMdia2-Cor1">
     <w:name w:val="Medium Grid 2 Accent 1"/>
-    <w:basedOn w:val="TableNormal"/>
+    <w:basedOn w:val="Tabelanormal"/>
     <w:uiPriority w:val="68"/>
     <w:rsid w:val="00643398"/>
     <w:pPr>
@@ -34160,7 +34252,7 @@
     </w:pPr>
     <w:rPr>
       <w:rFonts w:asciiTheme="majorHAnsi" w:eastAsiaTheme="majorEastAsia" w:hAnsiTheme="majorHAnsi" w:cstheme="majorBidi"/>
-      <w:color w:val="CCCCCC" w:themeColor="text1"/>
+      <w:color w:val="000000" w:themeColor="text1"/>
       <w:lang w:val="en-US"/>
     </w:rPr>
     <w:tblPr>
@@ -34182,7 +34274,7 @@
       <w:rPr>
         <w:b/>
         <w:bCs/>
-        <w:color w:val="CCCCCC" w:themeColor="text1"/>
+        <w:color w:val="000000" w:themeColor="text1"/>
       </w:rPr>
       <w:tblPr/>
       <w:tcPr>
@@ -34193,26 +34285,26 @@
       <w:rPr>
         <w:b/>
         <w:bCs/>
-        <w:color w:val="CCCCCC" w:themeColor="text1"/>
+        <w:color w:val="000000" w:themeColor="text1"/>
       </w:rPr>
       <w:tblPr/>
       <w:tcPr>
         <w:tcBorders>
-          <w:top w:val="single" w:sz="12" w:space="0" w:color="CCCCCC" w:themeColor="text1"/>
+          <w:top w:val="single" w:sz="12" w:space="0" w:color="000000" w:themeColor="text1"/>
           <w:left w:val="nil"/>
           <w:bottom w:val="nil"/>
           <w:right w:val="nil"/>
           <w:insideH w:val="nil"/>
           <w:insideV w:val="nil"/>
         </w:tcBorders>
-        <w:shd w:val="clear" w:color="auto" w:fill="202020" w:themeFill="background1"/>
+        <w:shd w:val="clear" w:color="auto" w:fill="FFFFFF" w:themeFill="background1"/>
       </w:tcPr>
     </w:tblStylePr>
     <w:tblStylePr w:type="firstCol">
       <w:rPr>
         <w:b/>
         <w:bCs/>
-        <w:color w:val="CCCCCC" w:themeColor="text1"/>
+        <w:color w:val="000000" w:themeColor="text1"/>
       </w:rPr>
       <w:tblPr/>
       <w:tcPr>
@@ -34224,14 +34316,14 @@
           <w:insideH w:val="nil"/>
           <w:insideV w:val="nil"/>
         </w:tcBorders>
-        <w:shd w:val="clear" w:color="auto" w:fill="202020" w:themeFill="background1"/>
+        <w:shd w:val="clear" w:color="auto" w:fill="FFFFFF" w:themeFill="background1"/>
       </w:tcPr>
     </w:tblStylePr>
     <w:tblStylePr w:type="lastCol">
       <w:rPr>
         <w:b w:val="0"/>
         <w:bCs w:val="0"/>
-        <w:color w:val="CCCCCC" w:themeColor="text1"/>
+        <w:color w:val="000000" w:themeColor="text1"/>
       </w:rPr>
       <w:tblPr/>
       <w:tcPr>
@@ -34265,13 +34357,13 @@
     <w:tblStylePr w:type="nwCell">
       <w:tblPr/>
       <w:tcPr>
-        <w:shd w:val="clear" w:color="auto" w:fill="202020" w:themeFill="background1"/>
+        <w:shd w:val="clear" w:color="auto" w:fill="FFFFFF" w:themeFill="background1"/>
       </w:tcPr>
     </w:tblStylePr>
   </w:style>
-  <w:style w:type="table" w:styleId="MediumGrid2-Accent2">
+  <w:style w:type="table" w:styleId="GrelhaMdia2-Cor2">
     <w:name w:val="Medium Grid 2 Accent 2"/>
-    <w:basedOn w:val="TableNormal"/>
+    <w:basedOn w:val="Tabelanormal"/>
     <w:uiPriority w:val="68"/>
     <w:rsid w:val="00643398"/>
     <w:pPr>
@@ -34279,7 +34371,7 @@
     </w:pPr>
     <w:rPr>
       <w:rFonts w:asciiTheme="majorHAnsi" w:eastAsiaTheme="majorEastAsia" w:hAnsiTheme="majorHAnsi" w:cstheme="majorBidi"/>
-      <w:color w:val="CCCCCC" w:themeColor="text1"/>
+      <w:color w:val="000000" w:themeColor="text1"/>
       <w:lang w:val="en-US"/>
     </w:rPr>
     <w:tblPr>
@@ -34301,7 +34393,7 @@
       <w:rPr>
         <w:b/>
         <w:bCs/>
-        <w:color w:val="CCCCCC" w:themeColor="text1"/>
+        <w:color w:val="000000" w:themeColor="text1"/>
       </w:rPr>
       <w:tblPr/>
       <w:tcPr>
@@ -34312,26 +34404,26 @@
       <w:rPr>
         <w:b/>
         <w:bCs/>
-        <w:color w:val="CCCCCC" w:themeColor="text1"/>
+        <w:color w:val="000000" w:themeColor="text1"/>
       </w:rPr>
       <w:tblPr/>
       <w:tcPr>
         <w:tcBorders>
-          <w:top w:val="single" w:sz="12" w:space="0" w:color="CCCCCC" w:themeColor="text1"/>
+          <w:top w:val="single" w:sz="12" w:space="0" w:color="000000" w:themeColor="text1"/>
           <w:left w:val="nil"/>
           <w:bottom w:val="nil"/>
           <w:right w:val="nil"/>
           <w:insideH w:val="nil"/>
           <w:insideV w:val="nil"/>
         </w:tcBorders>
-        <w:shd w:val="clear" w:color="auto" w:fill="202020" w:themeFill="background1"/>
+        <w:shd w:val="clear" w:color="auto" w:fill="FFFFFF" w:themeFill="background1"/>
       </w:tcPr>
     </w:tblStylePr>
     <w:tblStylePr w:type="firstCol">
       <w:rPr>
         <w:b/>
         <w:bCs/>
-        <w:color w:val="CCCCCC" w:themeColor="text1"/>
+        <w:color w:val="000000" w:themeColor="text1"/>
       </w:rPr>
       <w:tblPr/>
       <w:tcPr>
@@ -34343,14 +34435,14 @@
           <w:insideH w:val="nil"/>
           <w:insideV w:val="nil"/>
         </w:tcBorders>
-        <w:shd w:val="clear" w:color="auto" w:fill="202020" w:themeFill="background1"/>
+        <w:shd w:val="clear" w:color="auto" w:fill="FFFFFF" w:themeFill="background1"/>
       </w:tcPr>
     </w:tblStylePr>
     <w:tblStylePr w:type="lastCol">
       <w:rPr>
         <w:b w:val="0"/>
         <w:bCs w:val="0"/>
-        <w:color w:val="CCCCCC" w:themeColor="text1"/>
+        <w:color w:val="000000" w:themeColor="text1"/>
       </w:rPr>
       <w:tblPr/>
       <w:tcPr>
@@ -34384,13 +34476,13 @@
     <w:tblStylePr w:type="nwCell">
       <w:tblPr/>
       <w:tcPr>
-        <w:shd w:val="clear" w:color="auto" w:fill="202020" w:themeFill="background1"/>
+        <w:shd w:val="clear" w:color="auto" w:fill="FFFFFF" w:themeFill="background1"/>
       </w:tcPr>
     </w:tblStylePr>
   </w:style>
-  <w:style w:type="table" w:styleId="MediumGrid2-Accent3">
+  <w:style w:type="table" w:styleId="GrelhaMdia2-Cor3">
     <w:name w:val="Medium Grid 2 Accent 3"/>
-    <w:basedOn w:val="TableNormal"/>
+    <w:basedOn w:val="Tabelanormal"/>
     <w:uiPriority w:val="68"/>
     <w:rsid w:val="00643398"/>
     <w:pPr>
@@ -34398,7 +34490,7 @@
     </w:pPr>
     <w:rPr>
       <w:rFonts w:asciiTheme="majorHAnsi" w:eastAsiaTheme="majorEastAsia" w:hAnsiTheme="majorHAnsi" w:cstheme="majorBidi"/>
-      <w:color w:val="CCCCCC" w:themeColor="text1"/>
+      <w:color w:val="000000" w:themeColor="text1"/>
       <w:lang w:val="en-US"/>
     </w:rPr>
     <w:tblPr>
@@ -34420,7 +34512,7 @@
       <w:rPr>
         <w:b/>
         <w:bCs/>
-        <w:color w:val="CCCCCC" w:themeColor="text1"/>
+        <w:color w:val="000000" w:themeColor="text1"/>
       </w:rPr>
       <w:tblPr/>
       <w:tcPr>
@@ -34431,26 +34523,26 @@
       <w:rPr>
         <w:b/>
         <w:bCs/>
-        <w:color w:val="CCCCCC" w:themeColor="text1"/>
+        <w:color w:val="000000" w:themeColor="text1"/>
       </w:rPr>
       <w:tblPr/>
       <w:tcPr>
         <w:tcBorders>
-          <w:top w:val="single" w:sz="12" w:space="0" w:color="CCCCCC" w:themeColor="text1"/>
+          <w:top w:val="single" w:sz="12" w:space="0" w:color="000000" w:themeColor="text1"/>
           <w:left w:val="nil"/>
           <w:bottom w:val="nil"/>
           <w:right w:val="nil"/>
           <w:insideH w:val="nil"/>
           <w:insideV w:val="nil"/>
         </w:tcBorders>
-        <w:shd w:val="clear" w:color="auto" w:fill="202020" w:themeFill="background1"/>
+        <w:shd w:val="clear" w:color="auto" w:fill="FFFFFF" w:themeFill="background1"/>
       </w:tcPr>
     </w:tblStylePr>
     <w:tblStylePr w:type="firstCol">
       <w:rPr>
         <w:b/>
         <w:bCs/>
-        <w:color w:val="CCCCCC" w:themeColor="text1"/>
+        <w:color w:val="000000" w:themeColor="text1"/>
       </w:rPr>
       <w:tblPr/>
       <w:tcPr>
@@ -34462,14 +34554,14 @@
           <w:insideH w:val="nil"/>
           <w:insideV w:val="nil"/>
         </w:tcBorders>
-        <w:shd w:val="clear" w:color="auto" w:fill="202020" w:themeFill="background1"/>
+        <w:shd w:val="clear" w:color="auto" w:fill="FFFFFF" w:themeFill="background1"/>
       </w:tcPr>
     </w:tblStylePr>
     <w:tblStylePr w:type="lastCol">
       <w:rPr>
         <w:b w:val="0"/>
         <w:bCs w:val="0"/>
-        <w:color w:val="CCCCCC" w:themeColor="text1"/>
+        <w:color w:val="000000" w:themeColor="text1"/>
       </w:rPr>
       <w:tblPr/>
       <w:tcPr>
@@ -34503,13 +34595,13 @@
     <w:tblStylePr w:type="nwCell">
       <w:tblPr/>
       <w:tcPr>
-        <w:shd w:val="clear" w:color="auto" w:fill="202020" w:themeFill="background1"/>
+        <w:shd w:val="clear" w:color="auto" w:fill="FFFFFF" w:themeFill="background1"/>
       </w:tcPr>
     </w:tblStylePr>
   </w:style>
-  <w:style w:type="table" w:styleId="MediumGrid2-Accent4">
+  <w:style w:type="table" w:styleId="GrelhaMdia2-Cor4">
     <w:name w:val="Medium Grid 2 Accent 4"/>
-    <w:basedOn w:val="TableNormal"/>
+    <w:basedOn w:val="Tabelanormal"/>
     <w:uiPriority w:val="68"/>
     <w:rsid w:val="00643398"/>
     <w:pPr>
@@ -34517,7 +34609,7 @@
     </w:pPr>
     <w:rPr>
       <w:rFonts w:asciiTheme="majorHAnsi" w:eastAsiaTheme="majorEastAsia" w:hAnsiTheme="majorHAnsi" w:cstheme="majorBidi"/>
-      <w:color w:val="CCCCCC" w:themeColor="text1"/>
+      <w:color w:val="000000" w:themeColor="text1"/>
       <w:lang w:val="en-US"/>
     </w:rPr>
     <w:tblPr>
@@ -34539,7 +34631,7 @@
       <w:rPr>
         <w:b/>
         <w:bCs/>
-        <w:color w:val="CCCCCC" w:themeColor="text1"/>
+        <w:color w:val="000000" w:themeColor="text1"/>
       </w:rPr>
       <w:tblPr/>
       <w:tcPr>
@@ -34550,26 +34642,26 @@
       <w:rPr>
         <w:b/>
         <w:bCs/>
-        <w:color w:val="CCCCCC" w:themeColor="text1"/>
+        <w:color w:val="000000" w:themeColor="text1"/>
       </w:rPr>
       <w:tblPr/>
       <w:tcPr>
         <w:tcBorders>
-          <w:top w:val="single" w:sz="12" w:space="0" w:color="CCCCCC" w:themeColor="text1"/>
+          <w:top w:val="single" w:sz="12" w:space="0" w:color="000000" w:themeColor="text1"/>
           <w:left w:val="nil"/>
           <w:bottom w:val="nil"/>
           <w:right w:val="nil"/>
           <w:insideH w:val="nil"/>
           <w:insideV w:val="nil"/>
         </w:tcBorders>
-        <w:shd w:val="clear" w:color="auto" w:fill="202020" w:themeFill="background1"/>
+        <w:shd w:val="clear" w:color="auto" w:fill="FFFFFF" w:themeFill="background1"/>
       </w:tcPr>
     </w:tblStylePr>
     <w:tblStylePr w:type="firstCol">
       <w:rPr>
         <w:b/>
         <w:bCs/>
-        <w:color w:val="CCCCCC" w:themeColor="text1"/>
+        <w:color w:val="000000" w:themeColor="text1"/>
       </w:rPr>
       <w:tblPr/>
       <w:tcPr>
@@ -34581,14 +34673,14 @@
           <w:insideH w:val="nil"/>
           <w:insideV w:val="nil"/>
         </w:tcBorders>
-        <w:shd w:val="clear" w:color="auto" w:fill="202020" w:themeFill="background1"/>
+        <w:shd w:val="clear" w:color="auto" w:fill="FFFFFF" w:themeFill="background1"/>
       </w:tcPr>
     </w:tblStylePr>
     <w:tblStylePr w:type="lastCol">
       <w:rPr>
         <w:b w:val="0"/>
         <w:bCs w:val="0"/>
-        <w:color w:val="CCCCCC" w:themeColor="text1"/>
+        <w:color w:val="000000" w:themeColor="text1"/>
       </w:rPr>
       <w:tblPr/>
       <w:tcPr>
@@ -34622,13 +34714,13 @@
     <w:tblStylePr w:type="nwCell">
       <w:tblPr/>
       <w:tcPr>
-        <w:shd w:val="clear" w:color="auto" w:fill="202020" w:themeFill="background1"/>
+        <w:shd w:val="clear" w:color="auto" w:fill="FFFFFF" w:themeFill="background1"/>
       </w:tcPr>
     </w:tblStylePr>
   </w:style>
-  <w:style w:type="table" w:styleId="MediumGrid2-Accent5">
+  <w:style w:type="table" w:styleId="GrelhaMdia2-Cor5">
     <w:name w:val="Medium Grid 2 Accent 5"/>
-    <w:basedOn w:val="TableNormal"/>
+    <w:basedOn w:val="Tabelanormal"/>
     <w:uiPriority w:val="68"/>
     <w:rsid w:val="00643398"/>
     <w:pPr>
@@ -34636,7 +34728,7 @@
     </w:pPr>
     <w:rPr>
       <w:rFonts w:asciiTheme="majorHAnsi" w:eastAsiaTheme="majorEastAsia" w:hAnsiTheme="majorHAnsi" w:cstheme="majorBidi"/>
-      <w:color w:val="CCCCCC" w:themeColor="text1"/>
+      <w:color w:val="000000" w:themeColor="text1"/>
       <w:lang w:val="en-US"/>
     </w:rPr>
     <w:tblPr>
@@ -34658,7 +34750,7 @@
       <w:rPr>
         <w:b/>
         <w:bCs/>
-        <w:color w:val="CCCCCC" w:themeColor="text1"/>
+        <w:color w:val="000000" w:themeColor="text1"/>
       </w:rPr>
       <w:tblPr/>
       <w:tcPr>
@@ -34669,26 +34761,26 @@
       <w:rPr>
         <w:b/>
         <w:bCs/>
-        <w:color w:val="CCCCCC" w:themeColor="text1"/>
+        <w:color w:val="000000" w:themeColor="text1"/>
       </w:rPr>
       <w:tblPr/>
       <w:tcPr>
         <w:tcBorders>
-          <w:top w:val="single" w:sz="12" w:space="0" w:color="CCCCCC" w:themeColor="text1"/>
+          <w:top w:val="single" w:sz="12" w:space="0" w:color="000000" w:themeColor="text1"/>
           <w:left w:val="nil"/>
           <w:bottom w:val="nil"/>
           <w:right w:val="nil"/>
           <w:insideH w:val="nil"/>
           <w:insideV w:val="nil"/>
         </w:tcBorders>
-        <w:shd w:val="clear" w:color="auto" w:fill="202020" w:themeFill="background1"/>
+        <w:shd w:val="clear" w:color="auto" w:fill="FFFFFF" w:themeFill="background1"/>
       </w:tcPr>
     </w:tblStylePr>
     <w:tblStylePr w:type="firstCol">
       <w:rPr>
         <w:b/>
         <w:bCs/>
-        <w:color w:val="CCCCCC" w:themeColor="text1"/>
+        <w:color w:val="000000" w:themeColor="text1"/>
       </w:rPr>
       <w:tblPr/>
       <w:tcPr>
@@ -34700,14 +34792,14 @@
           <w:insideH w:val="nil"/>
           <w:insideV w:val="nil"/>
         </w:tcBorders>
-        <w:shd w:val="clear" w:color="auto" w:fill="202020" w:themeFill="background1"/>
+        <w:shd w:val="clear" w:color="auto" w:fill="FFFFFF" w:themeFill="background1"/>
       </w:tcPr>
     </w:tblStylePr>
     <w:tblStylePr w:type="lastCol">
       <w:rPr>
         <w:b w:val="0"/>
         <w:bCs w:val="0"/>
-        <w:color w:val="CCCCCC" w:themeColor="text1"/>
+        <w:color w:val="000000" w:themeColor="text1"/>
       </w:rPr>
       <w:tblPr/>
       <w:tcPr>
@@ -34741,13 +34833,13 @@
     <w:tblStylePr w:type="nwCell">
       <w:tblPr/>
       <w:tcPr>
-        <w:shd w:val="clear" w:color="auto" w:fill="202020" w:themeFill="background1"/>
+        <w:shd w:val="clear" w:color="auto" w:fill="FFFFFF" w:themeFill="background1"/>
       </w:tcPr>
     </w:tblStylePr>
   </w:style>
-  <w:style w:type="table" w:styleId="MediumGrid2-Accent6">
+  <w:style w:type="table" w:styleId="GrelhaMdia2-Cor6">
     <w:name w:val="Medium Grid 2 Accent 6"/>
-    <w:basedOn w:val="TableNormal"/>
+    <w:basedOn w:val="Tabelanormal"/>
     <w:uiPriority w:val="68"/>
     <w:rsid w:val="00643398"/>
     <w:pPr>
@@ -34755,7 +34847,7 @@
     </w:pPr>
     <w:rPr>
       <w:rFonts w:asciiTheme="majorHAnsi" w:eastAsiaTheme="majorEastAsia" w:hAnsiTheme="majorHAnsi" w:cstheme="majorBidi"/>
-      <w:color w:val="CCCCCC" w:themeColor="text1"/>
+      <w:color w:val="000000" w:themeColor="text1"/>
       <w:lang w:val="en-US"/>
     </w:rPr>
     <w:tblPr>
@@ -34777,7 +34869,7 @@
       <w:rPr>
         <w:b/>
         <w:bCs/>
-        <w:color w:val="CCCCCC" w:themeColor="text1"/>
+        <w:color w:val="000000" w:themeColor="text1"/>
       </w:rPr>
       <w:tblPr/>
       <w:tcPr>
@@ -34788,26 +34880,26 @@
       <w:rPr>
         <w:b/>
         <w:bCs/>
-        <w:color w:val="CCCCCC" w:themeColor="text1"/>
+        <w:color w:val="000000" w:themeColor="text1"/>
       </w:rPr>
       <w:tblPr/>
       <w:tcPr>
         <w:tcBorders>
-          <w:top w:val="single" w:sz="12" w:space="0" w:color="CCCCCC" w:themeColor="text1"/>
+          <w:top w:val="single" w:sz="12" w:space="0" w:color="000000" w:themeColor="text1"/>
           <w:left w:val="nil"/>
           <w:bottom w:val="nil"/>
           <w:right w:val="nil"/>
           <w:insideH w:val="nil"/>
           <w:insideV w:val="nil"/>
         </w:tcBorders>
-        <w:shd w:val="clear" w:color="auto" w:fill="202020" w:themeFill="background1"/>
+        <w:shd w:val="clear" w:color="auto" w:fill="FFFFFF" w:themeFill="background1"/>
       </w:tcPr>
     </w:tblStylePr>
     <w:tblStylePr w:type="firstCol">
       <w:rPr>
         <w:b/>
         <w:bCs/>
-        <w:color w:val="CCCCCC" w:themeColor="text1"/>
+        <w:color w:val="000000" w:themeColor="text1"/>
       </w:rPr>
       <w:tblPr/>
       <w:tcPr>
@@ -34819,14 +34911,14 @@
           <w:insideH w:val="nil"/>
           <w:insideV w:val="nil"/>
         </w:tcBorders>
-        <w:shd w:val="clear" w:color="auto" w:fill="202020" w:themeFill="background1"/>
+        <w:shd w:val="clear" w:color="auto" w:fill="FFFFFF" w:themeFill="background1"/>
       </w:tcPr>
     </w:tblStylePr>
     <w:tblStylePr w:type="lastCol">
       <w:rPr>
         <w:b w:val="0"/>
         <w:bCs w:val="0"/>
-        <w:color w:val="CCCCCC" w:themeColor="text1"/>
+        <w:color w:val="000000" w:themeColor="text1"/>
       </w:rPr>
       <w:tblPr/>
       <w:tcPr>
@@ -34860,13 +34952,13 @@
     <w:tblStylePr w:type="nwCell">
       <w:tblPr/>
       <w:tcPr>
-        <w:shd w:val="clear" w:color="auto" w:fill="202020" w:themeFill="background1"/>
+        <w:shd w:val="clear" w:color="auto" w:fill="FFFFFF" w:themeFill="background1"/>
       </w:tcPr>
     </w:tblStylePr>
   </w:style>
-  <w:style w:type="table" w:styleId="MediumGrid3">
+  <w:style w:type="table" w:styleId="GrelhaMdia3">
     <w:name w:val="Medium Grid 3"/>
-    <w:basedOn w:val="TableNormal"/>
+    <w:basedOn w:val="Tabelanormal"/>
     <w:uiPriority w:val="69"/>
     <w:rsid w:val="00643398"/>
     <w:pPr>
@@ -34880,16 +34972,16 @@
       <w:tblStyleRowBandSize w:val="1"/>
       <w:tblStyleColBandSize w:val="1"/>
       <w:tblBorders>
-        <w:top w:val="single" w:sz="8" w:space="0" w:color="202020" w:themeColor="background1"/>
-        <w:left w:val="single" w:sz="8" w:space="0" w:color="202020" w:themeColor="background1"/>
-        <w:bottom w:val="single" w:sz="8" w:space="0" w:color="202020" w:themeColor="background1"/>
-        <w:right w:val="single" w:sz="8" w:space="0" w:color="202020" w:themeColor="background1"/>
-        <w:insideH w:val="single" w:sz="6" w:space="0" w:color="202020" w:themeColor="background1"/>
-        <w:insideV w:val="single" w:sz="6" w:space="0" w:color="202020" w:themeColor="background1"/>
+        <w:top w:val="single" w:sz="8" w:space="0" w:color="FFFFFF" w:themeColor="background1"/>
+        <w:left w:val="single" w:sz="8" w:space="0" w:color="FFFFFF" w:themeColor="background1"/>
+        <w:bottom w:val="single" w:sz="8" w:space="0" w:color="FFFFFF" w:themeColor="background1"/>
+        <w:right w:val="single" w:sz="8" w:space="0" w:color="FFFFFF" w:themeColor="background1"/>
+        <w:insideH w:val="single" w:sz="6" w:space="0" w:color="FFFFFF" w:themeColor="background1"/>
+        <w:insideV w:val="single" w:sz="6" w:space="0" w:color="FFFFFF" w:themeColor="background1"/>
       </w:tblBorders>
     </w:tblPr>
     <w:tcPr>
-      <w:shd w:val="clear" w:color="auto" w:fill="F2F2F2" w:themeFill="text1" w:themeFillTint="3F"/>
+      <w:shd w:val="clear" w:color="auto" w:fill="C0C0C0" w:themeFill="text1" w:themeFillTint="3F"/>
     </w:tcPr>
     <w:tblStylePr w:type="firstRow">
       <w:rPr>
@@ -34897,19 +34989,19 @@
         <w:bCs/>
         <w:i w:val="0"/>
         <w:iCs w:val="0"/>
-        <w:color w:val="202020" w:themeColor="background1"/>
+        <w:color w:val="FFFFFF" w:themeColor="background1"/>
       </w:rPr>
       <w:tblPr/>
       <w:tcPr>
         <w:tcBorders>
-          <w:top w:val="single" w:sz="8" w:space="0" w:color="202020" w:themeColor="background1"/>
-          <w:left w:val="single" w:sz="8" w:space="0" w:color="202020" w:themeColor="background1"/>
-          <w:bottom w:val="single" w:sz="24" w:space="0" w:color="202020" w:themeColor="background1"/>
-          <w:right w:val="single" w:sz="8" w:space="0" w:color="202020" w:themeColor="background1"/>
+          <w:top w:val="single" w:sz="8" w:space="0" w:color="FFFFFF" w:themeColor="background1"/>
+          <w:left w:val="single" w:sz="8" w:space="0" w:color="FFFFFF" w:themeColor="background1"/>
+          <w:bottom w:val="single" w:sz="24" w:space="0" w:color="FFFFFF" w:themeColor="background1"/>
+          <w:right w:val="single" w:sz="8" w:space="0" w:color="FFFFFF" w:themeColor="background1"/>
           <w:insideH w:val="nil"/>
-          <w:insideV w:val="single" w:sz="8" w:space="0" w:color="202020" w:themeColor="background1"/>
-        </w:tcBorders>
-        <w:shd w:val="clear" w:color="auto" w:fill="CCCCCC" w:themeFill="text1"/>
+          <w:insideV w:val="single" w:sz="8" w:space="0" w:color="FFFFFF" w:themeColor="background1"/>
+        </w:tcBorders>
+        <w:shd w:val="clear" w:color="auto" w:fill="000000" w:themeFill="text1"/>
       </w:tcPr>
     </w:tblStylePr>
     <w:tblStylePr w:type="lastRow">
@@ -34918,19 +35010,19 @@
         <w:bCs/>
         <w:i w:val="0"/>
         <w:iCs w:val="0"/>
-        <w:color w:val="202020" w:themeColor="background1"/>
+        <w:color w:val="FFFFFF" w:themeColor="background1"/>
       </w:rPr>
       <w:tblPr/>
       <w:tcPr>
         <w:tcBorders>
-          <w:top w:val="single" w:sz="24" w:space="0" w:color="202020" w:themeColor="background1"/>
-          <w:left w:val="single" w:sz="8" w:space="0" w:color="202020" w:themeColor="background1"/>
-          <w:bottom w:val="single" w:sz="8" w:space="0" w:color="202020" w:themeColor="background1"/>
-          <w:right w:val="single" w:sz="8" w:space="0" w:color="202020" w:themeColor="background1"/>
+          <w:top w:val="single" w:sz="24" w:space="0" w:color="FFFFFF" w:themeColor="background1"/>
+          <w:left w:val="single" w:sz="8" w:space="0" w:color="FFFFFF" w:themeColor="background1"/>
+          <w:bottom w:val="single" w:sz="8" w:space="0" w:color="FFFFFF" w:themeColor="background1"/>
+          <w:right w:val="single" w:sz="8" w:space="0" w:color="FFFFFF" w:themeColor="background1"/>
           <w:insideH w:val="nil"/>
-          <w:insideV w:val="single" w:sz="8" w:space="0" w:color="202020" w:themeColor="background1"/>
-        </w:tcBorders>
-        <w:shd w:val="clear" w:color="auto" w:fill="CCCCCC" w:themeFill="text1"/>
+          <w:insideV w:val="single" w:sz="8" w:space="0" w:color="FFFFFF" w:themeColor="background1"/>
+        </w:tcBorders>
+        <w:shd w:val="clear" w:color="auto" w:fill="000000" w:themeFill="text1"/>
       </w:tcPr>
     </w:tblStylePr>
     <w:tblStylePr w:type="firstCol">
@@ -34939,17 +35031,17 @@
         <w:bCs/>
         <w:i w:val="0"/>
         <w:iCs w:val="0"/>
-        <w:color w:val="202020" w:themeColor="background1"/>
+        <w:color w:val="FFFFFF" w:themeColor="background1"/>
       </w:rPr>
       <w:tblPr/>
       <w:tcPr>
         <w:tcBorders>
-          <w:left w:val="single" w:sz="8" w:space="0" w:color="202020" w:themeColor="background1"/>
-          <w:right w:val="single" w:sz="24" w:space="0" w:color="202020" w:themeColor="background1"/>
+          <w:left w:val="single" w:sz="8" w:space="0" w:color="FFFFFF" w:themeColor="background1"/>
+          <w:right w:val="single" w:sz="24" w:space="0" w:color="FFFFFF" w:themeColor="background1"/>
           <w:insideH w:val="nil"/>
           <w:insideV w:val="nil"/>
         </w:tcBorders>
-        <w:shd w:val="clear" w:color="auto" w:fill="CCCCCC" w:themeFill="text1"/>
+        <w:shd w:val="clear" w:color="auto" w:fill="000000" w:themeFill="text1"/>
       </w:tcPr>
     </w:tblStylePr>
     <w:tblStylePr w:type="lastCol">
@@ -34958,53 +35050,53 @@
         <w:bCs/>
         <w:i w:val="0"/>
         <w:iCs w:val="0"/>
-        <w:color w:val="202020" w:themeColor="background1"/>
+        <w:color w:val="FFFFFF" w:themeColor="background1"/>
       </w:rPr>
       <w:tblPr/>
       <w:tcPr>
         <w:tcBorders>
           <w:top w:val="nil"/>
-          <w:left w:val="single" w:sz="24" w:space="0" w:color="202020" w:themeColor="background1"/>
+          <w:left w:val="single" w:sz="24" w:space="0" w:color="FFFFFF" w:themeColor="background1"/>
           <w:bottom w:val="nil"/>
           <w:right w:val="nil"/>
           <w:insideH w:val="nil"/>
           <w:insideV w:val="nil"/>
         </w:tcBorders>
-        <w:shd w:val="clear" w:color="auto" w:fill="CCCCCC" w:themeFill="text1"/>
+        <w:shd w:val="clear" w:color="auto" w:fill="000000" w:themeFill="text1"/>
       </w:tcPr>
     </w:tblStylePr>
     <w:tblStylePr w:type="band1Vert">
       <w:tblPr/>
       <w:tcPr>
         <w:tcBorders>
-          <w:top w:val="single" w:sz="8" w:space="0" w:color="202020" w:themeColor="background1"/>
-          <w:left w:val="single" w:sz="8" w:space="0" w:color="202020" w:themeColor="background1"/>
-          <w:bottom w:val="single" w:sz="8" w:space="0" w:color="202020" w:themeColor="background1"/>
-          <w:right w:val="single" w:sz="8" w:space="0" w:color="202020" w:themeColor="background1"/>
+          <w:top w:val="single" w:sz="8" w:space="0" w:color="FFFFFF" w:themeColor="background1"/>
+          <w:left w:val="single" w:sz="8" w:space="0" w:color="FFFFFF" w:themeColor="background1"/>
+          <w:bottom w:val="single" w:sz="8" w:space="0" w:color="FFFFFF" w:themeColor="background1"/>
+          <w:right w:val="single" w:sz="8" w:space="0" w:color="FFFFFF" w:themeColor="background1"/>
           <w:insideH w:val="nil"/>
           <w:insideV w:val="nil"/>
         </w:tcBorders>
-        <w:shd w:val="clear" w:color="auto" w:fill="E5E5E5" w:themeFill="text1" w:themeFillTint="7F"/>
+        <w:shd w:val="clear" w:color="auto" w:fill="808080" w:themeFill="text1" w:themeFillTint="7F"/>
       </w:tcPr>
     </w:tblStylePr>
     <w:tblStylePr w:type="band1Horz">
       <w:tblPr/>
       <w:tcPr>
         <w:tcBorders>
-          <w:top w:val="single" w:sz="8" w:space="0" w:color="202020" w:themeColor="background1"/>
-          <w:left w:val="single" w:sz="8" w:space="0" w:color="202020" w:themeColor="background1"/>
-          <w:bottom w:val="single" w:sz="8" w:space="0" w:color="202020" w:themeColor="background1"/>
-          <w:right w:val="single" w:sz="8" w:space="0" w:color="202020" w:themeColor="background1"/>
-          <w:insideH w:val="single" w:sz="8" w:space="0" w:color="202020" w:themeColor="background1"/>
-          <w:insideV w:val="single" w:sz="8" w:space="0" w:color="202020" w:themeColor="background1"/>
-        </w:tcBorders>
-        <w:shd w:val="clear" w:color="auto" w:fill="E5E5E5" w:themeFill="text1" w:themeFillTint="7F"/>
+          <w:top w:val="single" w:sz="8" w:space="0" w:color="FFFFFF" w:themeColor="background1"/>
+          <w:left w:val="single" w:sz="8" w:space="0" w:color="FFFFFF" w:themeColor="background1"/>
+          <w:bottom w:val="single" w:sz="8" w:space="0" w:color="FFFFFF" w:themeColor="background1"/>
+          <w:right w:val="single" w:sz="8" w:space="0" w:color="FFFFFF" w:themeColor="background1"/>
+          <w:insideH w:val="single" w:sz="8" w:space="0" w:color="FFFFFF" w:themeColor="background1"/>
+          <w:insideV w:val="single" w:sz="8" w:space="0" w:color="FFFFFF" w:themeColor="background1"/>
+        </w:tcBorders>
+        <w:shd w:val="clear" w:color="auto" w:fill="808080" w:themeFill="text1" w:themeFillTint="7F"/>
       </w:tcPr>
     </w:tblStylePr>
   </w:style>
-  <w:style w:type="table" w:styleId="MediumGrid3-Accent1">
+  <w:style w:type="table" w:styleId="GrelhaMdia3-Cor1">
     <w:name w:val="Medium Grid 3 Accent 1"/>
-    <w:basedOn w:val="TableNormal"/>
+    <w:basedOn w:val="Tabelanormal"/>
     <w:uiPriority w:val="69"/>
     <w:rsid w:val="00643398"/>
     <w:pPr>
@@ -35018,12 +35110,12 @@
       <w:tblStyleRowBandSize w:val="1"/>
       <w:tblStyleColBandSize w:val="1"/>
       <w:tblBorders>
-        <w:top w:val="single" w:sz="8" w:space="0" w:color="202020" w:themeColor="background1"/>
-        <w:left w:val="single" w:sz="8" w:space="0" w:color="202020" w:themeColor="background1"/>
-        <w:bottom w:val="single" w:sz="8" w:space="0" w:color="202020" w:themeColor="background1"/>
-        <w:right w:val="single" w:sz="8" w:space="0" w:color="202020" w:themeColor="background1"/>
-        <w:insideH w:val="single" w:sz="6" w:space="0" w:color="202020" w:themeColor="background1"/>
-        <w:insideV w:val="single" w:sz="6" w:space="0" w:color="202020" w:themeColor="background1"/>
+        <w:top w:val="single" w:sz="8" w:space="0" w:color="FFFFFF" w:themeColor="background1"/>
+        <w:left w:val="single" w:sz="8" w:space="0" w:color="FFFFFF" w:themeColor="background1"/>
+        <w:bottom w:val="single" w:sz="8" w:space="0" w:color="FFFFFF" w:themeColor="background1"/>
+        <w:right w:val="single" w:sz="8" w:space="0" w:color="FFFFFF" w:themeColor="background1"/>
+        <w:insideH w:val="single" w:sz="6" w:space="0" w:color="FFFFFF" w:themeColor="background1"/>
+        <w:insideV w:val="single" w:sz="6" w:space="0" w:color="FFFFFF" w:themeColor="background1"/>
       </w:tblBorders>
     </w:tblPr>
     <w:tcPr>
@@ -35035,17 +35127,17 @@
         <w:bCs/>
         <w:i w:val="0"/>
         <w:iCs w:val="0"/>
-        <w:color w:val="202020" w:themeColor="background1"/>
+        <w:color w:val="FFFFFF" w:themeColor="background1"/>
       </w:rPr>
       <w:tblPr/>
       <w:tcPr>
         <w:tcBorders>
-          <w:top w:val="single" w:sz="8" w:space="0" w:color="202020" w:themeColor="background1"/>
-          <w:left w:val="single" w:sz="8" w:space="0" w:color="202020" w:themeColor="background1"/>
-          <w:bottom w:val="single" w:sz="24" w:space="0" w:color="202020" w:themeColor="background1"/>
-          <w:right w:val="single" w:sz="8" w:space="0" w:color="202020" w:themeColor="background1"/>
+          <w:top w:val="single" w:sz="8" w:space="0" w:color="FFFFFF" w:themeColor="background1"/>
+          <w:left w:val="single" w:sz="8" w:space="0" w:color="FFFFFF" w:themeColor="background1"/>
+          <w:bottom w:val="single" w:sz="24" w:space="0" w:color="FFFFFF" w:themeColor="background1"/>
+          <w:right w:val="single" w:sz="8" w:space="0" w:color="FFFFFF" w:themeColor="background1"/>
           <w:insideH w:val="nil"/>
-          <w:insideV w:val="single" w:sz="8" w:space="0" w:color="202020" w:themeColor="background1"/>
+          <w:insideV w:val="single" w:sz="8" w:space="0" w:color="FFFFFF" w:themeColor="background1"/>
         </w:tcBorders>
         <w:shd w:val="clear" w:color="auto" w:fill="4472C4" w:themeFill="accent1"/>
       </w:tcPr>
@@ -35056,17 +35148,17 @@
         <w:bCs/>
         <w:i w:val="0"/>
         <w:iCs w:val="0"/>
-        <w:color w:val="202020" w:themeColor="background1"/>
+        <w:color w:val="FFFFFF" w:themeColor="background1"/>
       </w:rPr>
       <w:tblPr/>
       <w:tcPr>
         <w:tcBorders>
-          <w:top w:val="single" w:sz="24" w:space="0" w:color="202020" w:themeColor="background1"/>
-          <w:left w:val="single" w:sz="8" w:space="0" w:color="202020" w:themeColor="background1"/>
-          <w:bottom w:val="single" w:sz="8" w:space="0" w:color="202020" w:themeColor="background1"/>
-          <w:right w:val="single" w:sz="8" w:space="0" w:color="202020" w:themeColor="background1"/>
+          <w:top w:val="single" w:sz="24" w:space="0" w:color="FFFFFF" w:themeColor="background1"/>
+          <w:left w:val="single" w:sz="8" w:space="0" w:color="FFFFFF" w:themeColor="background1"/>
+          <w:bottom w:val="single" w:sz="8" w:space="0" w:color="FFFFFF" w:themeColor="background1"/>
+          <w:right w:val="single" w:sz="8" w:space="0" w:color="FFFFFF" w:themeColor="background1"/>
           <w:insideH w:val="nil"/>
-          <w:insideV w:val="single" w:sz="8" w:space="0" w:color="202020" w:themeColor="background1"/>
+          <w:insideV w:val="single" w:sz="8" w:space="0" w:color="FFFFFF" w:themeColor="background1"/>
         </w:tcBorders>
         <w:shd w:val="clear" w:color="auto" w:fill="4472C4" w:themeFill="accent1"/>
       </w:tcPr>
@@ -35077,13 +35169,13 @@
         <w:bCs/>
         <w:i w:val="0"/>
         <w:iCs w:val="0"/>
-        <w:color w:val="202020" w:themeColor="background1"/>
+        <w:color w:val="FFFFFF" w:themeColor="background1"/>
       </w:rPr>
       <w:tblPr/>
       <w:tcPr>
         <w:tcBorders>
-          <w:left w:val="single" w:sz="8" w:space="0" w:color="202020" w:themeColor="background1"/>
-          <w:right w:val="single" w:sz="24" w:space="0" w:color="202020" w:themeColor="background1"/>
+          <w:left w:val="single" w:sz="8" w:space="0" w:color="FFFFFF" w:themeColor="background1"/>
+          <w:right w:val="single" w:sz="24" w:space="0" w:color="FFFFFF" w:themeColor="background1"/>
           <w:insideH w:val="nil"/>
           <w:insideV w:val="nil"/>
         </w:tcBorders>
@@ -35096,13 +35188,13 @@
         <w:bCs/>
         <w:i w:val="0"/>
         <w:iCs w:val="0"/>
-        <w:color w:val="202020" w:themeColor="background1"/>
+        <w:color w:val="FFFFFF" w:themeColor="background1"/>
       </w:rPr>
       <w:tblPr/>
       <w:tcPr>
         <w:tcBorders>
           <w:top w:val="nil"/>
-          <w:left w:val="single" w:sz="24" w:space="0" w:color="202020" w:themeColor="background1"/>
+          <w:left w:val="single" w:sz="24" w:space="0" w:color="FFFFFF" w:themeColor="background1"/>
           <w:bottom w:val="nil"/>
           <w:right w:val="nil"/>
           <w:insideH w:val="nil"/>
@@ -35115,10 +35207,10 @@
       <w:tblPr/>
       <w:tcPr>
         <w:tcBorders>
-          <w:top w:val="single" w:sz="8" w:space="0" w:color="202020" w:themeColor="background1"/>
-          <w:left w:val="single" w:sz="8" w:space="0" w:color="202020" w:themeColor="background1"/>
-          <w:bottom w:val="single" w:sz="8" w:space="0" w:color="202020" w:themeColor="background1"/>
-          <w:right w:val="single" w:sz="8" w:space="0" w:color="202020" w:themeColor="background1"/>
+          <w:top w:val="single" w:sz="8" w:space="0" w:color="FFFFFF" w:themeColor="background1"/>
+          <w:left w:val="single" w:sz="8" w:space="0" w:color="FFFFFF" w:themeColor="background1"/>
+          <w:bottom w:val="single" w:sz="8" w:space="0" w:color="FFFFFF" w:themeColor="background1"/>
+          <w:right w:val="single" w:sz="8" w:space="0" w:color="FFFFFF" w:themeColor="background1"/>
           <w:insideH w:val="nil"/>
           <w:insideV w:val="nil"/>
         </w:tcBorders>
@@ -35129,20 +35221,20 @@
       <w:tblPr/>
       <w:tcPr>
         <w:tcBorders>
-          <w:top w:val="single" w:sz="8" w:space="0" w:color="202020" w:themeColor="background1"/>
-          <w:left w:val="single" w:sz="8" w:space="0" w:color="202020" w:themeColor="background1"/>
-          <w:bottom w:val="single" w:sz="8" w:space="0" w:color="202020" w:themeColor="background1"/>
-          <w:right w:val="single" w:sz="8" w:space="0" w:color="202020" w:themeColor="background1"/>
-          <w:insideH w:val="single" w:sz="8" w:space="0" w:color="202020" w:themeColor="background1"/>
-          <w:insideV w:val="single" w:sz="8" w:space="0" w:color="202020" w:themeColor="background1"/>
+          <w:top w:val="single" w:sz="8" w:space="0" w:color="FFFFFF" w:themeColor="background1"/>
+          <w:left w:val="single" w:sz="8" w:space="0" w:color="FFFFFF" w:themeColor="background1"/>
+          <w:bottom w:val="single" w:sz="8" w:space="0" w:color="FFFFFF" w:themeColor="background1"/>
+          <w:right w:val="single" w:sz="8" w:space="0" w:color="FFFFFF" w:themeColor="background1"/>
+          <w:insideH w:val="single" w:sz="8" w:space="0" w:color="FFFFFF" w:themeColor="background1"/>
+          <w:insideV w:val="single" w:sz="8" w:space="0" w:color="FFFFFF" w:themeColor="background1"/>
         </w:tcBorders>
         <w:shd w:val="clear" w:color="auto" w:fill="A1B8E1" w:themeFill="accent1" w:themeFillTint="7F"/>
       </w:tcPr>
     </w:tblStylePr>
   </w:style>
-  <w:style w:type="table" w:styleId="MediumGrid3-Accent2">
+  <w:style w:type="table" w:styleId="GrelhaMdia3-Cor2">
     <w:name w:val="Medium Grid 3 Accent 2"/>
-    <w:basedOn w:val="TableNormal"/>
+    <w:basedOn w:val="Tabelanormal"/>
     <w:uiPriority w:val="69"/>
     <w:rsid w:val="00643398"/>
     <w:pPr>
@@ -35156,12 +35248,12 @@
       <w:tblStyleRowBandSize w:val="1"/>
       <w:tblStyleColBandSize w:val="1"/>
       <w:tblBorders>
-        <w:top w:val="single" w:sz="8" w:space="0" w:color="202020" w:themeColor="background1"/>
-        <w:left w:val="single" w:sz="8" w:space="0" w:color="202020" w:themeColor="background1"/>
-        <w:bottom w:val="single" w:sz="8" w:space="0" w:color="202020" w:themeColor="background1"/>
-        <w:right w:val="single" w:sz="8" w:space="0" w:color="202020" w:themeColor="background1"/>
-        <w:insideH w:val="single" w:sz="6" w:space="0" w:color="202020" w:themeColor="background1"/>
-        <w:insideV w:val="single" w:sz="6" w:space="0" w:color="202020" w:themeColor="background1"/>
+        <w:top w:val="single" w:sz="8" w:space="0" w:color="FFFFFF" w:themeColor="background1"/>
+        <w:left w:val="single" w:sz="8" w:space="0" w:color="FFFFFF" w:themeColor="background1"/>
+        <w:bottom w:val="single" w:sz="8" w:space="0" w:color="FFFFFF" w:themeColor="background1"/>
+        <w:right w:val="single" w:sz="8" w:space="0" w:color="FFFFFF" w:themeColor="background1"/>
+        <w:insideH w:val="single" w:sz="6" w:space="0" w:color="FFFFFF" w:themeColor="background1"/>
+        <w:insideV w:val="single" w:sz="6" w:space="0" w:color="FFFFFF" w:themeColor="background1"/>
       </w:tblBorders>
     </w:tblPr>
     <w:tcPr>
@@ -35173,17 +35265,17 @@
         <w:bCs/>
         <w:i w:val="0"/>
         <w:iCs w:val="0"/>
-        <w:color w:val="202020" w:themeColor="background1"/>
+        <w:color w:val="FFFFFF" w:themeColor="background1"/>
       </w:rPr>
       <w:tblPr/>
       <w:tcPr>
         <w:tcBorders>
-          <w:top w:val="single" w:sz="8" w:space="0" w:color="202020" w:themeColor="background1"/>
-          <w:left w:val="single" w:sz="8" w:space="0" w:color="202020" w:themeColor="background1"/>
-          <w:bottom w:val="single" w:sz="24" w:space="0" w:color="202020" w:themeColor="background1"/>
-          <w:right w:val="single" w:sz="8" w:space="0" w:color="202020" w:themeColor="background1"/>
+          <w:top w:val="single" w:sz="8" w:space="0" w:color="FFFFFF" w:themeColor="background1"/>
+          <w:left w:val="single" w:sz="8" w:space="0" w:color="FFFFFF" w:themeColor="background1"/>
+          <w:bottom w:val="single" w:sz="24" w:space="0" w:color="FFFFFF" w:themeColor="background1"/>
+          <w:right w:val="single" w:sz="8" w:space="0" w:color="FFFFFF" w:themeColor="background1"/>
           <w:insideH w:val="nil"/>
-          <w:insideV w:val="single" w:sz="8" w:space="0" w:color="202020" w:themeColor="background1"/>
+          <w:insideV w:val="single" w:sz="8" w:space="0" w:color="FFFFFF" w:themeColor="background1"/>
         </w:tcBorders>
         <w:shd w:val="clear" w:color="auto" w:fill="ED7D31" w:themeFill="accent2"/>
       </w:tcPr>
@@ -35194,17 +35286,17 @@
         <w:bCs/>
         <w:i w:val="0"/>
         <w:iCs w:val="0"/>
-        <w:color w:val="202020" w:themeColor="background1"/>
+        <w:color w:val="FFFFFF" w:themeColor="background1"/>
       </w:rPr>
       <w:tblPr/>
       <w:tcPr>
         <w:tcBorders>
-          <w:top w:val="single" w:sz="24" w:space="0" w:color="202020" w:themeColor="background1"/>
-          <w:left w:val="single" w:sz="8" w:space="0" w:color="202020" w:themeColor="background1"/>
-          <w:bottom w:val="single" w:sz="8" w:space="0" w:color="202020" w:themeColor="background1"/>
-          <w:right w:val="single" w:sz="8" w:space="0" w:color="202020" w:themeColor="background1"/>
+          <w:top w:val="single" w:sz="24" w:space="0" w:color="FFFFFF" w:themeColor="background1"/>
+          <w:left w:val="single" w:sz="8" w:space="0" w:color="FFFFFF" w:themeColor="background1"/>
+          <w:bottom w:val="single" w:sz="8" w:space="0" w:color="FFFFFF" w:themeColor="background1"/>
+          <w:right w:val="single" w:sz="8" w:space="0" w:color="FFFFFF" w:themeColor="background1"/>
           <w:insideH w:val="nil"/>
-          <w:insideV w:val="single" w:sz="8" w:space="0" w:color="202020" w:themeColor="background1"/>
+          <w:insideV w:val="single" w:sz="8" w:space="0" w:color="FFFFFF" w:themeColor="background1"/>
         </w:tcBorders>
         <w:shd w:val="clear" w:color="auto" w:fill="ED7D31" w:themeFill="accent2"/>
       </w:tcPr>
@@ -35215,13 +35307,13 @@
         <w:bCs/>
         <w:i w:val="0"/>
         <w:iCs w:val="0"/>
-        <w:color w:val="202020" w:themeColor="background1"/>
+        <w:color w:val="FFFFFF" w:themeColor="background1"/>
       </w:rPr>
       <w:tblPr/>
       <w:tcPr>
         <w:tcBorders>
-          <w:left w:val="single" w:sz="8" w:space="0" w:color="202020" w:themeColor="background1"/>
-          <w:right w:val="single" w:sz="24" w:space="0" w:color="202020" w:themeColor="background1"/>
+          <w:left w:val="single" w:sz="8" w:space="0" w:color="FFFFFF" w:themeColor="background1"/>
+          <w:right w:val="single" w:sz="24" w:space="0" w:color="FFFFFF" w:themeColor="background1"/>
           <w:insideH w:val="nil"/>
           <w:insideV w:val="nil"/>
         </w:tcBorders>
@@ -35234,13 +35326,13 @@
         <w:bCs/>
         <w:i w:val="0"/>
         <w:iCs w:val="0"/>
-        <w:color w:val="202020" w:themeColor="background1"/>
+        <w:color w:val="FFFFFF" w:themeColor="background1"/>
       </w:rPr>
       <w:tblPr/>
       <w:tcPr>
         <w:tcBorders>
           <w:top w:val="nil"/>
-          <w:left w:val="single" w:sz="24" w:space="0" w:color="202020" w:themeColor="background1"/>
+          <w:left w:val="single" w:sz="24" w:space="0" w:color="FFFFFF" w:themeColor="background1"/>
           <w:bottom w:val="nil"/>
           <w:right w:val="nil"/>
           <w:insideH w:val="nil"/>
@@ -35253,10 +35345,10 @@
       <w:tblPr/>
       <w:tcPr>
         <w:tcBorders>
-          <w:top w:val="single" w:sz="8" w:space="0" w:color="202020" w:themeColor="background1"/>
-          <w:left w:val="single" w:sz="8" w:space="0" w:color="202020" w:themeColor="background1"/>
-          <w:bottom w:val="single" w:sz="8" w:space="0" w:color="202020" w:themeColor="background1"/>
-          <w:right w:val="single" w:sz="8" w:space="0" w:color="202020" w:themeColor="background1"/>
+          <w:top w:val="single" w:sz="8" w:space="0" w:color="FFFFFF" w:themeColor="background1"/>
+          <w:left w:val="single" w:sz="8" w:space="0" w:color="FFFFFF" w:themeColor="background1"/>
+          <w:bottom w:val="single" w:sz="8" w:space="0" w:color="FFFFFF" w:themeColor="background1"/>
+          <w:right w:val="single" w:sz="8" w:space="0" w:color="FFFFFF" w:themeColor="background1"/>
           <w:insideH w:val="nil"/>
           <w:insideV w:val="nil"/>
         </w:tcBorders>
@@ -35267,20 +35359,20 @@
       <w:tblPr/>
       <w:tcPr>
         <w:tcBorders>
-          <w:top w:val="single" w:sz="8" w:space="0" w:color="202020" w:themeColor="background1"/>
-          <w:left w:val="single" w:sz="8" w:space="0" w:color="202020" w:themeColor="background1"/>
-          <w:bottom w:val="single" w:sz="8" w:space="0" w:color="202020" w:themeColor="background1"/>
-          <w:right w:val="single" w:sz="8" w:space="0" w:color="202020" w:themeColor="background1"/>
-          <w:insideH w:val="single" w:sz="8" w:space="0" w:color="202020" w:themeColor="background1"/>
-          <w:insideV w:val="single" w:sz="8" w:space="0" w:color="202020" w:themeColor="background1"/>
+          <w:top w:val="single" w:sz="8" w:space="0" w:color="FFFFFF" w:themeColor="background1"/>
+          <w:left w:val="single" w:sz="8" w:space="0" w:color="FFFFFF" w:themeColor="background1"/>
+          <w:bottom w:val="single" w:sz="8" w:space="0" w:color="FFFFFF" w:themeColor="background1"/>
+          <w:right w:val="single" w:sz="8" w:space="0" w:color="FFFFFF" w:themeColor="background1"/>
+          <w:insideH w:val="single" w:sz="8" w:space="0" w:color="FFFFFF" w:themeColor="background1"/>
+          <w:insideV w:val="single" w:sz="8" w:space="0" w:color="FFFFFF" w:themeColor="background1"/>
         </w:tcBorders>
         <w:shd w:val="clear" w:color="auto" w:fill="F6BE98" w:themeFill="accent2" w:themeFillTint="7F"/>
       </w:tcPr>
     </w:tblStylePr>
   </w:style>
-  <w:style w:type="table" w:styleId="MediumGrid3-Accent3">
+  <w:style w:type="table" w:styleId="GrelhaMdia3-Cor3">
     <w:name w:val="Medium Grid 3 Accent 3"/>
-    <w:basedOn w:val="TableNormal"/>
+    <w:basedOn w:val="Tabelanormal"/>
     <w:uiPriority w:val="69"/>
     <w:rsid w:val="00643398"/>
     <w:pPr>
@@ -35294,12 +35386,12 @@
       <w:tblStyleRowBandSize w:val="1"/>
       <w:tblStyleColBandSize w:val="1"/>
       <w:tblBorders>
-        <w:top w:val="single" w:sz="8" w:space="0" w:color="202020" w:themeColor="background1"/>
-        <w:left w:val="single" w:sz="8" w:space="0" w:color="202020" w:themeColor="background1"/>
-        <w:bottom w:val="single" w:sz="8" w:space="0" w:color="202020" w:themeColor="background1"/>
-        <w:right w:val="single" w:sz="8" w:space="0" w:color="202020" w:themeColor="background1"/>
-        <w:insideH w:val="single" w:sz="6" w:space="0" w:color="202020" w:themeColor="background1"/>
-        <w:insideV w:val="single" w:sz="6" w:space="0" w:color="202020" w:themeColor="background1"/>
+        <w:top w:val="single" w:sz="8" w:space="0" w:color="FFFFFF" w:themeColor="background1"/>
+        <w:left w:val="single" w:sz="8" w:space="0" w:color="FFFFFF" w:themeColor="background1"/>
+        <w:bottom w:val="single" w:sz="8" w:space="0" w:color="FFFFFF" w:themeColor="background1"/>
+        <w:right w:val="single" w:sz="8" w:space="0" w:color="FFFFFF" w:themeColor="background1"/>
+        <w:insideH w:val="single" w:sz="6" w:space="0" w:color="FFFFFF" w:themeColor="background1"/>
+        <w:insideV w:val="single" w:sz="6" w:space="0" w:color="FFFFFF" w:themeColor="background1"/>
       </w:tblBorders>
     </w:tblPr>
     <w:tcPr>
@@ -35311,17 +35403,17 @@
         <w:bCs/>
         <w:i w:val="0"/>
         <w:iCs w:val="0"/>
-        <w:color w:val="202020" w:themeColor="background1"/>
+        <w:color w:val="FFFFFF" w:themeColor="background1"/>
       </w:rPr>
       <w:tblPr/>
       <w:tcPr>
         <w:tcBorders>
-          <w:top w:val="single" w:sz="8" w:space="0" w:color="202020" w:themeColor="background1"/>
-          <w:left w:val="single" w:sz="8" w:space="0" w:color="202020" w:themeColor="background1"/>
-          <w:bottom w:val="single" w:sz="24" w:space="0" w:color="202020" w:themeColor="background1"/>
-          <w:right w:val="single" w:sz="8" w:space="0" w:color="202020" w:themeColor="background1"/>
+          <w:top w:val="single" w:sz="8" w:space="0" w:color="FFFFFF" w:themeColor="background1"/>
+          <w:left w:val="single" w:sz="8" w:space="0" w:color="FFFFFF" w:themeColor="background1"/>
+          <w:bottom w:val="single" w:sz="24" w:space="0" w:color="FFFFFF" w:themeColor="background1"/>
+          <w:right w:val="single" w:sz="8" w:space="0" w:color="FFFFFF" w:themeColor="background1"/>
           <w:insideH w:val="nil"/>
-          <w:insideV w:val="single" w:sz="8" w:space="0" w:color="202020" w:themeColor="background1"/>
+          <w:insideV w:val="single" w:sz="8" w:space="0" w:color="FFFFFF" w:themeColor="background1"/>
         </w:tcBorders>
         <w:shd w:val="clear" w:color="auto" w:fill="A5A5A5" w:themeFill="accent3"/>
       </w:tcPr>
@@ -35332,17 +35424,17 @@
         <w:bCs/>
         <w:i w:val="0"/>
         <w:iCs w:val="0"/>
-        <w:color w:val="202020" w:themeColor="background1"/>
+        <w:color w:val="FFFFFF" w:themeColor="background1"/>
       </w:rPr>
       <w:tblPr/>
       <w:tcPr>
         <w:tcBorders>
-          <w:top w:val="single" w:sz="24" w:space="0" w:color="202020" w:themeColor="background1"/>
-          <w:left w:val="single" w:sz="8" w:space="0" w:color="202020" w:themeColor="background1"/>
-          <w:bottom w:val="single" w:sz="8" w:space="0" w:color="202020" w:themeColor="background1"/>
-          <w:right w:val="single" w:sz="8" w:space="0" w:color="202020" w:themeColor="background1"/>
+          <w:top w:val="single" w:sz="24" w:space="0" w:color="FFFFFF" w:themeColor="background1"/>
+          <w:left w:val="single" w:sz="8" w:space="0" w:color="FFFFFF" w:themeColor="background1"/>
+          <w:bottom w:val="single" w:sz="8" w:space="0" w:color="FFFFFF" w:themeColor="background1"/>
+          <w:right w:val="single" w:sz="8" w:space="0" w:color="FFFFFF" w:themeColor="background1"/>
           <w:insideH w:val="nil"/>
-          <w:insideV w:val="single" w:sz="8" w:space="0" w:color="202020" w:themeColor="background1"/>
+          <w:insideV w:val="single" w:sz="8" w:space="0" w:color="FFFFFF" w:themeColor="background1"/>
         </w:tcBorders>
         <w:shd w:val="clear" w:color="auto" w:fill="A5A5A5" w:themeFill="accent3"/>
       </w:tcPr>
@@ -35353,13 +35445,13 @@
         <w:bCs/>
         <w:i w:val="0"/>
         <w:iCs w:val="0"/>
-        <w:color w:val="202020" w:themeColor="background1"/>
+        <w:color w:val="FFFFFF" w:themeColor="background1"/>
       </w:rPr>
       <w:tblPr/>
       <w:tcPr>
         <w:tcBorders>
-          <w:left w:val="single" w:sz="8" w:space="0" w:color="202020" w:themeColor="background1"/>
-          <w:right w:val="single" w:sz="24" w:space="0" w:color="202020" w:themeColor="background1"/>
+          <w:left w:val="single" w:sz="8" w:space="0" w:color="FFFFFF" w:themeColor="background1"/>
+          <w:right w:val="single" w:sz="24" w:space="0" w:color="FFFFFF" w:themeColor="background1"/>
           <w:insideH w:val="nil"/>
           <w:insideV w:val="nil"/>
         </w:tcBorders>
@@ -35372,13 +35464,13 @@
         <w:bCs/>
         <w:i w:val="0"/>
         <w:iCs w:val="0"/>
-        <w:color w:val="202020" w:themeColor="background1"/>
+        <w:color w:val="FFFFFF" w:themeColor="background1"/>
       </w:rPr>
       <w:tblPr/>
       <w:tcPr>
         <w:tcBorders>
           <w:top w:val="nil"/>
-          <w:left w:val="single" w:sz="24" w:space="0" w:color="202020" w:themeColor="background1"/>
+          <w:left w:val="single" w:sz="24" w:space="0" w:color="FFFFFF" w:themeColor="background1"/>
           <w:bottom w:val="nil"/>
           <w:right w:val="nil"/>
           <w:insideH w:val="nil"/>
@@ -35391,10 +35483,10 @@
       <w:tblPr/>
       <w:tcPr>
         <w:tcBorders>
-          <w:top w:val="single" w:sz="8" w:space="0" w:color="202020" w:themeColor="background1"/>
-          <w:left w:val="single" w:sz="8" w:space="0" w:color="202020" w:themeColor="background1"/>
-          <w:bottom w:val="single" w:sz="8" w:space="0" w:color="202020" w:themeColor="background1"/>
-          <w:right w:val="single" w:sz="8" w:space="0" w:color="202020" w:themeColor="background1"/>
+          <w:top w:val="single" w:sz="8" w:space="0" w:color="FFFFFF" w:themeColor="background1"/>
+          <w:left w:val="single" w:sz="8" w:space="0" w:color="FFFFFF" w:themeColor="background1"/>
+          <w:bottom w:val="single" w:sz="8" w:space="0" w:color="FFFFFF" w:themeColor="background1"/>
+          <w:right w:val="single" w:sz="8" w:space="0" w:color="FFFFFF" w:themeColor="background1"/>
           <w:insideH w:val="nil"/>
           <w:insideV w:val="nil"/>
         </w:tcBorders>
@@ -35405,20 +35497,20 @@
       <w:tblPr/>
       <w:tcPr>
         <w:tcBorders>
-          <w:top w:val="single" w:sz="8" w:space="0" w:color="202020" w:themeColor="background1"/>
-          <w:left w:val="single" w:sz="8" w:space="0" w:color="202020" w:themeColor="background1"/>
-          <w:bottom w:val="single" w:sz="8" w:space="0" w:color="202020" w:themeColor="background1"/>
-          <w:right w:val="single" w:sz="8" w:space="0" w:color="202020" w:themeColor="background1"/>
-          <w:insideH w:val="single" w:sz="8" w:space="0" w:color="202020" w:themeColor="background1"/>
-          <w:insideV w:val="single" w:sz="8" w:space="0" w:color="202020" w:themeColor="background1"/>
+          <w:top w:val="single" w:sz="8" w:space="0" w:color="FFFFFF" w:themeColor="background1"/>
+          <w:left w:val="single" w:sz="8" w:space="0" w:color="FFFFFF" w:themeColor="background1"/>
+          <w:bottom w:val="single" w:sz="8" w:space="0" w:color="FFFFFF" w:themeColor="background1"/>
+          <w:right w:val="single" w:sz="8" w:space="0" w:color="FFFFFF" w:themeColor="background1"/>
+          <w:insideH w:val="single" w:sz="8" w:space="0" w:color="FFFFFF" w:themeColor="background1"/>
+          <w:insideV w:val="single" w:sz="8" w:space="0" w:color="FFFFFF" w:themeColor="background1"/>
         </w:tcBorders>
         <w:shd w:val="clear" w:color="auto" w:fill="D2D2D2" w:themeFill="accent3" w:themeFillTint="7F"/>
       </w:tcPr>
     </w:tblStylePr>
   </w:style>
-  <w:style w:type="table" w:styleId="MediumGrid3-Accent4">
+  <w:style w:type="table" w:styleId="GrelhaMdia3-Cor4">
     <w:name w:val="Medium Grid 3 Accent 4"/>
-    <w:basedOn w:val="TableNormal"/>
+    <w:basedOn w:val="Tabelanormal"/>
     <w:uiPriority w:val="69"/>
     <w:rsid w:val="00643398"/>
     <w:pPr>
@@ -35432,12 +35524,12 @@
       <w:tblStyleRowBandSize w:val="1"/>
       <w:tblStyleColBandSize w:val="1"/>
       <w:tblBorders>
-        <w:top w:val="single" w:sz="8" w:space="0" w:color="202020" w:themeColor="background1"/>
-        <w:left w:val="single" w:sz="8" w:space="0" w:color="202020" w:themeColor="background1"/>
-        <w:bottom w:val="single" w:sz="8" w:space="0" w:color="202020" w:themeColor="background1"/>
-        <w:right w:val="single" w:sz="8" w:space="0" w:color="202020" w:themeColor="background1"/>
-        <w:insideH w:val="single" w:sz="6" w:space="0" w:color="202020" w:themeColor="background1"/>
-        <w:insideV w:val="single" w:sz="6" w:space="0" w:color="202020" w:themeColor="background1"/>
+        <w:top w:val="single" w:sz="8" w:space="0" w:color="FFFFFF" w:themeColor="background1"/>
+        <w:left w:val="single" w:sz="8" w:space="0" w:color="FFFFFF" w:themeColor="background1"/>
+        <w:bottom w:val="single" w:sz="8" w:space="0" w:color="FFFFFF" w:themeColor="background1"/>
+        <w:right w:val="single" w:sz="8" w:space="0" w:color="FFFFFF" w:themeColor="background1"/>
+        <w:insideH w:val="single" w:sz="6" w:space="0" w:color="FFFFFF" w:themeColor="background1"/>
+        <w:insideV w:val="single" w:sz="6" w:space="0" w:color="FFFFFF" w:themeColor="background1"/>
       </w:tblBorders>
     </w:tblPr>
     <w:tcPr>
@@ -35449,17 +35541,17 @@
         <w:bCs/>
         <w:i w:val="0"/>
         <w:iCs w:val="0"/>
-        <w:color w:val="202020" w:themeColor="background1"/>
+        <w:color w:val="FFFFFF" w:themeColor="background1"/>
       </w:rPr>
       <w:tblPr/>
       <w:tcPr>
         <w:tcBorders>
-          <w:top w:val="single" w:sz="8" w:space="0" w:color="202020" w:themeColor="background1"/>
-          <w:left w:val="single" w:sz="8" w:space="0" w:color="202020" w:themeColor="background1"/>
-          <w:bottom w:val="single" w:sz="24" w:space="0" w:color="202020" w:themeColor="background1"/>
-          <w:right w:val="single" w:sz="8" w:space="0" w:color="202020" w:themeColor="background1"/>
+          <w:top w:val="single" w:sz="8" w:space="0" w:color="FFFFFF" w:themeColor="background1"/>
+          <w:left w:val="single" w:sz="8" w:space="0" w:color="FFFFFF" w:themeColor="background1"/>
+          <w:bottom w:val="single" w:sz="24" w:space="0" w:color="FFFFFF" w:themeColor="background1"/>
+          <w:right w:val="single" w:sz="8" w:space="0" w:color="FFFFFF" w:themeColor="background1"/>
           <w:insideH w:val="nil"/>
-          <w:insideV w:val="single" w:sz="8" w:space="0" w:color="202020" w:themeColor="background1"/>
+          <w:insideV w:val="single" w:sz="8" w:space="0" w:color="FFFFFF" w:themeColor="background1"/>
         </w:tcBorders>
         <w:shd w:val="clear" w:color="auto" w:fill="FFC000" w:themeFill="accent4"/>
       </w:tcPr>
@@ -35470,17 +35562,17 @@
         <w:bCs/>
         <w:i w:val="0"/>
         <w:iCs w:val="0"/>
-        <w:color w:val="202020" w:themeColor="background1"/>
+        <w:color w:val="FFFFFF" w:themeColor="background1"/>
       </w:rPr>
       <w:tblPr/>
       <w:tcPr>
         <w:tcBorders>
-          <w:top w:val="single" w:sz="24" w:space="0" w:color="202020" w:themeColor="background1"/>
-          <w:left w:val="single" w:sz="8" w:space="0" w:color="202020" w:themeColor="background1"/>
-          <w:bottom w:val="single" w:sz="8" w:space="0" w:color="202020" w:themeColor="background1"/>
-          <w:right w:val="single" w:sz="8" w:space="0" w:color="202020" w:themeColor="background1"/>
+          <w:top w:val="single" w:sz="24" w:space="0" w:color="FFFFFF" w:themeColor="background1"/>
+          <w:left w:val="single" w:sz="8" w:space="0" w:color="FFFFFF" w:themeColor="background1"/>
+          <w:bottom w:val="single" w:sz="8" w:space="0" w:color="FFFFFF" w:themeColor="background1"/>
+          <w:right w:val="single" w:sz="8" w:space="0" w:color="FFFFFF" w:themeColor="background1"/>
           <w:insideH w:val="nil"/>
-          <w:insideV w:val="single" w:sz="8" w:space="0" w:color="202020" w:themeColor="background1"/>
+          <w:insideV w:val="single" w:sz="8" w:space="0" w:color="FFFFFF" w:themeColor="background1"/>
         </w:tcBorders>
         <w:shd w:val="clear" w:color="auto" w:fill="FFC000" w:themeFill="accent4"/>
       </w:tcPr>
@@ -35491,13 +35583,13 @@
         <w:bCs/>
         <w:i w:val="0"/>
         <w:iCs w:val="0"/>
-        <w:color w:val="202020" w:themeColor="background1"/>
+        <w:color w:val="FFFFFF" w:themeColor="background1"/>
       </w:rPr>
       <w:tblPr/>
       <w:tcPr>
         <w:tcBorders>
-          <w:left w:val="single" w:sz="8" w:space="0" w:color="202020" w:themeColor="background1"/>
-          <w:right w:val="single" w:sz="24" w:space="0" w:color="202020" w:themeColor="background1"/>
+          <w:left w:val="single" w:sz="8" w:space="0" w:color="FFFFFF" w:themeColor="background1"/>
+          <w:right w:val="single" w:sz="24" w:space="0" w:color="FFFFFF" w:themeColor="background1"/>
           <w:insideH w:val="nil"/>
           <w:insideV w:val="nil"/>
         </w:tcBorders>
@@ -35510,13 +35602,13 @@
         <w:bCs/>
         <w:i w:val="0"/>
         <w:iCs w:val="0"/>
-        <w:color w:val="202020" w:themeColor="background1"/>
+        <w:color w:val="FFFFFF" w:themeColor="background1"/>
       </w:rPr>
       <w:tblPr/>
       <w:tcPr>
         <w:tcBorders>
           <w:top w:val="nil"/>
-          <w:left w:val="single" w:sz="24" w:space="0" w:color="202020" w:themeColor="background1"/>
+          <w:left w:val="single" w:sz="24" w:space="0" w:color="FFFFFF" w:themeColor="background1"/>
           <w:bottom w:val="nil"/>
           <w:right w:val="nil"/>
           <w:insideH w:val="nil"/>
@@ -35529,10 +35621,10 @@
       <w:tblPr/>
       <w:tcPr>
         <w:tcBorders>
-          <w:top w:val="single" w:sz="8" w:space="0" w:color="202020" w:themeColor="background1"/>
-          <w:left w:val="single" w:sz="8" w:space="0" w:color="202020" w:themeColor="background1"/>
-          <w:bottom w:val="single" w:sz="8" w:space="0" w:color="202020" w:themeColor="background1"/>
-          <w:right w:val="single" w:sz="8" w:space="0" w:color="202020" w:themeColor="background1"/>
+          <w:top w:val="single" w:sz="8" w:space="0" w:color="FFFFFF" w:themeColor="background1"/>
+          <w:left w:val="single" w:sz="8" w:space="0" w:color="FFFFFF" w:themeColor="background1"/>
+          <w:bottom w:val="single" w:sz="8" w:space="0" w:color="FFFFFF" w:themeColor="background1"/>
+          <w:right w:val="single" w:sz="8" w:space="0" w:color="FFFFFF" w:themeColor="background1"/>
           <w:insideH w:val="nil"/>
           <w:insideV w:val="nil"/>
         </w:tcBorders>
@@ -35543,20 +35635,20 @@
       <w:tblPr/>
       <w:tcPr>
         <w:tcBorders>
-          <w:top w:val="single" w:sz="8" w:space="0" w:color="202020" w:themeColor="background1"/>
-          <w:left w:val="single" w:sz="8" w:space="0" w:color="202020" w:themeColor="background1"/>
-          <w:bottom w:val="single" w:sz="8" w:space="0" w:color="202020" w:themeColor="background1"/>
-          <w:right w:val="single" w:sz="8" w:space="0" w:color="202020" w:themeColor="background1"/>
-          <w:insideH w:val="single" w:sz="8" w:space="0" w:color="202020" w:themeColor="background1"/>
-          <w:insideV w:val="single" w:sz="8" w:space="0" w:color="202020" w:themeColor="background1"/>
+          <w:top w:val="single" w:sz="8" w:space="0" w:color="FFFFFF" w:themeColor="background1"/>
+          <w:left w:val="single" w:sz="8" w:space="0" w:color="FFFFFF" w:themeColor="background1"/>
+          <w:bottom w:val="single" w:sz="8" w:space="0" w:color="FFFFFF" w:themeColor="background1"/>
+          <w:right w:val="single" w:sz="8" w:space="0" w:color="FFFFFF" w:themeColor="background1"/>
+          <w:insideH w:val="single" w:sz="8" w:space="0" w:color="FFFFFF" w:themeColor="background1"/>
+          <w:insideV w:val="single" w:sz="8" w:space="0" w:color="FFFFFF" w:themeColor="background1"/>
         </w:tcBorders>
         <w:shd w:val="clear" w:color="auto" w:fill="FFDF80" w:themeFill="accent4" w:themeFillTint="7F"/>
       </w:tcPr>
     </w:tblStylePr>
   </w:style>
-  <w:style w:type="table" w:styleId="MediumGrid3-Accent5">
+  <w:style w:type="table" w:styleId="GrelhaMdia3-Cor5">
     <w:name w:val="Medium Grid 3 Accent 5"/>
-    <w:basedOn w:val="TableNormal"/>
+    <w:basedOn w:val="Tabelanormal"/>
     <w:uiPriority w:val="69"/>
     <w:rsid w:val="00643398"/>
     <w:pPr>
@@ -35570,12 +35662,12 @@
       <w:tblStyleRowBandSize w:val="1"/>
       <w:tblStyleColBandSize w:val="1"/>
       <w:tblBorders>
-        <w:top w:val="single" w:sz="8" w:space="0" w:color="202020" w:themeColor="background1"/>
-        <w:left w:val="single" w:sz="8" w:space="0" w:color="202020" w:themeColor="background1"/>
-        <w:bottom w:val="single" w:sz="8" w:space="0" w:color="202020" w:themeColor="background1"/>
-        <w:right w:val="single" w:sz="8" w:space="0" w:color="202020" w:themeColor="background1"/>
-        <w:insideH w:val="single" w:sz="6" w:space="0" w:color="202020" w:themeColor="background1"/>
-        <w:insideV w:val="single" w:sz="6" w:space="0" w:color="202020" w:themeColor="background1"/>
+        <w:top w:val="single" w:sz="8" w:space="0" w:color="FFFFFF" w:themeColor="background1"/>
+        <w:left w:val="single" w:sz="8" w:space="0" w:color="FFFFFF" w:themeColor="background1"/>
+        <w:bottom w:val="single" w:sz="8" w:space="0" w:color="FFFFFF" w:themeColor="background1"/>
+        <w:right w:val="single" w:sz="8" w:space="0" w:color="FFFFFF" w:themeColor="background1"/>
+        <w:insideH w:val="single" w:sz="6" w:space="0" w:color="FFFFFF" w:themeColor="background1"/>
+        <w:insideV w:val="single" w:sz="6" w:space="0" w:color="FFFFFF" w:themeColor="background1"/>
       </w:tblBorders>
     </w:tblPr>
     <w:tcPr>
@@ -35587,17 +35679,17 @@
         <w:bCs/>
         <w:i w:val="0"/>
         <w:iCs w:val="0"/>
-        <w:color w:val="202020" w:themeColor="background1"/>
+        <w:color w:val="FFFFFF" w:themeColor="background1"/>
       </w:rPr>
       <w:tblPr/>
       <w:tcPr>
         <w:tcBorders>
-          <w:top w:val="single" w:sz="8" w:space="0" w:color="202020" w:themeColor="background1"/>
-          <w:left w:val="single" w:sz="8" w:space="0" w:color="202020" w:themeColor="background1"/>
-          <w:bottom w:val="single" w:sz="24" w:space="0" w:color="202020" w:themeColor="background1"/>
-          <w:right w:val="single" w:sz="8" w:space="0" w:color="202020" w:themeColor="background1"/>
+          <w:top w:val="single" w:sz="8" w:space="0" w:color="FFFFFF" w:themeColor="background1"/>
+          <w:left w:val="single" w:sz="8" w:space="0" w:color="FFFFFF" w:themeColor="background1"/>
+          <w:bottom w:val="single" w:sz="24" w:space="0" w:color="FFFFFF" w:themeColor="background1"/>
+          <w:right w:val="single" w:sz="8" w:space="0" w:color="FFFFFF" w:themeColor="background1"/>
           <w:insideH w:val="nil"/>
-          <w:insideV w:val="single" w:sz="8" w:space="0" w:color="202020" w:themeColor="background1"/>
+          <w:insideV w:val="single" w:sz="8" w:space="0" w:color="FFFFFF" w:themeColor="background1"/>
         </w:tcBorders>
         <w:shd w:val="clear" w:color="auto" w:fill="5B9BD5" w:themeFill="accent5"/>
       </w:tcPr>
@@ -35608,17 +35700,17 @@
         <w:bCs/>
         <w:i w:val="0"/>
         <w:iCs w:val="0"/>
-        <w:color w:val="202020" w:themeColor="background1"/>
+        <w:color w:val="FFFFFF" w:themeColor="background1"/>
       </w:rPr>
       <w:tblPr/>
       <w:tcPr>
         <w:tcBorders>
-          <w:top w:val="single" w:sz="24" w:space="0" w:color="202020" w:themeColor="background1"/>
-          <w:left w:val="single" w:sz="8" w:space="0" w:color="202020" w:themeColor="background1"/>
-          <w:bottom w:val="single" w:sz="8" w:space="0" w:color="202020" w:themeColor="background1"/>
-          <w:right w:val="single" w:sz="8" w:space="0" w:color="202020" w:themeColor="background1"/>
+          <w:top w:val="single" w:sz="24" w:space="0" w:color="FFFFFF" w:themeColor="background1"/>
+          <w:left w:val="single" w:sz="8" w:space="0" w:color="FFFFFF" w:themeColor="background1"/>
+          <w:bottom w:val="single" w:sz="8" w:space="0" w:color="FFFFFF" w:themeColor="background1"/>
+          <w:right w:val="single" w:sz="8" w:space="0" w:color="FFFFFF" w:themeColor="background1"/>
           <w:insideH w:val="nil"/>
-          <w:insideV w:val="single" w:sz="8" w:space="0" w:color="202020" w:themeColor="background1"/>
+          <w:insideV w:val="single" w:sz="8" w:space="0" w:color="FFFFFF" w:themeColor="background1"/>
         </w:tcBorders>
         <w:shd w:val="clear" w:color="auto" w:fill="5B9BD5" w:themeFill="accent5"/>
       </w:tcPr>
@@ -35629,13 +35721,13 @@
         <w:bCs/>
         <w:i w:val="0"/>
         <w:iCs w:val="0"/>
-        <w:color w:val="202020" w:themeColor="background1"/>
+        <w:color w:val="FFFFFF" w:themeColor="background1"/>
       </w:rPr>
       <w:tblPr/>
       <w:tcPr>
         <w:tcBorders>
-          <w:left w:val="single" w:sz="8" w:space="0" w:color="202020" w:themeColor="background1"/>
-          <w:right w:val="single" w:sz="24" w:space="0" w:color="202020" w:themeColor="background1"/>
+          <w:left w:val="single" w:sz="8" w:space="0" w:color="FFFFFF" w:themeColor="background1"/>
+          <w:right w:val="single" w:sz="24" w:space="0" w:color="FFFFFF" w:themeColor="background1"/>
           <w:insideH w:val="nil"/>
           <w:insideV w:val="nil"/>
         </w:tcBorders>
@@ -35648,13 +35740,13 @@
         <w:bCs/>
         <w:i w:val="0"/>
         <w:iCs w:val="0"/>
-        <w:color w:val="202020" w:themeColor="background1"/>
+        <w:color w:val="FFFFFF" w:themeColor="background1"/>
       </w:rPr>
       <w:tblPr/>
       <w:tcPr>
         <w:tcBorders>
           <w:top w:val="nil"/>
-          <w:left w:val="single" w:sz="24" w:space="0" w:color="202020" w:themeColor="background1"/>
+          <w:left w:val="single" w:sz="24" w:space="0" w:color="FFFFFF" w:themeColor="background1"/>
           <w:bottom w:val="nil"/>
           <w:right w:val="nil"/>
           <w:insideH w:val="nil"/>
@@ -35667,10 +35759,10 @@
       <w:tblPr/>
       <w:tcPr>
         <w:tcBorders>
-          <w:top w:val="single" w:sz="8" w:space="0" w:color="202020" w:themeColor="background1"/>
-          <w:left w:val="single" w:sz="8" w:space="0" w:color="202020" w:themeColor="background1"/>
-          <w:bottom w:val="single" w:sz="8" w:space="0" w:color="202020" w:themeColor="background1"/>
-          <w:right w:val="single" w:sz="8" w:space="0" w:color="202020" w:themeColor="background1"/>
+          <w:top w:val="single" w:sz="8" w:space="0" w:color="FFFFFF" w:themeColor="background1"/>
+          <w:left w:val="single" w:sz="8" w:space="0" w:color="FFFFFF" w:themeColor="background1"/>
+          <w:bottom w:val="single" w:sz="8" w:space="0" w:color="FFFFFF" w:themeColor="background1"/>
+          <w:right w:val="single" w:sz="8" w:space="0" w:color="FFFFFF" w:themeColor="background1"/>
           <w:insideH w:val="nil"/>
           <w:insideV w:val="nil"/>
         </w:tcBorders>
@@ -35681,20 +35773,20 @@
       <w:tblPr/>
       <w:tcPr>
         <w:tcBorders>
-          <w:top w:val="single" w:sz="8" w:space="0" w:color="202020" w:themeColor="background1"/>
-          <w:left w:val="single" w:sz="8" w:space="0" w:color="202020" w:themeColor="background1"/>
-          <w:bottom w:val="single" w:sz="8" w:space="0" w:color="202020" w:themeColor="background1"/>
-          <w:right w:val="single" w:sz="8" w:space="0" w:color="202020" w:themeColor="background1"/>
-          <w:insideH w:val="single" w:sz="8" w:space="0" w:color="202020" w:themeColor="background1"/>
-          <w:insideV w:val="single" w:sz="8" w:space="0" w:color="202020" w:themeColor="background1"/>
+          <w:top w:val="single" w:sz="8" w:space="0" w:color="FFFFFF" w:themeColor="background1"/>
+          <w:left w:val="single" w:sz="8" w:space="0" w:color="FFFFFF" w:themeColor="background1"/>
+          <w:bottom w:val="single" w:sz="8" w:space="0" w:color="FFFFFF" w:themeColor="background1"/>
+          <w:right w:val="single" w:sz="8" w:space="0" w:color="FFFFFF" w:themeColor="background1"/>
+          <w:insideH w:val="single" w:sz="8" w:space="0" w:color="FFFFFF" w:themeColor="background1"/>
+          <w:insideV w:val="single" w:sz="8" w:space="0" w:color="FFFFFF" w:themeColor="background1"/>
         </w:tcBorders>
         <w:shd w:val="clear" w:color="auto" w:fill="ADCCEA" w:themeFill="accent5" w:themeFillTint="7F"/>
       </w:tcPr>
     </w:tblStylePr>
   </w:style>
-  <w:style w:type="table" w:styleId="MediumGrid3-Accent6">
+  <w:style w:type="table" w:styleId="GrelhaMdia3-Cor6">
     <w:name w:val="Medium Grid 3 Accent 6"/>
-    <w:basedOn w:val="TableNormal"/>
+    <w:basedOn w:val="Tabelanormal"/>
     <w:uiPriority w:val="69"/>
     <w:rsid w:val="00643398"/>
     <w:pPr>
@@ -35708,12 +35800,12 @@
       <w:tblStyleRowBandSize w:val="1"/>
       <w:tblStyleColBandSize w:val="1"/>
       <w:tblBorders>
-        <w:top w:val="single" w:sz="8" w:space="0" w:color="202020" w:themeColor="background1"/>
-        <w:left w:val="single" w:sz="8" w:space="0" w:color="202020" w:themeColor="background1"/>
-        <w:bottom w:val="single" w:sz="8" w:space="0" w:color="202020" w:themeColor="background1"/>
-        <w:right w:val="single" w:sz="8" w:space="0" w:color="202020" w:themeColor="background1"/>
-        <w:insideH w:val="single" w:sz="6" w:space="0" w:color="202020" w:themeColor="background1"/>
-        <w:insideV w:val="single" w:sz="6" w:space="0" w:color="202020" w:themeColor="background1"/>
+        <w:top w:val="single" w:sz="8" w:space="0" w:color="FFFFFF" w:themeColor="background1"/>
+        <w:left w:val="single" w:sz="8" w:space="0" w:color="FFFFFF" w:themeColor="background1"/>
+        <w:bottom w:val="single" w:sz="8" w:space="0" w:color="FFFFFF" w:themeColor="background1"/>
+        <w:right w:val="single" w:sz="8" w:space="0" w:color="FFFFFF" w:themeColor="background1"/>
+        <w:insideH w:val="single" w:sz="6" w:space="0" w:color="FFFFFF" w:themeColor="background1"/>
+        <w:insideV w:val="single" w:sz="6" w:space="0" w:color="FFFFFF" w:themeColor="background1"/>
       </w:tblBorders>
     </w:tblPr>
     <w:tcPr>
@@ -35725,17 +35817,17 @@
         <w:bCs/>
         <w:i w:val="0"/>
         <w:iCs w:val="0"/>
-        <w:color w:val="202020" w:themeColor="background1"/>
+        <w:color w:val="FFFFFF" w:themeColor="background1"/>
       </w:rPr>
       <w:tblPr/>
       <w:tcPr>
         <w:tcBorders>
-          <w:top w:val="single" w:sz="8" w:space="0" w:color="202020" w:themeColor="background1"/>
-          <w:left w:val="single" w:sz="8" w:space="0" w:color="202020" w:themeColor="background1"/>
-          <w:bottom w:val="single" w:sz="24" w:space="0" w:color="202020" w:themeColor="background1"/>
-          <w:right w:val="single" w:sz="8" w:space="0" w:color="202020" w:themeColor="background1"/>
+          <w:top w:val="single" w:sz="8" w:space="0" w:color="FFFFFF" w:themeColor="background1"/>
+          <w:left w:val="single" w:sz="8" w:space="0" w:color="FFFFFF" w:themeColor="background1"/>
+          <w:bottom w:val="single" w:sz="24" w:space="0" w:color="FFFFFF" w:themeColor="background1"/>
+          <w:right w:val="single" w:sz="8" w:space="0" w:color="FFFFFF" w:themeColor="background1"/>
           <w:insideH w:val="nil"/>
-          <w:insideV w:val="single" w:sz="8" w:space="0" w:color="202020" w:themeColor="background1"/>
+          <w:insideV w:val="single" w:sz="8" w:space="0" w:color="FFFFFF" w:themeColor="background1"/>
         </w:tcBorders>
         <w:shd w:val="clear" w:color="auto" w:fill="70AD47" w:themeFill="accent6"/>
       </w:tcPr>
@@ -35746,17 +35838,17 @@
         <w:bCs/>
         <w:i w:val="0"/>
         <w:iCs w:val="0"/>
-        <w:color w:val="202020" w:themeColor="background1"/>
+        <w:color w:val="FFFFFF" w:themeColor="background1"/>
       </w:rPr>
       <w:tblPr/>
       <w:tcPr>
         <w:tcBorders>
-          <w:top w:val="single" w:sz="24" w:space="0" w:color="202020" w:themeColor="background1"/>
-          <w:left w:val="single" w:sz="8" w:space="0" w:color="202020" w:themeColor="background1"/>
-          <w:bottom w:val="single" w:sz="8" w:space="0" w:color="202020" w:themeColor="background1"/>
-          <w:right w:val="single" w:sz="8" w:space="0" w:color="202020" w:themeColor="background1"/>
+          <w:top w:val="single" w:sz="24" w:space="0" w:color="FFFFFF" w:themeColor="background1"/>
+          <w:left w:val="single" w:sz="8" w:space="0" w:color="FFFFFF" w:themeColor="background1"/>
+          <w:bottom w:val="single" w:sz="8" w:space="0" w:color="FFFFFF" w:themeColor="background1"/>
+          <w:right w:val="single" w:sz="8" w:space="0" w:color="FFFFFF" w:themeColor="background1"/>
           <w:insideH w:val="nil"/>
-          <w:insideV w:val="single" w:sz="8" w:space="0" w:color="202020" w:themeColor="background1"/>
+          <w:insideV w:val="single" w:sz="8" w:space="0" w:color="FFFFFF" w:themeColor="background1"/>
         </w:tcBorders>
         <w:shd w:val="clear" w:color="auto" w:fill="70AD47" w:themeFill="accent6"/>
       </w:tcPr>
@@ -35767,13 +35859,13 @@
         <w:bCs/>
         <w:i w:val="0"/>
         <w:iCs w:val="0"/>
-        <w:color w:val="202020" w:themeColor="background1"/>
+        <w:color w:val="FFFFFF" w:themeColor="background1"/>
       </w:rPr>
       <w:tblPr/>
       <w:tcPr>
         <w:tcBorders>
-          <w:left w:val="single" w:sz="8" w:space="0" w:color="202020" w:themeColor="background1"/>
-          <w:right w:val="single" w:sz="24" w:space="0" w:color="202020" w:themeColor="background1"/>
+          <w:left w:val="single" w:sz="8" w:space="0" w:color="FFFFFF" w:themeColor="background1"/>
+          <w:right w:val="single" w:sz="24" w:space="0" w:color="FFFFFF" w:themeColor="background1"/>
           <w:insideH w:val="nil"/>
           <w:insideV w:val="nil"/>
         </w:tcBorders>
@@ -35786,13 +35878,13 @@
         <w:bCs/>
         <w:i w:val="0"/>
         <w:iCs w:val="0"/>
-        <w:color w:val="202020" w:themeColor="background1"/>
+        <w:color w:val="FFFFFF" w:themeColor="background1"/>
       </w:rPr>
       <w:tblPr/>
       <w:tcPr>
         <w:tcBorders>
           <w:top w:val="nil"/>
-          <w:left w:val="single" w:sz="24" w:space="0" w:color="202020" w:themeColor="background1"/>
+          <w:left w:val="single" w:sz="24" w:space="0" w:color="FFFFFF" w:themeColor="background1"/>
           <w:bottom w:val="nil"/>
           <w:right w:val="nil"/>
           <w:insideH w:val="nil"/>
@@ -35805,10 +35897,10 @@
       <w:tblPr/>
       <w:tcPr>
         <w:tcBorders>
-          <w:top w:val="single" w:sz="8" w:space="0" w:color="202020" w:themeColor="background1"/>
-          <w:left w:val="single" w:sz="8" w:space="0" w:color="202020" w:themeColor="background1"/>
-          <w:bottom w:val="single" w:sz="8" w:space="0" w:color="202020" w:themeColor="background1"/>
-          <w:right w:val="single" w:sz="8" w:space="0" w:color="202020" w:themeColor="background1"/>
+          <w:top w:val="single" w:sz="8" w:space="0" w:color="FFFFFF" w:themeColor="background1"/>
+          <w:left w:val="single" w:sz="8" w:space="0" w:color="FFFFFF" w:themeColor="background1"/>
+          <w:bottom w:val="single" w:sz="8" w:space="0" w:color="FFFFFF" w:themeColor="background1"/>
+          <w:right w:val="single" w:sz="8" w:space="0" w:color="FFFFFF" w:themeColor="background1"/>
           <w:insideH w:val="nil"/>
           <w:insideV w:val="nil"/>
         </w:tcBorders>
@@ -35819,20 +35911,20 @@
       <w:tblPr/>
       <w:tcPr>
         <w:tcBorders>
-          <w:top w:val="single" w:sz="8" w:space="0" w:color="202020" w:themeColor="background1"/>
-          <w:left w:val="single" w:sz="8" w:space="0" w:color="202020" w:themeColor="background1"/>
-          <w:bottom w:val="single" w:sz="8" w:space="0" w:color="202020" w:themeColor="background1"/>
-          <w:right w:val="single" w:sz="8" w:space="0" w:color="202020" w:themeColor="background1"/>
-          <w:insideH w:val="single" w:sz="8" w:space="0" w:color="202020" w:themeColor="background1"/>
-          <w:insideV w:val="single" w:sz="8" w:space="0" w:color="202020" w:themeColor="background1"/>
+          <w:top w:val="single" w:sz="8" w:space="0" w:color="FFFFFF" w:themeColor="background1"/>
+          <w:left w:val="single" w:sz="8" w:space="0" w:color="FFFFFF" w:themeColor="background1"/>
+          <w:bottom w:val="single" w:sz="8" w:space="0" w:color="FFFFFF" w:themeColor="background1"/>
+          <w:right w:val="single" w:sz="8" w:space="0" w:color="FFFFFF" w:themeColor="background1"/>
+          <w:insideH w:val="single" w:sz="8" w:space="0" w:color="FFFFFF" w:themeColor="background1"/>
+          <w:insideV w:val="single" w:sz="8" w:space="0" w:color="FFFFFF" w:themeColor="background1"/>
         </w:tcBorders>
         <w:shd w:val="clear" w:color="auto" w:fill="B7D8A0" w:themeFill="accent6" w:themeFillTint="7F"/>
       </w:tcPr>
     </w:tblStylePr>
   </w:style>
-  <w:style w:type="table" w:styleId="DarkList">
+  <w:style w:type="table" w:styleId="ListaEscura">
     <w:name w:val="Dark List"/>
-    <w:basedOn w:val="TableNormal"/>
+    <w:basedOn w:val="Tabelanormal"/>
     <w:uiPriority w:val="70"/>
     <w:rsid w:val="00643398"/>
     <w:pPr>
@@ -35840,7 +35932,7 @@
     </w:pPr>
     <w:rPr>
       <w:rFonts w:eastAsiaTheme="minorEastAsia"/>
-      <w:color w:val="202020" w:themeColor="background1"/>
+      <w:color w:val="FFFFFF" w:themeColor="background1"/>
       <w:lang w:val="en-US"/>
     </w:rPr>
     <w:tblPr>
@@ -35848,7 +35940,7 @@
       <w:tblStyleColBandSize w:val="1"/>
     </w:tblPr>
     <w:tcPr>
-      <w:shd w:val="clear" w:color="auto" w:fill="CCCCCC" w:themeFill="text1"/>
+      <w:shd w:val="clear" w:color="auto" w:fill="000000" w:themeFill="text1"/>
     </w:tcPr>
     <w:tblStylePr w:type="firstRow">
       <w:rPr>
@@ -35860,26 +35952,26 @@
         <w:tcBorders>
           <w:top w:val="nil"/>
           <w:left w:val="nil"/>
-          <w:bottom w:val="single" w:sz="18" w:space="0" w:color="202020" w:themeColor="background1"/>
+          <w:bottom w:val="single" w:sz="18" w:space="0" w:color="FFFFFF" w:themeColor="background1"/>
           <w:right w:val="nil"/>
           <w:insideH w:val="nil"/>
           <w:insideV w:val="nil"/>
         </w:tcBorders>
-        <w:shd w:val="clear" w:color="auto" w:fill="CCCCCC" w:themeFill="text1"/>
+        <w:shd w:val="clear" w:color="auto" w:fill="000000" w:themeFill="text1"/>
       </w:tcPr>
     </w:tblStylePr>
     <w:tblStylePr w:type="lastRow">
       <w:tblPr/>
       <w:tcPr>
         <w:tcBorders>
-          <w:top w:val="single" w:sz="18" w:space="0" w:color="202020" w:themeColor="background1"/>
+          <w:top w:val="single" w:sz="18" w:space="0" w:color="FFFFFF" w:themeColor="background1"/>
           <w:left w:val="nil"/>
           <w:bottom w:val="nil"/>
           <w:right w:val="nil"/>
           <w:insideH w:val="nil"/>
           <w:insideV w:val="nil"/>
         </w:tcBorders>
-        <w:shd w:val="clear" w:color="auto" w:fill="656565" w:themeFill="text1" w:themeFillShade="7F"/>
+        <w:shd w:val="clear" w:color="auto" w:fill="000000" w:themeFill="text1" w:themeFillShade="7F"/>
       </w:tcPr>
     </w:tblStylePr>
     <w:tblStylePr w:type="firstCol">
@@ -35889,11 +35981,11 @@
           <w:top w:val="nil"/>
           <w:left w:val="nil"/>
           <w:bottom w:val="nil"/>
-          <w:right w:val="single" w:sz="18" w:space="0" w:color="202020" w:themeColor="background1"/>
+          <w:right w:val="single" w:sz="18" w:space="0" w:color="FFFFFF" w:themeColor="background1"/>
           <w:insideH w:val="nil"/>
           <w:insideV w:val="nil"/>
         </w:tcBorders>
-        <w:shd w:val="clear" w:color="auto" w:fill="989898" w:themeFill="text1" w:themeFillShade="BF"/>
+        <w:shd w:val="clear" w:color="auto" w:fill="000000" w:themeFill="text1" w:themeFillShade="BF"/>
       </w:tcPr>
     </w:tblStylePr>
     <w:tblStylePr w:type="lastCol">
@@ -35901,13 +35993,13 @@
       <w:tcPr>
         <w:tcBorders>
           <w:top w:val="nil"/>
-          <w:left w:val="single" w:sz="18" w:space="0" w:color="202020" w:themeColor="background1"/>
+          <w:left w:val="single" w:sz="18" w:space="0" w:color="FFFFFF" w:themeColor="background1"/>
           <w:bottom w:val="nil"/>
           <w:right w:val="nil"/>
           <w:insideH w:val="nil"/>
           <w:insideV w:val="nil"/>
         </w:tcBorders>
-        <w:shd w:val="clear" w:color="auto" w:fill="989898" w:themeFill="text1" w:themeFillShade="BF"/>
+        <w:shd w:val="clear" w:color="auto" w:fill="000000" w:themeFill="text1" w:themeFillShade="BF"/>
       </w:tcPr>
     </w:tblStylePr>
     <w:tblStylePr w:type="band1Vert">
@@ -35921,7 +36013,7 @@
           <w:insideH w:val="nil"/>
           <w:insideV w:val="nil"/>
         </w:tcBorders>
-        <w:shd w:val="clear" w:color="auto" w:fill="989898" w:themeFill="text1" w:themeFillShade="BF"/>
+        <w:shd w:val="clear" w:color="auto" w:fill="000000" w:themeFill="text1" w:themeFillShade="BF"/>
       </w:tcPr>
     </w:tblStylePr>
     <w:tblStylePr w:type="band1Horz">
@@ -35935,13 +36027,13 @@
           <w:insideH w:val="nil"/>
           <w:insideV w:val="nil"/>
         </w:tcBorders>
-        <w:shd w:val="clear" w:color="auto" w:fill="989898" w:themeFill="text1" w:themeFillShade="BF"/>
+        <w:shd w:val="clear" w:color="auto" w:fill="000000" w:themeFill="text1" w:themeFillShade="BF"/>
       </w:tcPr>
     </w:tblStylePr>
   </w:style>
-  <w:style w:type="table" w:styleId="DarkList-Accent1">
+  <w:style w:type="table" w:styleId="ListaEscura-Cor1">
     <w:name w:val="Dark List Accent 1"/>
-    <w:basedOn w:val="TableNormal"/>
+    <w:basedOn w:val="Tabelanormal"/>
     <w:uiPriority w:val="70"/>
     <w:rsid w:val="00643398"/>
     <w:pPr>
@@ -35949,7 +36041,7 @@
     </w:pPr>
     <w:rPr>
       <w:rFonts w:eastAsiaTheme="minorEastAsia"/>
-      <w:color w:val="202020" w:themeColor="background1"/>
+      <w:color w:val="FFFFFF" w:themeColor="background1"/>
       <w:lang w:val="en-US"/>
     </w:rPr>
     <w:tblPr>
@@ -35969,19 +36061,19 @@
         <w:tcBorders>
           <w:top w:val="nil"/>
           <w:left w:val="nil"/>
-          <w:bottom w:val="single" w:sz="18" w:space="0" w:color="202020" w:themeColor="background1"/>
+          <w:bottom w:val="single" w:sz="18" w:space="0" w:color="FFFFFF" w:themeColor="background1"/>
           <w:right w:val="nil"/>
           <w:insideH w:val="nil"/>
           <w:insideV w:val="nil"/>
         </w:tcBorders>
-        <w:shd w:val="clear" w:color="auto" w:fill="CCCCCC" w:themeFill="text1"/>
+        <w:shd w:val="clear" w:color="auto" w:fill="000000" w:themeFill="text1"/>
       </w:tcPr>
     </w:tblStylePr>
     <w:tblStylePr w:type="lastRow">
       <w:tblPr/>
       <w:tcPr>
         <w:tcBorders>
-          <w:top w:val="single" w:sz="18" w:space="0" w:color="202020" w:themeColor="background1"/>
+          <w:top w:val="single" w:sz="18" w:space="0" w:color="FFFFFF" w:themeColor="background1"/>
           <w:left w:val="nil"/>
           <w:bottom w:val="nil"/>
           <w:right w:val="nil"/>
@@ -35998,7 +36090,7 @@
           <w:top w:val="nil"/>
           <w:left w:val="nil"/>
           <w:bottom w:val="nil"/>
-          <w:right w:val="single" w:sz="18" w:space="0" w:color="202020" w:themeColor="background1"/>
+          <w:right w:val="single" w:sz="18" w:space="0" w:color="FFFFFF" w:themeColor="background1"/>
           <w:insideH w:val="nil"/>
           <w:insideV w:val="nil"/>
         </w:tcBorders>
@@ -36010,7 +36102,7 @@
       <w:tcPr>
         <w:tcBorders>
           <w:top w:val="nil"/>
-          <w:left w:val="single" w:sz="18" w:space="0" w:color="202020" w:themeColor="background1"/>
+          <w:left w:val="single" w:sz="18" w:space="0" w:color="FFFFFF" w:themeColor="background1"/>
           <w:bottom w:val="nil"/>
           <w:right w:val="nil"/>
           <w:insideH w:val="nil"/>
@@ -36048,9 +36140,9 @@
       </w:tcPr>
     </w:tblStylePr>
   </w:style>
-  <w:style w:type="table" w:styleId="DarkList-Accent2">
+  <w:style w:type="table" w:styleId="ListaEscura-Cor2">
     <w:name w:val="Dark List Accent 2"/>
-    <w:basedOn w:val="TableNormal"/>
+    <w:basedOn w:val="Tabelanormal"/>
     <w:uiPriority w:val="70"/>
     <w:rsid w:val="00643398"/>
     <w:pPr>
@@ -36058,7 +36150,7 @@
     </w:pPr>
     <w:rPr>
       <w:rFonts w:eastAsiaTheme="minorEastAsia"/>
-      <w:color w:val="202020" w:themeColor="background1"/>
+      <w:color w:val="FFFFFF" w:themeColor="background1"/>
       <w:lang w:val="en-US"/>
     </w:rPr>
     <w:tblPr>
@@ -36078,19 +36170,19 @@
         <w:tcBorders>
           <w:top w:val="nil"/>
           <w:left w:val="nil"/>
-          <w:bottom w:val="single" w:sz="18" w:space="0" w:color="202020" w:themeColor="background1"/>
+          <w:bottom w:val="single" w:sz="18" w:space="0" w:color="FFFFFF" w:themeColor="background1"/>
           <w:right w:val="nil"/>
           <w:insideH w:val="nil"/>
           <w:insideV w:val="nil"/>
         </w:tcBorders>
-        <w:shd w:val="clear" w:color="auto" w:fill="CCCCCC" w:themeFill="text1"/>
+        <w:shd w:val="clear" w:color="auto" w:fill="000000" w:themeFill="text1"/>
       </w:tcPr>
     </w:tblStylePr>
     <w:tblStylePr w:type="lastRow">
       <w:tblPr/>
       <w:tcPr>
         <w:tcBorders>
-          <w:top w:val="single" w:sz="18" w:space="0" w:color="202020" w:themeColor="background1"/>
+          <w:top w:val="single" w:sz="18" w:space="0" w:color="FFFFFF" w:themeColor="background1"/>
           <w:left w:val="nil"/>
           <w:bottom w:val="nil"/>
           <w:right w:val="nil"/>
@@ -36107,7 +36199,7 @@
           <w:top w:val="nil"/>
           <w:left w:val="nil"/>
           <w:bottom w:val="nil"/>
-          <w:right w:val="single" w:sz="18" w:space="0" w:color="202020" w:themeColor="background1"/>
+          <w:right w:val="single" w:sz="18" w:space="0" w:color="FFFFFF" w:themeColor="background1"/>
           <w:insideH w:val="nil"/>
           <w:insideV w:val="nil"/>
         </w:tcBorders>
@@ -36119,7 +36211,7 @@
       <w:tcPr>
         <w:tcBorders>
           <w:top w:val="nil"/>
-          <w:left w:val="single" w:sz="18" w:space="0" w:color="202020" w:themeColor="background1"/>
+          <w:left w:val="single" w:sz="18" w:space="0" w:color="FFFFFF" w:themeColor="background1"/>
           <w:bottom w:val="nil"/>
           <w:right w:val="nil"/>
           <w:insideH w:val="nil"/>
@@ -36157,9 +36249,9 @@
       </w:tcPr>
     </w:tblStylePr>
   </w:style>
-  <w:style w:type="table" w:styleId="DarkList-Accent3">
+  <w:style w:type="table" w:styleId="ListaEscura-Cor3">
     <w:name w:val="Dark List Accent 3"/>
-    <w:basedOn w:val="TableNormal"/>
+    <w:basedOn w:val="Tabelanormal"/>
     <w:uiPriority w:val="70"/>
     <w:rsid w:val="00643398"/>
     <w:pPr>
@@ -36167,7 +36259,7 @@
     </w:pPr>
     <w:rPr>
       <w:rFonts w:eastAsiaTheme="minorEastAsia"/>
-      <w:color w:val="202020" w:themeColor="background1"/>
+      <w:color w:val="FFFFFF" w:themeColor="background1"/>
       <w:lang w:val="en-US"/>
     </w:rPr>
     <w:tblPr>
@@ -36187,19 +36279,19 @@
         <w:tcBorders>
           <w:top w:val="nil"/>
           <w:left w:val="nil"/>
-          <w:bottom w:val="single" w:sz="18" w:space="0" w:color="202020" w:themeColor="background1"/>
+          <w:bottom w:val="single" w:sz="18" w:space="0" w:color="FFFFFF" w:themeColor="background1"/>
           <w:right w:val="nil"/>
           <w:insideH w:val="nil"/>
           <w:insideV w:val="nil"/>
         </w:tcBorders>
-        <w:shd w:val="clear" w:color="auto" w:fill="CCCCCC" w:themeFill="text1"/>
+        <w:shd w:val="clear" w:color="auto" w:fill="000000" w:themeFill="text1"/>
       </w:tcPr>
     </w:tblStylePr>
     <w:tblStylePr w:type="lastRow">
       <w:tblPr/>
       <w:tcPr>
         <w:tcBorders>
-          <w:top w:val="single" w:sz="18" w:space="0" w:color="202020" w:themeColor="background1"/>
+          <w:top w:val="single" w:sz="18" w:space="0" w:color="FFFFFF" w:themeColor="background1"/>
           <w:left w:val="nil"/>
           <w:bottom w:val="nil"/>
           <w:right w:val="nil"/>
@@ -36216,7 +36308,7 @@
           <w:top w:val="nil"/>
           <w:left w:val="nil"/>
           <w:bottom w:val="nil"/>
-          <w:right w:val="single" w:sz="18" w:space="0" w:color="202020" w:themeColor="background1"/>
+          <w:right w:val="single" w:sz="18" w:space="0" w:color="FFFFFF" w:themeColor="background1"/>
           <w:insideH w:val="nil"/>
           <w:insideV w:val="nil"/>
         </w:tcBorders>
@@ -36228,7 +36320,7 @@
       <w:tcPr>
         <w:tcBorders>
           <w:top w:val="nil"/>
-          <w:left w:val="single" w:sz="18" w:space="0" w:color="202020" w:themeColor="background1"/>
+          <w:left w:val="single" w:sz="18" w:space="0" w:color="FFFFFF" w:themeColor="background1"/>
           <w:bottom w:val="nil"/>
           <w:right w:val="nil"/>
           <w:insideH w:val="nil"/>
@@ -36266,9 +36358,9 @@
       </w:tcPr>
     </w:tblStylePr>
   </w:style>
-  <w:style w:type="table" w:styleId="DarkList-Accent4">
+  <w:style w:type="table" w:styleId="ListaEscura-Cor4">
     <w:name w:val="Dark List Accent 4"/>
-    <w:basedOn w:val="TableNormal"/>
+    <w:basedOn w:val="Tabelanormal"/>
     <w:uiPriority w:val="70"/>
     <w:rsid w:val="00643398"/>
     <w:pPr>
@@ -36276,7 +36368,7 @@
     </w:pPr>
     <w:rPr>
       <w:rFonts w:eastAsiaTheme="minorEastAsia"/>
-      <w:color w:val="202020" w:themeColor="background1"/>
+      <w:color w:val="FFFFFF" w:themeColor="background1"/>
       <w:lang w:val="en-US"/>
     </w:rPr>
     <w:tblPr>
@@ -36296,19 +36388,19 @@
         <w:tcBorders>
           <w:top w:val="nil"/>
           <w:left w:val="nil"/>
-          <w:bottom w:val="single" w:sz="18" w:space="0" w:color="202020" w:themeColor="background1"/>
+          <w:bottom w:val="single" w:sz="18" w:space="0" w:color="FFFFFF" w:themeColor="background1"/>
           <w:right w:val="nil"/>
           <w:insideH w:val="nil"/>
           <w:insideV w:val="nil"/>
         </w:tcBorders>
-        <w:shd w:val="clear" w:color="auto" w:fill="CCCCCC" w:themeFill="text1"/>
+        <w:shd w:val="clear" w:color="auto" w:fill="000000" w:themeFill="text1"/>
       </w:tcPr>
     </w:tblStylePr>
     <w:tblStylePr w:type="lastRow">
       <w:tblPr/>
       <w:tcPr>
         <w:tcBorders>
-          <w:top w:val="single" w:sz="18" w:space="0" w:color="202020" w:themeColor="background1"/>
+          <w:top w:val="single" w:sz="18" w:space="0" w:color="FFFFFF" w:themeColor="background1"/>
           <w:left w:val="nil"/>
           <w:bottom w:val="nil"/>
           <w:right w:val="nil"/>
@@ -36325,7 +36417,7 @@
           <w:top w:val="nil"/>
           <w:left w:val="nil"/>
           <w:bottom w:val="nil"/>
-          <w:right w:val="single" w:sz="18" w:space="0" w:color="202020" w:themeColor="background1"/>
+          <w:right w:val="single" w:sz="18" w:space="0" w:color="FFFFFF" w:themeColor="background1"/>
           <w:insideH w:val="nil"/>
           <w:insideV w:val="nil"/>
         </w:tcBorders>
@@ -36337,7 +36429,7 @@
       <w:tcPr>
         <w:tcBorders>
           <w:top w:val="nil"/>
-          <w:left w:val="single" w:sz="18" w:space="0" w:color="202020" w:themeColor="background1"/>
+          <w:left w:val="single" w:sz="18" w:space="0" w:color="FFFFFF" w:themeColor="background1"/>
           <w:bottom w:val="nil"/>
           <w:right w:val="nil"/>
           <w:insideH w:val="nil"/>
@@ -36375,9 +36467,9 @@
       </w:tcPr>
     </w:tblStylePr>
   </w:style>
-  <w:style w:type="table" w:styleId="DarkList-Accent5">
+  <w:style w:type="table" w:styleId="ListaEscura-Cor5">
     <w:name w:val="Dark List Accent 5"/>
-    <w:basedOn w:val="TableNormal"/>
+    <w:basedOn w:val="Tabelanormal"/>
     <w:uiPriority w:val="70"/>
     <w:rsid w:val="00643398"/>
     <w:pPr>
@@ -36385,7 +36477,7 @@
     </w:pPr>
     <w:rPr>
       <w:rFonts w:eastAsiaTheme="minorEastAsia"/>
-      <w:color w:val="202020" w:themeColor="background1"/>
+      <w:color w:val="FFFFFF" w:themeColor="background1"/>
       <w:lang w:val="en-US"/>
     </w:rPr>
     <w:tblPr>
@@ -36405,19 +36497,19 @@
         <w:tcBorders>
           <w:top w:val="nil"/>
           <w:left w:val="nil"/>
-          <w:bottom w:val="single" w:sz="18" w:space="0" w:color="202020" w:themeColor="background1"/>
+          <w:bottom w:val="single" w:sz="18" w:space="0" w:color="FFFFFF" w:themeColor="background1"/>
           <w:right w:val="nil"/>
           <w:insideH w:val="nil"/>
           <w:insideV w:val="nil"/>
         </w:tcBorders>
-        <w:shd w:val="clear" w:color="auto" w:fill="CCCCCC" w:themeFill="text1"/>
+        <w:shd w:val="clear" w:color="auto" w:fill="000000" w:themeFill="text1"/>
       </w:tcPr>
     </w:tblStylePr>
     <w:tblStylePr w:type="lastRow">
       <w:tblPr/>
       <w:tcPr>
         <w:tcBorders>
-          <w:top w:val="single" w:sz="18" w:space="0" w:color="202020" w:themeColor="background1"/>
+          <w:top w:val="single" w:sz="18" w:space="0" w:color="FFFFFF" w:themeColor="background1"/>
           <w:left w:val="nil"/>
           <w:bottom w:val="nil"/>
           <w:right w:val="nil"/>
@@ -36434,7 +36526,7 @@
           <w:top w:val="nil"/>
           <w:left w:val="nil"/>
           <w:bottom w:val="nil"/>
-          <w:right w:val="single" w:sz="18" w:space="0" w:color="202020" w:themeColor="background1"/>
+          <w:right w:val="single" w:sz="18" w:space="0" w:color="FFFFFF" w:themeColor="background1"/>
           <w:insideH w:val="nil"/>
           <w:insideV w:val="nil"/>
         </w:tcBorders>
@@ -36446,7 +36538,7 @@
       <w:tcPr>
         <w:tcBorders>
           <w:top w:val="nil"/>
-          <w:left w:val="single" w:sz="18" w:space="0" w:color="202020" w:themeColor="background1"/>
+          <w:left w:val="single" w:sz="18" w:space="0" w:color="FFFFFF" w:themeColor="background1"/>
           <w:bottom w:val="nil"/>
           <w:right w:val="nil"/>
           <w:insideH w:val="nil"/>
@@ -36484,9 +36576,9 @@
       </w:tcPr>
     </w:tblStylePr>
   </w:style>
-  <w:style w:type="table" w:styleId="DarkList-Accent6">
+  <w:style w:type="table" w:styleId="ListaEscura-Cor6">
     <w:name w:val="Dark List Accent 6"/>
-    <w:basedOn w:val="TableNormal"/>
+    <w:basedOn w:val="Tabelanormal"/>
     <w:uiPriority w:val="70"/>
     <w:rsid w:val="00643398"/>
     <w:pPr>
@@ -36494,7 +36586,7 @@
     </w:pPr>
     <w:rPr>
       <w:rFonts w:eastAsiaTheme="minorEastAsia"/>
-      <w:color w:val="202020" w:themeColor="background1"/>
+      <w:color w:val="FFFFFF" w:themeColor="background1"/>
       <w:lang w:val="en-US"/>
     </w:rPr>
     <w:tblPr>
@@ -36514,19 +36606,19 @@
         <w:tcBorders>
           <w:top w:val="nil"/>
           <w:left w:val="nil"/>
-          <w:bottom w:val="single" w:sz="18" w:space="0" w:color="202020" w:themeColor="background1"/>
+          <w:bottom w:val="single" w:sz="18" w:space="0" w:color="FFFFFF" w:themeColor="background1"/>
           <w:right w:val="nil"/>
           <w:insideH w:val="nil"/>
           <w:insideV w:val="nil"/>
         </w:tcBorders>
-        <w:shd w:val="clear" w:color="auto" w:fill="CCCCCC" w:themeFill="text1"/>
+        <w:shd w:val="clear" w:color="auto" w:fill="000000" w:themeFill="text1"/>
       </w:tcPr>
     </w:tblStylePr>
     <w:tblStylePr w:type="lastRow">
       <w:tblPr/>
       <w:tcPr>
         <w:tcBorders>
-          <w:top w:val="single" w:sz="18" w:space="0" w:color="202020" w:themeColor="background1"/>
+          <w:top w:val="single" w:sz="18" w:space="0" w:color="FFFFFF" w:themeColor="background1"/>
           <w:left w:val="nil"/>
           <w:bottom w:val="nil"/>
           <w:right w:val="nil"/>
@@ -36543,7 +36635,7 @@
           <w:top w:val="nil"/>
           <w:left w:val="nil"/>
           <w:bottom w:val="nil"/>
-          <w:right w:val="single" w:sz="18" w:space="0" w:color="202020" w:themeColor="background1"/>
+          <w:right w:val="single" w:sz="18" w:space="0" w:color="FFFFFF" w:themeColor="background1"/>
           <w:insideH w:val="nil"/>
           <w:insideV w:val="nil"/>
         </w:tcBorders>
@@ -36555,7 +36647,7 @@
       <w:tcPr>
         <w:tcBorders>
           <w:top w:val="nil"/>
-          <w:left w:val="single" w:sz="18" w:space="0" w:color="202020" w:themeColor="background1"/>
+          <w:left w:val="single" w:sz="18" w:space="0" w:color="FFFFFF" w:themeColor="background1"/>
           <w:bottom w:val="nil"/>
           <w:right w:val="nil"/>
           <w:insideH w:val="nil"/>
@@ -36593,9 +36685,9 @@
       </w:tcPr>
     </w:tblStylePr>
   </w:style>
-  <w:style w:type="table" w:styleId="ColorfulShading">
+  <w:style w:type="table" w:styleId="SombreadoColorido">
     <w:name w:val="Colorful Shading"/>
-    <w:basedOn w:val="TableNormal"/>
+    <w:basedOn w:val="Tabelanormal"/>
     <w:uiPriority w:val="71"/>
     <w:rsid w:val="00643398"/>
     <w:pPr>
@@ -36603,7 +36695,7 @@
     </w:pPr>
     <w:rPr>
       <w:rFonts w:eastAsiaTheme="minorEastAsia"/>
-      <w:color w:val="CCCCCC" w:themeColor="text1"/>
+      <w:color w:val="000000" w:themeColor="text1"/>
       <w:lang w:val="en-US"/>
     </w:rPr>
     <w:tblPr>
@@ -36611,15 +36703,15 @@
       <w:tblStyleColBandSize w:val="1"/>
       <w:tblBorders>
         <w:top w:val="single" w:sz="24" w:space="0" w:color="ED7D31" w:themeColor="accent2"/>
-        <w:left w:val="single" w:sz="4" w:space="0" w:color="CCCCCC" w:themeColor="text1"/>
-        <w:bottom w:val="single" w:sz="4" w:space="0" w:color="CCCCCC" w:themeColor="text1"/>
-        <w:right w:val="single" w:sz="4" w:space="0" w:color="CCCCCC" w:themeColor="text1"/>
-        <w:insideH w:val="single" w:sz="4" w:space="0" w:color="202020" w:themeColor="background1"/>
-        <w:insideV w:val="single" w:sz="4" w:space="0" w:color="202020" w:themeColor="background1"/>
+        <w:left w:val="single" w:sz="4" w:space="0" w:color="000000" w:themeColor="text1"/>
+        <w:bottom w:val="single" w:sz="4" w:space="0" w:color="000000" w:themeColor="text1"/>
+        <w:right w:val="single" w:sz="4" w:space="0" w:color="000000" w:themeColor="text1"/>
+        <w:insideH w:val="single" w:sz="4" w:space="0" w:color="FFFFFF" w:themeColor="background1"/>
+        <w:insideV w:val="single" w:sz="4" w:space="0" w:color="FFFFFF" w:themeColor="background1"/>
       </w:tblBorders>
     </w:tblPr>
     <w:tcPr>
-      <w:shd w:val="clear" w:color="auto" w:fill="FAFAFA" w:themeFill="text1" w:themeFillTint="19"/>
+      <w:shd w:val="clear" w:color="auto" w:fill="E6E6E6" w:themeFill="text1" w:themeFillTint="19"/>
     </w:tcPr>
     <w:tblStylePr w:type="firstRow">
       <w:rPr>
@@ -36636,26 +36728,26 @@
           <w:insideH w:val="nil"/>
           <w:insideV w:val="nil"/>
         </w:tcBorders>
-        <w:shd w:val="clear" w:color="auto" w:fill="202020" w:themeFill="background1"/>
+        <w:shd w:val="clear" w:color="auto" w:fill="FFFFFF" w:themeFill="background1"/>
       </w:tcPr>
     </w:tblStylePr>
     <w:tblStylePr w:type="lastRow">
       <w:rPr>
         <w:b/>
         <w:bCs/>
-        <w:color w:val="202020" w:themeColor="background1"/>
+        <w:color w:val="FFFFFF" w:themeColor="background1"/>
       </w:rPr>
       <w:tblPr/>
       <w:tcPr>
         <w:tcBorders>
-          <w:top w:val="single" w:sz="6" w:space="0" w:color="202020" w:themeColor="background1"/>
-        </w:tcBorders>
-        <w:shd w:val="clear" w:color="auto" w:fill="7A7A7A" w:themeFill="text1" w:themeFillShade="99"/>
+          <w:top w:val="single" w:sz="6" w:space="0" w:color="FFFFFF" w:themeColor="background1"/>
+        </w:tcBorders>
+        <w:shd w:val="clear" w:color="auto" w:fill="000000" w:themeFill="text1" w:themeFillShade="99"/>
       </w:tcPr>
     </w:tblStylePr>
     <w:tblStylePr w:type="firstCol">
       <w:rPr>
-        <w:color w:val="202020" w:themeColor="background1"/>
+        <w:color w:val="FFFFFF" w:themeColor="background1"/>
       </w:rPr>
       <w:tblPr/>
       <w:tcPr>
@@ -36664,15 +36756,15 @@
           <w:left w:val="nil"/>
           <w:bottom w:val="nil"/>
           <w:right w:val="nil"/>
-          <w:insideH w:val="single" w:sz="4" w:space="0" w:color="7A7A7A" w:themeColor="text1" w:themeShade="99"/>
+          <w:insideH w:val="single" w:sz="4" w:space="0" w:color="000000" w:themeColor="text1" w:themeShade="99"/>
           <w:insideV w:val="nil"/>
         </w:tcBorders>
-        <w:shd w:val="clear" w:color="auto" w:fill="7A7A7A" w:themeFill="text1" w:themeFillShade="99"/>
+        <w:shd w:val="clear" w:color="auto" w:fill="000000" w:themeFill="text1" w:themeFillShade="99"/>
       </w:tcPr>
     </w:tblStylePr>
     <w:tblStylePr w:type="lastCol">
       <w:rPr>
-        <w:color w:val="202020" w:themeColor="background1"/>
+        <w:color w:val="FFFFFF" w:themeColor="background1"/>
       </w:rPr>
       <w:tblPr/>
       <w:tcPr>
@@ -36684,35 +36776,35 @@
           <w:insideH w:val="nil"/>
           <w:insideV w:val="nil"/>
         </w:tcBorders>
-        <w:shd w:val="clear" w:color="auto" w:fill="989898" w:themeFill="text1" w:themeFillShade="BF"/>
+        <w:shd w:val="clear" w:color="auto" w:fill="000000" w:themeFill="text1" w:themeFillShade="BF"/>
       </w:tcPr>
     </w:tblStylePr>
     <w:tblStylePr w:type="band1Vert">
       <w:tblPr/>
       <w:tcPr>
-        <w:shd w:val="clear" w:color="auto" w:fill="EAEAEA" w:themeFill="text1" w:themeFillTint="66"/>
+        <w:shd w:val="clear" w:color="auto" w:fill="999999" w:themeFill="text1" w:themeFillTint="66"/>
       </w:tcPr>
     </w:tblStylePr>
     <w:tblStylePr w:type="band1Horz">
       <w:tblPr/>
       <w:tcPr>
-        <w:shd w:val="clear" w:color="auto" w:fill="E5E5E5" w:themeFill="text1" w:themeFillTint="7F"/>
+        <w:shd w:val="clear" w:color="auto" w:fill="808080" w:themeFill="text1" w:themeFillTint="7F"/>
       </w:tcPr>
     </w:tblStylePr>
     <w:tblStylePr w:type="neCell">
       <w:rPr>
-        <w:color w:val="CCCCCC" w:themeColor="text1"/>
+        <w:color w:val="000000" w:themeColor="text1"/>
       </w:rPr>
     </w:tblStylePr>
     <w:tblStylePr w:type="nwCell">
       <w:rPr>
-        <w:color w:val="CCCCCC" w:themeColor="text1"/>
+        <w:color w:val="000000" w:themeColor="text1"/>
       </w:rPr>
     </w:tblStylePr>
   </w:style>
-  <w:style w:type="table" w:styleId="ColorfulShading-Accent1">
+  <w:style w:type="table" w:styleId="SombreadoColorido-Cor1">
     <w:name w:val="Colorful Shading Accent 1"/>
-    <w:basedOn w:val="TableNormal"/>
+    <w:basedOn w:val="Tabelanormal"/>
     <w:uiPriority w:val="71"/>
     <w:rsid w:val="00643398"/>
     <w:pPr>
@@ -36720,7 +36812,7 @@
     </w:pPr>
     <w:rPr>
       <w:rFonts w:eastAsiaTheme="minorEastAsia"/>
-      <w:color w:val="CCCCCC" w:themeColor="text1"/>
+      <w:color w:val="000000" w:themeColor="text1"/>
       <w:lang w:val="en-US"/>
     </w:rPr>
     <w:tblPr>
@@ -36731,8 +36823,8 @@
         <w:left w:val="single" w:sz="4" w:space="0" w:color="4472C4" w:themeColor="accent1"/>
         <w:bottom w:val="single" w:sz="4" w:space="0" w:color="4472C4" w:themeColor="accent1"/>
         <w:right w:val="single" w:sz="4" w:space="0" w:color="4472C4" w:themeColor="accent1"/>
-        <w:insideH w:val="single" w:sz="4" w:space="0" w:color="202020" w:themeColor="background1"/>
-        <w:insideV w:val="single" w:sz="4" w:space="0" w:color="202020" w:themeColor="background1"/>
+        <w:insideH w:val="single" w:sz="4" w:space="0" w:color="FFFFFF" w:themeColor="background1"/>
+        <w:insideV w:val="single" w:sz="4" w:space="0" w:color="FFFFFF" w:themeColor="background1"/>
       </w:tblBorders>
     </w:tblPr>
     <w:tcPr>
@@ -36753,26 +36845,26 @@
           <w:insideH w:val="nil"/>
           <w:insideV w:val="nil"/>
         </w:tcBorders>
-        <w:shd w:val="clear" w:color="auto" w:fill="202020" w:themeFill="background1"/>
+        <w:shd w:val="clear" w:color="auto" w:fill="FFFFFF" w:themeFill="background1"/>
       </w:tcPr>
     </w:tblStylePr>
     <w:tblStylePr w:type="lastRow">
       <w:rPr>
         <w:b/>
         <w:bCs/>
-        <w:color w:val="202020" w:themeColor="background1"/>
+        <w:color w:val="FFFFFF" w:themeColor="background1"/>
       </w:rPr>
       <w:tblPr/>
       <w:tcPr>
         <w:tcBorders>
-          <w:top w:val="single" w:sz="6" w:space="0" w:color="202020" w:themeColor="background1"/>
+          <w:top w:val="single" w:sz="6" w:space="0" w:color="FFFFFF" w:themeColor="background1"/>
         </w:tcBorders>
         <w:shd w:val="clear" w:color="auto" w:fill="264378" w:themeFill="accent1" w:themeFillShade="99"/>
       </w:tcPr>
     </w:tblStylePr>
     <w:tblStylePr w:type="firstCol">
       <w:rPr>
-        <w:color w:val="202020" w:themeColor="background1"/>
+        <w:color w:val="FFFFFF" w:themeColor="background1"/>
       </w:rPr>
       <w:tblPr/>
       <w:tcPr>
@@ -36789,7 +36881,7 @@
     </w:tblStylePr>
     <w:tblStylePr w:type="lastCol">
       <w:rPr>
-        <w:color w:val="202020" w:themeColor="background1"/>
+        <w:color w:val="FFFFFF" w:themeColor="background1"/>
       </w:rPr>
       <w:tblPr/>
       <w:tcPr>
@@ -36818,18 +36910,18 @@
     </w:tblStylePr>
     <w:tblStylePr w:type="neCell">
       <w:rPr>
-        <w:color w:val="CCCCCC" w:themeColor="text1"/>
+        <w:color w:val="000000" w:themeColor="text1"/>
       </w:rPr>
     </w:tblStylePr>
     <w:tblStylePr w:type="nwCell">
       <w:rPr>
-        <w:color w:val="CCCCCC" w:themeColor="text1"/>
+        <w:color w:val="000000" w:themeColor="text1"/>
       </w:rPr>
     </w:tblStylePr>
   </w:style>
-  <w:style w:type="table" w:styleId="ColorfulShading-Accent2">
+  <w:style w:type="table" w:styleId="SombreadoColorido-Cor2">
     <w:name w:val="Colorful Shading Accent 2"/>
-    <w:basedOn w:val="TableNormal"/>
+    <w:basedOn w:val="Tabelanormal"/>
     <w:uiPriority w:val="71"/>
     <w:rsid w:val="00643398"/>
     <w:pPr>
@@ -36837,7 +36929,7 @@
     </w:pPr>
     <w:rPr>
       <w:rFonts w:eastAsiaTheme="minorEastAsia"/>
-      <w:color w:val="CCCCCC" w:themeColor="text1"/>
+      <w:color w:val="000000" w:themeColor="text1"/>
       <w:lang w:val="en-US"/>
     </w:rPr>
     <w:tblPr>
@@ -36848,8 +36940,8 @@
         <w:left w:val="single" w:sz="4" w:space="0" w:color="ED7D31" w:themeColor="accent2"/>
         <w:bottom w:val="single" w:sz="4" w:space="0" w:color="ED7D31" w:themeColor="accent2"/>
         <w:right w:val="single" w:sz="4" w:space="0" w:color="ED7D31" w:themeColor="accent2"/>
-        <w:insideH w:val="single" w:sz="4" w:space="0" w:color="202020" w:themeColor="background1"/>
-        <w:insideV w:val="single" w:sz="4" w:space="0" w:color="202020" w:themeColor="background1"/>
+        <w:insideH w:val="single" w:sz="4" w:space="0" w:color="FFFFFF" w:themeColor="background1"/>
+        <w:insideV w:val="single" w:sz="4" w:space="0" w:color="FFFFFF" w:themeColor="background1"/>
       </w:tblBorders>
     </w:tblPr>
     <w:tcPr>
@@ -36870,26 +36962,26 @@
           <w:insideH w:val="nil"/>
           <w:insideV w:val="nil"/>
         </w:tcBorders>
-        <w:shd w:val="clear" w:color="auto" w:fill="202020" w:themeFill="background1"/>
+        <w:shd w:val="clear" w:color="auto" w:fill="FFFFFF" w:themeFill="background1"/>
       </w:tcPr>
     </w:tblStylePr>
     <w:tblStylePr w:type="lastRow">
       <w:rPr>
         <w:b/>
         <w:bCs/>
-        <w:color w:val="202020" w:themeColor="background1"/>
+        <w:color w:val="FFFFFF" w:themeColor="background1"/>
       </w:rPr>
       <w:tblPr/>
       <w:tcPr>
         <w:tcBorders>
-          <w:top w:val="single" w:sz="6" w:space="0" w:color="202020" w:themeColor="background1"/>
+          <w:top w:val="single" w:sz="6" w:space="0" w:color="FFFFFF" w:themeColor="background1"/>
         </w:tcBorders>
         <w:shd w:val="clear" w:color="auto" w:fill="9D470D" w:themeFill="accent2" w:themeFillShade="99"/>
       </w:tcPr>
     </w:tblStylePr>
     <w:tblStylePr w:type="firstCol">
       <w:rPr>
-        <w:color w:val="202020" w:themeColor="background1"/>
+        <w:color w:val="FFFFFF" w:themeColor="background1"/>
       </w:rPr>
       <w:tblPr/>
       <w:tcPr>
@@ -36906,7 +36998,7 @@
     </w:tblStylePr>
     <w:tblStylePr w:type="lastCol">
       <w:rPr>
-        <w:color w:val="202020" w:themeColor="background1"/>
+        <w:color w:val="FFFFFF" w:themeColor="background1"/>
       </w:rPr>
       <w:tblPr/>
       <w:tcPr>
@@ -36935,18 +37027,18 @@
     </w:tblStylePr>
     <w:tblStylePr w:type="neCell">
       <w:rPr>
-        <w:color w:val="CCCCCC" w:themeColor="text1"/>
+        <w:color w:val="000000" w:themeColor="text1"/>
       </w:rPr>
     </w:tblStylePr>
     <w:tblStylePr w:type="nwCell">
       <w:rPr>
-        <w:color w:val="CCCCCC" w:themeColor="text1"/>
+        <w:color w:val="000000" w:themeColor="text1"/>
       </w:rPr>
     </w:tblStylePr>
   </w:style>
-  <w:style w:type="table" w:styleId="ColorfulShading-Accent3">
+  <w:style w:type="table" w:styleId="SombreadoColorido-Cor3">
     <w:name w:val="Colorful Shading Accent 3"/>
-    <w:basedOn w:val="TableNormal"/>
+    <w:basedOn w:val="Tabelanormal"/>
     <w:uiPriority w:val="71"/>
     <w:rsid w:val="00643398"/>
     <w:pPr>
@@ -36954,7 +37046,7 @@
     </w:pPr>
     <w:rPr>
       <w:rFonts w:eastAsiaTheme="minorEastAsia"/>
-      <w:color w:val="CCCCCC" w:themeColor="text1"/>
+      <w:color w:val="000000" w:themeColor="text1"/>
       <w:lang w:val="en-US"/>
     </w:rPr>
     <w:tblPr>
@@ -36965,8 +37057,8 @@
         <w:left w:val="single" w:sz="4" w:space="0" w:color="A5A5A5" w:themeColor="accent3"/>
         <w:bottom w:val="single" w:sz="4" w:space="0" w:color="A5A5A5" w:themeColor="accent3"/>
         <w:right w:val="single" w:sz="4" w:space="0" w:color="A5A5A5" w:themeColor="accent3"/>
-        <w:insideH w:val="single" w:sz="4" w:space="0" w:color="202020" w:themeColor="background1"/>
-        <w:insideV w:val="single" w:sz="4" w:space="0" w:color="202020" w:themeColor="background1"/>
+        <w:insideH w:val="single" w:sz="4" w:space="0" w:color="FFFFFF" w:themeColor="background1"/>
+        <w:insideV w:val="single" w:sz="4" w:space="0" w:color="FFFFFF" w:themeColor="background1"/>
       </w:tblBorders>
     </w:tblPr>
     <w:tcPr>
@@ -36987,26 +37079,26 @@
           <w:insideH w:val="nil"/>
           <w:insideV w:val="nil"/>
         </w:tcBorders>
-        <w:shd w:val="clear" w:color="auto" w:fill="202020" w:themeFill="background1"/>
+        <w:shd w:val="clear" w:color="auto" w:fill="FFFFFF" w:themeFill="background1"/>
       </w:tcPr>
     </w:tblStylePr>
     <w:tblStylePr w:type="lastRow">
       <w:rPr>
         <w:b/>
         <w:bCs/>
-        <w:color w:val="202020" w:themeColor="background1"/>
+        <w:color w:val="FFFFFF" w:themeColor="background1"/>
       </w:rPr>
       <w:tblPr/>
       <w:tcPr>
         <w:tcBorders>
-          <w:top w:val="single" w:sz="6" w:space="0" w:color="202020" w:themeColor="background1"/>
+          <w:top w:val="single" w:sz="6" w:space="0" w:color="FFFFFF" w:themeColor="background1"/>
         </w:tcBorders>
         <w:shd w:val="clear" w:color="auto" w:fill="636363" w:themeFill="accent3" w:themeFillShade="99"/>
       </w:tcPr>
     </w:tblStylePr>
     <w:tblStylePr w:type="firstCol">
       <w:rPr>
-        <w:color w:val="202020" w:themeColor="background1"/>
+        <w:color w:val="FFFFFF" w:themeColor="background1"/>
       </w:rPr>
       <w:tblPr/>
       <w:tcPr>
@@ -37023,7 +37115,7 @@
     </w:tblStylePr>
     <w:tblStylePr w:type="lastCol">
       <w:rPr>
-        <w:color w:val="202020" w:themeColor="background1"/>
+        <w:color w:val="FFFFFF" w:themeColor="background1"/>
       </w:rPr>
       <w:tblPr/>
       <w:tcPr>
@@ -37051,9 +37143,9 @@
       </w:tcPr>
     </w:tblStylePr>
   </w:style>
-  <w:style w:type="table" w:styleId="ColorfulShading-Accent4">
+  <w:style w:type="table" w:styleId="SombreadoColorido-Cor4">
     <w:name w:val="Colorful Shading Accent 4"/>
-    <w:basedOn w:val="TableNormal"/>
+    <w:basedOn w:val="Tabelanormal"/>
     <w:uiPriority w:val="71"/>
     <w:rsid w:val="00643398"/>
     <w:pPr>
@@ -37061,7 +37153,7 @@
     </w:pPr>
     <w:rPr>
       <w:rFonts w:eastAsiaTheme="minorEastAsia"/>
-      <w:color w:val="CCCCCC" w:themeColor="text1"/>
+      <w:color w:val="000000" w:themeColor="text1"/>
       <w:lang w:val="en-US"/>
     </w:rPr>
     <w:tblPr>
@@ -37072,8 +37164,8 @@
         <w:left w:val="single" w:sz="4" w:space="0" w:color="FFC000" w:themeColor="accent4"/>
         <w:bottom w:val="single" w:sz="4" w:space="0" w:color="FFC000" w:themeColor="accent4"/>
         <w:right w:val="single" w:sz="4" w:space="0" w:color="FFC000" w:themeColor="accent4"/>
-        <w:insideH w:val="single" w:sz="4" w:space="0" w:color="202020" w:themeColor="background1"/>
-        <w:insideV w:val="single" w:sz="4" w:space="0" w:color="202020" w:themeColor="background1"/>
+        <w:insideH w:val="single" w:sz="4" w:space="0" w:color="FFFFFF" w:themeColor="background1"/>
+        <w:insideV w:val="single" w:sz="4" w:space="0" w:color="FFFFFF" w:themeColor="background1"/>
       </w:tblBorders>
     </w:tblPr>
     <w:tcPr>
@@ -37094,26 +37186,26 @@
           <w:insideH w:val="nil"/>
           <w:insideV w:val="nil"/>
         </w:tcBorders>
-        <w:shd w:val="clear" w:color="auto" w:fill="202020" w:themeFill="background1"/>
+        <w:shd w:val="clear" w:color="auto" w:fill="FFFFFF" w:themeFill="background1"/>
       </w:tcPr>
     </w:tblStylePr>
     <w:tblStylePr w:type="lastRow">
       <w:rPr>
         <w:b/>
         <w:bCs/>
-        <w:color w:val="202020" w:themeColor="background1"/>
+        <w:color w:val="FFFFFF" w:themeColor="background1"/>
       </w:rPr>
       <w:tblPr/>
       <w:tcPr>
         <w:tcBorders>
-          <w:top w:val="single" w:sz="6" w:space="0" w:color="202020" w:themeColor="background1"/>
+          <w:top w:val="single" w:sz="6" w:space="0" w:color="FFFFFF" w:themeColor="background1"/>
         </w:tcBorders>
         <w:shd w:val="clear" w:color="auto" w:fill="997300" w:themeFill="accent4" w:themeFillShade="99"/>
       </w:tcPr>
     </w:tblStylePr>
     <w:tblStylePr w:type="firstCol">
       <w:rPr>
-        <w:color w:val="202020" w:themeColor="background1"/>
+        <w:color w:val="FFFFFF" w:themeColor="background1"/>
       </w:rPr>
       <w:tblPr/>
       <w:tcPr>
@@ -37130,7 +37222,7 @@
     </w:tblStylePr>
     <w:tblStylePr w:type="lastCol">
       <w:rPr>
-        <w:color w:val="202020" w:themeColor="background1"/>
+        <w:color w:val="FFFFFF" w:themeColor="background1"/>
       </w:rPr>
       <w:tblPr/>
       <w:tcPr>
@@ -37159,18 +37251,18 @@
     </w:tblStylePr>
     <w:tblStylePr w:type="neCell">
       <w:rPr>
-        <w:color w:val="CCCCCC" w:themeColor="text1"/>
+        <w:color w:val="000000" w:themeColor="text1"/>
       </w:rPr>
     </w:tblStylePr>
     <w:tblStylePr w:type="nwCell">
       <w:rPr>
-        <w:color w:val="CCCCCC" w:themeColor="text1"/>
+        <w:color w:val="000000" w:themeColor="text1"/>
       </w:rPr>
     </w:tblStylePr>
   </w:style>
-  <w:style w:type="table" w:styleId="ColorfulShading-Accent5">
+  <w:style w:type="table" w:styleId="SombreadoColorido-Cor5">
     <w:name w:val="Colorful Shading Accent 5"/>
-    <w:basedOn w:val="TableNormal"/>
+    <w:basedOn w:val="Tabelanormal"/>
     <w:uiPriority w:val="71"/>
     <w:rsid w:val="00643398"/>
     <w:pPr>
@@ -37178,7 +37270,7 @@
     </w:pPr>
     <w:rPr>
       <w:rFonts w:eastAsiaTheme="minorEastAsia"/>
-      <w:color w:val="CCCCCC" w:themeColor="text1"/>
+      <w:color w:val="000000" w:themeColor="text1"/>
       <w:lang w:val="en-US"/>
     </w:rPr>
     <w:tblPr>
@@ -37189,8 +37281,8 @@
         <w:left w:val="single" w:sz="4" w:space="0" w:color="5B9BD5" w:themeColor="accent5"/>
         <w:bottom w:val="single" w:sz="4" w:space="0" w:color="5B9BD5" w:themeColor="accent5"/>
         <w:right w:val="single" w:sz="4" w:space="0" w:color="5B9BD5" w:themeColor="accent5"/>
-        <w:insideH w:val="single" w:sz="4" w:space="0" w:color="202020" w:themeColor="background1"/>
-        <w:insideV w:val="single" w:sz="4" w:space="0" w:color="202020" w:themeColor="background1"/>
+        <w:insideH w:val="single" w:sz="4" w:space="0" w:color="FFFFFF" w:themeColor="background1"/>
+        <w:insideV w:val="single" w:sz="4" w:space="0" w:color="FFFFFF" w:themeColor="background1"/>
       </w:tblBorders>
     </w:tblPr>
     <w:tcPr>
@@ -37211,26 +37303,26 @@
           <w:insideH w:val="nil"/>
           <w:insideV w:val="nil"/>
         </w:tcBorders>
-        <w:shd w:val="clear" w:color="auto" w:fill="202020" w:themeFill="background1"/>
+        <w:shd w:val="clear" w:color="auto" w:fill="FFFFFF" w:themeFill="background1"/>
       </w:tcPr>
     </w:tblStylePr>
     <w:tblStylePr w:type="lastRow">
       <w:rPr>
         <w:b/>
         <w:bCs/>
-        <w:color w:val="202020" w:themeColor="background1"/>
+        <w:color w:val="FFFFFF" w:themeColor="background1"/>
       </w:rPr>
       <w:tblPr/>
       <w:tcPr>
         <w:tcBorders>
-          <w:top w:val="single" w:sz="6" w:space="0" w:color="202020" w:themeColor="background1"/>
+          <w:top w:val="single" w:sz="6" w:space="0" w:color="FFFFFF" w:themeColor="background1"/>
         </w:tcBorders>
         <w:shd w:val="clear" w:color="auto" w:fill="255D91" w:themeFill="accent5" w:themeFillShade="99"/>
       </w:tcPr>
     </w:tblStylePr>
     <w:tblStylePr w:type="firstCol">
       <w:rPr>
-        <w:color w:val="202020" w:themeColor="background1"/>
+        <w:color w:val="FFFFFF" w:themeColor="background1"/>
       </w:rPr>
       <w:tblPr/>
       <w:tcPr>
@@ -37247,7 +37339,7 @@
     </w:tblStylePr>
     <w:tblStylePr w:type="lastCol">
       <w:rPr>
-        <w:color w:val="202020" w:themeColor="background1"/>
+        <w:color w:val="FFFFFF" w:themeColor="background1"/>
       </w:rPr>
       <w:tblPr/>
       <w:tcPr>
@@ -37276,18 +37368,18 @@
     </w:tblStylePr>
     <w:tblStylePr w:type="neCell">
       <w:rPr>
-        <w:color w:val="CCCCCC" w:themeColor="text1"/>
+        <w:color w:val="000000" w:themeColor="text1"/>
       </w:rPr>
     </w:tblStylePr>
     <w:tblStylePr w:type="nwCell">
       <w:rPr>
-        <w:color w:val="CCCCCC" w:themeColor="text1"/>
+        <w:color w:val="000000" w:themeColor="text1"/>
       </w:rPr>
     </w:tblStylePr>
   </w:style>
-  <w:style w:type="table" w:styleId="ColorfulShading-Accent6">
+  <w:style w:type="table" w:styleId="SombreadoColorido-Cor6">
     <w:name w:val="Colorful Shading Accent 6"/>
-    <w:basedOn w:val="TableNormal"/>
+    <w:basedOn w:val="Tabelanormal"/>
     <w:uiPriority w:val="71"/>
     <w:rsid w:val="00643398"/>
     <w:pPr>
@@ -37295,7 +37387,7 @@
     </w:pPr>
     <w:rPr>
       <w:rFonts w:eastAsiaTheme="minorEastAsia"/>
-      <w:color w:val="CCCCCC" w:themeColor="text1"/>
+      <w:color w:val="000000" w:themeColor="text1"/>
       <w:lang w:val="en-US"/>
     </w:rPr>
     <w:tblPr>
@@ -37306,8 +37398,8 @@
         <w:left w:val="single" w:sz="4" w:space="0" w:color="70AD47" w:themeColor="accent6"/>
         <w:bottom w:val="single" w:sz="4" w:space="0" w:color="70AD47" w:themeColor="accent6"/>
         <w:right w:val="single" w:sz="4" w:space="0" w:color="70AD47" w:themeColor="accent6"/>
-        <w:insideH w:val="single" w:sz="4" w:space="0" w:color="202020" w:themeColor="background1"/>
-        <w:insideV w:val="single" w:sz="4" w:space="0" w:color="202020" w:themeColor="background1"/>
+        <w:insideH w:val="single" w:sz="4" w:space="0" w:color="FFFFFF" w:themeColor="background1"/>
+        <w:insideV w:val="single" w:sz="4" w:space="0" w:color="FFFFFF" w:themeColor="background1"/>
       </w:tblBorders>
     </w:tblPr>
     <w:tcPr>
@@ -37328,26 +37420,26 @@
           <w:insideH w:val="nil"/>
           <w:insideV w:val="nil"/>
         </w:tcBorders>
-        <w:shd w:val="clear" w:color="auto" w:fill="202020" w:themeFill="background1"/>
+        <w:shd w:val="clear" w:color="auto" w:fill="FFFFFF" w:themeFill="background1"/>
       </w:tcPr>
     </w:tblStylePr>
     <w:tblStylePr w:type="lastRow">
       <w:rPr>
         <w:b/>
         <w:bCs/>
-        <w:color w:val="202020" w:themeColor="background1"/>
+        <w:color w:val="FFFFFF" w:themeColor="background1"/>
       </w:rPr>
       <w:tblPr/>
       <w:tcPr>
         <w:tcBorders>
-          <w:top w:val="single" w:sz="6" w:space="0" w:color="202020" w:themeColor="background1"/>
+          <w:top w:val="single" w:sz="6" w:space="0" w:color="FFFFFF" w:themeColor="background1"/>
         </w:tcBorders>
         <w:shd w:val="clear" w:color="auto" w:fill="43672A" w:themeFill="accent6" w:themeFillShade="99"/>
       </w:tcPr>
     </w:tblStylePr>
     <w:tblStylePr w:type="firstCol">
       <w:rPr>
-        <w:color w:val="202020" w:themeColor="background1"/>
+        <w:color w:val="FFFFFF" w:themeColor="background1"/>
       </w:rPr>
       <w:tblPr/>
       <w:tcPr>
@@ -37364,7 +37456,7 @@
     </w:tblStylePr>
     <w:tblStylePr w:type="lastCol">
       <w:rPr>
-        <w:color w:val="202020" w:themeColor="background1"/>
+        <w:color w:val="FFFFFF" w:themeColor="background1"/>
       </w:rPr>
       <w:tblPr/>
       <w:tcPr>
@@ -37393,18 +37485,18 @@
     </w:tblStylePr>
     <w:tblStylePr w:type="neCell">
       <w:rPr>
-        <w:color w:val="CCCCCC" w:themeColor="text1"/>
+        <w:color w:val="000000" w:themeColor="text1"/>
       </w:rPr>
     </w:tblStylePr>
     <w:tblStylePr w:type="nwCell">
       <w:rPr>
-        <w:color w:val="CCCCCC" w:themeColor="text1"/>
+        <w:color w:val="000000" w:themeColor="text1"/>
       </w:rPr>
     </w:tblStylePr>
   </w:style>
-  <w:style w:type="table" w:styleId="ColorfulList">
+  <w:style w:type="table" w:styleId="ListaColorida">
     <w:name w:val="Colorful List"/>
-    <w:basedOn w:val="TableNormal"/>
+    <w:basedOn w:val="Tabelanormal"/>
     <w:uiPriority w:val="72"/>
     <w:rsid w:val="00643398"/>
     <w:pPr>
@@ -37412,7 +37504,7 @@
     </w:pPr>
     <w:rPr>
       <w:rFonts w:eastAsiaTheme="minorEastAsia"/>
-      <w:color w:val="CCCCCC" w:themeColor="text1"/>
+      <w:color w:val="000000" w:themeColor="text1"/>
       <w:lang w:val="en-US"/>
     </w:rPr>
     <w:tblPr>
@@ -37420,18 +37512,18 @@
       <w:tblStyleColBandSize w:val="1"/>
     </w:tblPr>
     <w:tcPr>
-      <w:shd w:val="clear" w:color="auto" w:fill="FAFAFA" w:themeFill="text1" w:themeFillTint="19"/>
+      <w:shd w:val="clear" w:color="auto" w:fill="E6E6E6" w:themeFill="text1" w:themeFillTint="19"/>
     </w:tcPr>
     <w:tblStylePr w:type="firstRow">
       <w:rPr>
         <w:b/>
         <w:bCs/>
-        <w:color w:val="202020" w:themeColor="background1"/>
+        <w:color w:val="FFFFFF" w:themeColor="background1"/>
       </w:rPr>
       <w:tblPr/>
       <w:tcPr>
         <w:tcBorders>
-          <w:bottom w:val="single" w:sz="12" w:space="0" w:color="202020" w:themeColor="background1"/>
+          <w:bottom w:val="single" w:sz="12" w:space="0" w:color="FFFFFF" w:themeColor="background1"/>
         </w:tcBorders>
         <w:shd w:val="clear" w:color="auto" w:fill="D25F12" w:themeFill="accent2" w:themeFillShade="CC"/>
       </w:tcPr>
@@ -37445,9 +37537,9 @@
       <w:tblPr/>
       <w:tcPr>
         <w:tcBorders>
-          <w:top w:val="single" w:sz="12" w:space="0" w:color="CCCCCC" w:themeColor="text1"/>
-        </w:tcBorders>
-        <w:shd w:val="clear" w:color="auto" w:fill="202020" w:themeFill="background1"/>
+          <w:top w:val="single" w:sz="12" w:space="0" w:color="000000" w:themeColor="text1"/>
+        </w:tcBorders>
+        <w:shd w:val="clear" w:color="auto" w:fill="FFFFFF" w:themeFill="background1"/>
       </w:tcPr>
     </w:tblStylePr>
     <w:tblStylePr w:type="firstCol">
@@ -37473,19 +37565,19 @@
           <w:insideH w:val="nil"/>
           <w:insideV w:val="nil"/>
         </w:tcBorders>
-        <w:shd w:val="clear" w:color="auto" w:fill="F2F2F2" w:themeFill="text1" w:themeFillTint="3F"/>
+        <w:shd w:val="clear" w:color="auto" w:fill="C0C0C0" w:themeFill="text1" w:themeFillTint="3F"/>
       </w:tcPr>
     </w:tblStylePr>
     <w:tblStylePr w:type="band1Horz">
       <w:tblPr/>
       <w:tcPr>
-        <w:shd w:val="clear" w:color="auto" w:fill="F4F4F4" w:themeFill="text1" w:themeFillTint="33"/>
+        <w:shd w:val="clear" w:color="auto" w:fill="CCCCCC" w:themeFill="text1" w:themeFillTint="33"/>
       </w:tcPr>
     </w:tblStylePr>
   </w:style>
-  <w:style w:type="table" w:styleId="ColorfulList-Accent1">
+  <w:style w:type="table" w:styleId="ListaColorida-Cor1">
     <w:name w:val="Colorful List Accent 1"/>
-    <w:basedOn w:val="TableNormal"/>
+    <w:basedOn w:val="Tabelanormal"/>
     <w:uiPriority w:val="72"/>
     <w:rsid w:val="00643398"/>
     <w:pPr>
@@ -37493,7 +37585,7 @@
     </w:pPr>
     <w:rPr>
       <w:rFonts w:eastAsiaTheme="minorEastAsia"/>
-      <w:color w:val="CCCCCC" w:themeColor="text1"/>
+      <w:color w:val="000000" w:themeColor="text1"/>
       <w:lang w:val="en-US"/>
     </w:rPr>
     <w:tblPr>
@@ -37507,12 +37599,12 @@
       <w:rPr>
         <w:b/>
         <w:bCs/>
-        <w:color w:val="202020" w:themeColor="background1"/>
+        <w:color w:val="FFFFFF" w:themeColor="background1"/>
       </w:rPr>
       <w:tblPr/>
       <w:tcPr>
         <w:tcBorders>
-          <w:bottom w:val="single" w:sz="12" w:space="0" w:color="202020" w:themeColor="background1"/>
+          <w:bottom w:val="single" w:sz="12" w:space="0" w:color="FFFFFF" w:themeColor="background1"/>
         </w:tcBorders>
         <w:shd w:val="clear" w:color="auto" w:fill="D25F12" w:themeFill="accent2" w:themeFillShade="CC"/>
       </w:tcPr>
@@ -37526,9 +37618,9 @@
       <w:tblPr/>
       <w:tcPr>
         <w:tcBorders>
-          <w:top w:val="single" w:sz="12" w:space="0" w:color="CCCCCC" w:themeColor="text1"/>
-        </w:tcBorders>
-        <w:shd w:val="clear" w:color="auto" w:fill="202020" w:themeFill="background1"/>
+          <w:top w:val="single" w:sz="12" w:space="0" w:color="000000" w:themeColor="text1"/>
+        </w:tcBorders>
+        <w:shd w:val="clear" w:color="auto" w:fill="FFFFFF" w:themeFill="background1"/>
       </w:tcPr>
     </w:tblStylePr>
     <w:tblStylePr w:type="firstCol">
@@ -37564,9 +37656,9 @@
       </w:tcPr>
     </w:tblStylePr>
   </w:style>
-  <w:style w:type="table" w:styleId="ColorfulList-Accent2">
+  <w:style w:type="table" w:styleId="ListaColorida-Cor2">
     <w:name w:val="Colorful List Accent 2"/>
-    <w:basedOn w:val="TableNormal"/>
+    <w:basedOn w:val="Tabelanormal"/>
     <w:uiPriority w:val="72"/>
     <w:rsid w:val="00643398"/>
     <w:pPr>
@@ -37574,7 +37666,7 @@
     </w:pPr>
     <w:rPr>
       <w:rFonts w:eastAsiaTheme="minorEastAsia"/>
-      <w:color w:val="CCCCCC" w:themeColor="text1"/>
+      <w:color w:val="000000" w:themeColor="text1"/>
       <w:lang w:val="en-US"/>
     </w:rPr>
     <w:tblPr>
@@ -37588,12 +37680,12 @@
       <w:rPr>
         <w:b/>
         <w:bCs/>
-        <w:color w:val="202020" w:themeColor="background1"/>
+        <w:color w:val="FFFFFF" w:themeColor="background1"/>
       </w:rPr>
       <w:tblPr/>
       <w:tcPr>
         <w:tcBorders>
-          <w:bottom w:val="single" w:sz="12" w:space="0" w:color="202020" w:themeColor="background1"/>
+          <w:bottom w:val="single" w:sz="12" w:space="0" w:color="FFFFFF" w:themeColor="background1"/>
         </w:tcBorders>
         <w:shd w:val="clear" w:color="auto" w:fill="D25F12" w:themeFill="accent2" w:themeFillShade="CC"/>
       </w:tcPr>
@@ -37607,9 +37699,9 @@
       <w:tblPr/>
       <w:tcPr>
         <w:tcBorders>
-          <w:top w:val="single" w:sz="12" w:space="0" w:color="CCCCCC" w:themeColor="text1"/>
-        </w:tcBorders>
-        <w:shd w:val="clear" w:color="auto" w:fill="202020" w:themeFill="background1"/>
+          <w:top w:val="single" w:sz="12" w:space="0" w:color="000000" w:themeColor="text1"/>
+        </w:tcBorders>
+        <w:shd w:val="clear" w:color="auto" w:fill="FFFFFF" w:themeFill="background1"/>
       </w:tcPr>
     </w:tblStylePr>
     <w:tblStylePr w:type="firstCol">
@@ -37645,9 +37737,9 @@
       </w:tcPr>
     </w:tblStylePr>
   </w:style>
-  <w:style w:type="table" w:styleId="ColorfulList-Accent3">
+  <w:style w:type="table" w:styleId="ListaColorida-Cor3">
     <w:name w:val="Colorful List Accent 3"/>
-    <w:basedOn w:val="TableNormal"/>
+    <w:basedOn w:val="Tabelanormal"/>
     <w:uiPriority w:val="72"/>
     <w:rsid w:val="00643398"/>
     <w:pPr>
@@ -37655,7 +37747,7 @@
     </w:pPr>
     <w:rPr>
       <w:rFonts w:eastAsiaTheme="minorEastAsia"/>
-      <w:color w:val="CCCCCC" w:themeColor="text1"/>
+      <w:color w:val="000000" w:themeColor="text1"/>
       <w:lang w:val="en-US"/>
     </w:rPr>
     <w:tblPr>
@@ -37669,12 +37761,12 @@
       <w:rPr>
         <w:b/>
         <w:bCs/>
-        <w:color w:val="202020" w:themeColor="background1"/>
+        <w:color w:val="FFFFFF" w:themeColor="background1"/>
       </w:rPr>
       <w:tblPr/>
       <w:tcPr>
         <w:tcBorders>
-          <w:bottom w:val="single" w:sz="12" w:space="0" w:color="202020" w:themeColor="background1"/>
+          <w:bottom w:val="single" w:sz="12" w:space="0" w:color="FFFFFF" w:themeColor="background1"/>
         </w:tcBorders>
         <w:shd w:val="clear" w:color="auto" w:fill="CC9900" w:themeFill="accent4" w:themeFillShade="CC"/>
       </w:tcPr>
@@ -37688,9 +37780,9 @@
       <w:tblPr/>
       <w:tcPr>
         <w:tcBorders>
-          <w:top w:val="single" w:sz="12" w:space="0" w:color="CCCCCC" w:themeColor="text1"/>
-        </w:tcBorders>
-        <w:shd w:val="clear" w:color="auto" w:fill="202020" w:themeFill="background1"/>
+          <w:top w:val="single" w:sz="12" w:space="0" w:color="000000" w:themeColor="text1"/>
+        </w:tcBorders>
+        <w:shd w:val="clear" w:color="auto" w:fill="FFFFFF" w:themeFill="background1"/>
       </w:tcPr>
     </w:tblStylePr>
     <w:tblStylePr w:type="firstCol">
@@ -37726,9 +37818,9 @@
       </w:tcPr>
     </w:tblStylePr>
   </w:style>
-  <w:style w:type="table" w:styleId="ColorfulList-Accent4">
+  <w:style w:type="table" w:styleId="ListaColorida-Cor4">
     <w:name w:val="Colorful List Accent 4"/>
-    <w:basedOn w:val="TableNormal"/>
+    <w:basedOn w:val="Tabelanormal"/>
     <w:uiPriority w:val="72"/>
     <w:rsid w:val="00643398"/>
     <w:pPr>
@@ -37736,7 +37828,7 @@
     </w:pPr>
     <w:rPr>
       <w:rFonts w:eastAsiaTheme="minorEastAsia"/>
-      <w:color w:val="CCCCCC" w:themeColor="text1"/>
+      <w:color w:val="000000" w:themeColor="text1"/>
       <w:lang w:val="en-US"/>
     </w:rPr>
     <w:tblPr>
@@ -37750,12 +37842,12 @@
       <w:rPr>
         <w:b/>
         <w:bCs/>
-        <w:color w:val="202020" w:themeColor="background1"/>
+        <w:color w:val="FFFFFF" w:themeColor="background1"/>
       </w:rPr>
       <w:tblPr/>
       <w:tcPr>
         <w:tcBorders>
-          <w:bottom w:val="single" w:sz="12" w:space="0" w:color="202020" w:themeColor="background1"/>
+          <w:bottom w:val="single" w:sz="12" w:space="0" w:color="FFFFFF" w:themeColor="background1"/>
         </w:tcBorders>
         <w:shd w:val="clear" w:color="auto" w:fill="848484" w:themeFill="accent3" w:themeFillShade="CC"/>
       </w:tcPr>
@@ -37769,9 +37861,9 @@
       <w:tblPr/>
       <w:tcPr>
         <w:tcBorders>
-          <w:top w:val="single" w:sz="12" w:space="0" w:color="CCCCCC" w:themeColor="text1"/>
-        </w:tcBorders>
-        <w:shd w:val="clear" w:color="auto" w:fill="202020" w:themeFill="background1"/>
+          <w:top w:val="single" w:sz="12" w:space="0" w:color="000000" w:themeColor="text1"/>
+        </w:tcBorders>
+        <w:shd w:val="clear" w:color="auto" w:fill="FFFFFF" w:themeFill="background1"/>
       </w:tcPr>
     </w:tblStylePr>
     <w:tblStylePr w:type="firstCol">
@@ -37807,9 +37899,9 @@
       </w:tcPr>
     </w:tblStylePr>
   </w:style>
-  <w:style w:type="table" w:styleId="ColorfulList-Accent5">
+  <w:style w:type="table" w:styleId="ListaColorida-Cor5">
     <w:name w:val="Colorful List Accent 5"/>
-    <w:basedOn w:val="TableNormal"/>
+    <w:basedOn w:val="Tabelanormal"/>
     <w:uiPriority w:val="72"/>
     <w:rsid w:val="00643398"/>
     <w:pPr>
@@ -37817,7 +37909,7 @@
     </w:pPr>
     <w:rPr>
       <w:rFonts w:eastAsiaTheme="minorEastAsia"/>
-      <w:color w:val="CCCCCC" w:themeColor="text1"/>
+      <w:color w:val="000000" w:themeColor="text1"/>
       <w:lang w:val="en-US"/>
     </w:rPr>
     <w:tblPr>
@@ -37831,12 +37923,12 @@
       <w:rPr>
         <w:b/>
         <w:bCs/>
-        <w:color w:val="202020" w:themeColor="background1"/>
+        <w:color w:val="FFFFFF" w:themeColor="background1"/>
       </w:rPr>
       <w:tblPr/>
       <w:tcPr>
         <w:tcBorders>
-          <w:bottom w:val="single" w:sz="12" w:space="0" w:color="202020" w:themeColor="background1"/>
+          <w:bottom w:val="single" w:sz="12" w:space="0" w:color="FFFFFF" w:themeColor="background1"/>
         </w:tcBorders>
         <w:shd w:val="clear" w:color="auto" w:fill="598A38" w:themeFill="accent6" w:themeFillShade="CC"/>
       </w:tcPr>
@@ -37850,9 +37942,9 @@
       <w:tblPr/>
       <w:tcPr>
         <w:tcBorders>
-          <w:top w:val="single" w:sz="12" w:space="0" w:color="CCCCCC" w:themeColor="text1"/>
-        </w:tcBorders>
-        <w:shd w:val="clear" w:color="auto" w:fill="202020" w:themeFill="background1"/>
+          <w:top w:val="single" w:sz="12" w:space="0" w:color="000000" w:themeColor="text1"/>
+        </w:tcBorders>
+        <w:shd w:val="clear" w:color="auto" w:fill="FFFFFF" w:themeFill="background1"/>
       </w:tcPr>
     </w:tblStylePr>
     <w:tblStylePr w:type="firstCol">
@@ -37888,9 +37980,9 @@
       </w:tcPr>
     </w:tblStylePr>
   </w:style>
-  <w:style w:type="table" w:styleId="ColorfulList-Accent6">
+  <w:style w:type="table" w:styleId="ListaColorida-Cor6">
     <w:name w:val="Colorful List Accent 6"/>
-    <w:basedOn w:val="TableNormal"/>
+    <w:basedOn w:val="Tabelanormal"/>
     <w:uiPriority w:val="72"/>
     <w:rsid w:val="00643398"/>
     <w:pPr>
@@ -37898,7 +37990,7 @@
     </w:pPr>
     <w:rPr>
       <w:rFonts w:eastAsiaTheme="minorEastAsia"/>
-      <w:color w:val="CCCCCC" w:themeColor="text1"/>
+      <w:color w:val="000000" w:themeColor="text1"/>
       <w:lang w:val="en-US"/>
     </w:rPr>
     <w:tblPr>
@@ -37912,12 +38004,12 @@
       <w:rPr>
         <w:b/>
         <w:bCs/>
-        <w:color w:val="202020" w:themeColor="background1"/>
+        <w:color w:val="FFFFFF" w:themeColor="background1"/>
       </w:rPr>
       <w:tblPr/>
       <w:tcPr>
         <w:tcBorders>
-          <w:bottom w:val="single" w:sz="12" w:space="0" w:color="202020" w:themeColor="background1"/>
+          <w:bottom w:val="single" w:sz="12" w:space="0" w:color="FFFFFF" w:themeColor="background1"/>
         </w:tcBorders>
         <w:shd w:val="clear" w:color="auto" w:fill="317CC1" w:themeFill="accent5" w:themeFillShade="CC"/>
       </w:tcPr>
@@ -37931,9 +38023,9 @@
       <w:tblPr/>
       <w:tcPr>
         <w:tcBorders>
-          <w:top w:val="single" w:sz="12" w:space="0" w:color="CCCCCC" w:themeColor="text1"/>
-        </w:tcBorders>
-        <w:shd w:val="clear" w:color="auto" w:fill="202020" w:themeFill="background1"/>
+          <w:top w:val="single" w:sz="12" w:space="0" w:color="000000" w:themeColor="text1"/>
+        </w:tcBorders>
+        <w:shd w:val="clear" w:color="auto" w:fill="FFFFFF" w:themeFill="background1"/>
       </w:tcPr>
     </w:tblStylePr>
     <w:tblStylePr w:type="firstCol">
@@ -37969,9 +38061,9 @@
       </w:tcPr>
     </w:tblStylePr>
   </w:style>
-  <w:style w:type="table" w:styleId="ColorfulGrid">
+  <w:style w:type="table" w:styleId="GrelhaColorida">
     <w:name w:val="Colorful Grid"/>
-    <w:basedOn w:val="TableNormal"/>
+    <w:basedOn w:val="Tabelanormal"/>
     <w:uiPriority w:val="73"/>
     <w:rsid w:val="00643398"/>
     <w:pPr>
@@ -37979,18 +38071,18 @@
     </w:pPr>
     <w:rPr>
       <w:rFonts w:eastAsiaTheme="minorEastAsia"/>
-      <w:color w:val="CCCCCC" w:themeColor="text1"/>
+      <w:color w:val="000000" w:themeColor="text1"/>
       <w:lang w:val="en-US"/>
     </w:rPr>
     <w:tblPr>
       <w:tblStyleRowBandSize w:val="1"/>
       <w:tblStyleColBandSize w:val="1"/>
       <w:tblBorders>
-        <w:insideH w:val="single" w:sz="4" w:space="0" w:color="202020" w:themeColor="background1"/>
+        <w:insideH w:val="single" w:sz="4" w:space="0" w:color="FFFFFF" w:themeColor="background1"/>
       </w:tblBorders>
     </w:tblPr>
     <w:tcPr>
-      <w:shd w:val="clear" w:color="auto" w:fill="F4F4F4" w:themeFill="text1" w:themeFillTint="33"/>
+      <w:shd w:val="clear" w:color="auto" w:fill="CCCCCC" w:themeFill="text1" w:themeFillTint="33"/>
     </w:tcPr>
     <w:tblStylePr w:type="firstRow">
       <w:rPr>
@@ -37999,54 +38091,54 @@
       </w:rPr>
       <w:tblPr/>
       <w:tcPr>
-        <w:shd w:val="clear" w:color="auto" w:fill="EAEAEA" w:themeFill="text1" w:themeFillTint="66"/>
+        <w:shd w:val="clear" w:color="auto" w:fill="999999" w:themeFill="text1" w:themeFillTint="66"/>
       </w:tcPr>
     </w:tblStylePr>
     <w:tblStylePr w:type="lastRow">
       <w:rPr>
         <w:b/>
         <w:bCs/>
-        <w:color w:val="CCCCCC" w:themeColor="text1"/>
+        <w:color w:val="000000" w:themeColor="text1"/>
       </w:rPr>
       <w:tblPr/>
       <w:tcPr>
-        <w:shd w:val="clear" w:color="auto" w:fill="EAEAEA" w:themeFill="text1" w:themeFillTint="66"/>
+        <w:shd w:val="clear" w:color="auto" w:fill="999999" w:themeFill="text1" w:themeFillTint="66"/>
       </w:tcPr>
     </w:tblStylePr>
     <w:tblStylePr w:type="firstCol">
       <w:rPr>
-        <w:color w:val="202020" w:themeColor="background1"/>
+        <w:color w:val="FFFFFF" w:themeColor="background1"/>
       </w:rPr>
       <w:tblPr/>
       <w:tcPr>
-        <w:shd w:val="clear" w:color="auto" w:fill="989898" w:themeFill="text1" w:themeFillShade="BF"/>
+        <w:shd w:val="clear" w:color="auto" w:fill="000000" w:themeFill="text1" w:themeFillShade="BF"/>
       </w:tcPr>
     </w:tblStylePr>
     <w:tblStylePr w:type="lastCol">
       <w:rPr>
-        <w:color w:val="202020" w:themeColor="background1"/>
+        <w:color w:val="FFFFFF" w:themeColor="background1"/>
       </w:rPr>
       <w:tblPr/>
       <w:tcPr>
-        <w:shd w:val="clear" w:color="auto" w:fill="989898" w:themeFill="text1" w:themeFillShade="BF"/>
+        <w:shd w:val="clear" w:color="auto" w:fill="000000" w:themeFill="text1" w:themeFillShade="BF"/>
       </w:tcPr>
     </w:tblStylePr>
     <w:tblStylePr w:type="band1Vert">
       <w:tblPr/>
       <w:tcPr>
-        <w:shd w:val="clear" w:color="auto" w:fill="E5E5E5" w:themeFill="text1" w:themeFillTint="7F"/>
+        <w:shd w:val="clear" w:color="auto" w:fill="808080" w:themeFill="text1" w:themeFillTint="7F"/>
       </w:tcPr>
     </w:tblStylePr>
     <w:tblStylePr w:type="band1Horz">
       <w:tblPr/>
       <w:tcPr>
-        <w:shd w:val="clear" w:color="auto" w:fill="E5E5E5" w:themeFill="text1" w:themeFillTint="7F"/>
+        <w:shd w:val="clear" w:color="auto" w:fill="808080" w:themeFill="text1" w:themeFillTint="7F"/>
       </w:tcPr>
     </w:tblStylePr>
   </w:style>
-  <w:style w:type="table" w:styleId="ColorfulGrid-Accent1">
+  <w:style w:type="table" w:styleId="GrelhaColorida-Cor1">
     <w:name w:val="Colorful Grid Accent 1"/>
-    <w:basedOn w:val="TableNormal"/>
+    <w:basedOn w:val="Tabelanormal"/>
     <w:uiPriority w:val="73"/>
     <w:rsid w:val="00643398"/>
     <w:pPr>
@@ -38054,14 +38146,14 @@
     </w:pPr>
     <w:rPr>
       <w:rFonts w:eastAsiaTheme="minorEastAsia"/>
-      <w:color w:val="CCCCCC" w:themeColor="text1"/>
+      <w:color w:val="000000" w:themeColor="text1"/>
       <w:lang w:val="en-US"/>
     </w:rPr>
     <w:tblPr>
       <w:tblStyleRowBandSize w:val="1"/>
       <w:tblStyleColBandSize w:val="1"/>
       <w:tblBorders>
-        <w:insideH w:val="single" w:sz="4" w:space="0" w:color="202020" w:themeColor="background1"/>
+        <w:insideH w:val="single" w:sz="4" w:space="0" w:color="FFFFFF" w:themeColor="background1"/>
       </w:tblBorders>
     </w:tblPr>
     <w:tcPr>
@@ -38081,7 +38173,7 @@
       <w:rPr>
         <w:b/>
         <w:bCs/>
-        <w:color w:val="CCCCCC" w:themeColor="text1"/>
+        <w:color w:val="000000" w:themeColor="text1"/>
       </w:rPr>
       <w:tblPr/>
       <w:tcPr>
@@ -38090,7 +38182,7 @@
     </w:tblStylePr>
     <w:tblStylePr w:type="firstCol">
       <w:rPr>
-        <w:color w:val="202020" w:themeColor="background1"/>
+        <w:color w:val="FFFFFF" w:themeColor="background1"/>
       </w:rPr>
       <w:tblPr/>
       <w:tcPr>
@@ -38099,7 +38191,7 @@
     </w:tblStylePr>
     <w:tblStylePr w:type="lastCol">
       <w:rPr>
-        <w:color w:val="202020" w:themeColor="background1"/>
+        <w:color w:val="FFFFFF" w:themeColor="background1"/>
       </w:rPr>
       <w:tblPr/>
       <w:tcPr>
@@ -38119,9 +38211,9 @@
       </w:tcPr>
     </w:tblStylePr>
   </w:style>
-  <w:style w:type="table" w:styleId="ColorfulGrid-Accent2">
+  <w:style w:type="table" w:styleId="GrelhaColorida-Cor2">
     <w:name w:val="Colorful Grid Accent 2"/>
-    <w:basedOn w:val="TableNormal"/>
+    <w:basedOn w:val="Tabelanormal"/>
     <w:uiPriority w:val="73"/>
     <w:rsid w:val="00643398"/>
     <w:pPr>
@@ -38129,14 +38221,14 @@
     </w:pPr>
     <w:rPr>
       <w:rFonts w:eastAsiaTheme="minorEastAsia"/>
-      <w:color w:val="CCCCCC" w:themeColor="text1"/>
+      <w:color w:val="000000" w:themeColor="text1"/>
       <w:lang w:val="en-US"/>
     </w:rPr>
     <w:tblPr>
       <w:tblStyleRowBandSize w:val="1"/>
       <w:tblStyleColBandSize w:val="1"/>
       <w:tblBorders>
-        <w:insideH w:val="single" w:sz="4" w:space="0" w:color="202020" w:themeColor="background1"/>
+        <w:insideH w:val="single" w:sz="4" w:space="0" w:color="FFFFFF" w:themeColor="background1"/>
       </w:tblBorders>
     </w:tblPr>
     <w:tcPr>
@@ -38156,7 +38248,7 @@
       <w:rPr>
         <w:b/>
         <w:bCs/>
-        <w:color w:val="CCCCCC" w:themeColor="text1"/>
+        <w:color w:val="000000" w:themeColor="text1"/>
       </w:rPr>
       <w:tblPr/>
       <w:tcPr>
@@ -38165,7 +38257,7 @@
     </w:tblStylePr>
     <w:tblStylePr w:type="firstCol">
       <w:rPr>
-        <w:color w:val="202020" w:themeColor="background1"/>
+        <w:color w:val="FFFFFF" w:themeColor="background1"/>
       </w:rPr>
       <w:tblPr/>
       <w:tcPr>
@@ -38174,7 +38266,7 @@
     </w:tblStylePr>
     <w:tblStylePr w:type="lastCol">
       <w:rPr>
-        <w:color w:val="202020" w:themeColor="background1"/>
+        <w:color w:val="FFFFFF" w:themeColor="background1"/>
       </w:rPr>
       <w:tblPr/>
       <w:tcPr>
@@ -38194,9 +38286,9 @@
       </w:tcPr>
     </w:tblStylePr>
   </w:style>
-  <w:style w:type="table" w:styleId="ColorfulGrid-Accent3">
+  <w:style w:type="table" w:styleId="GrelhaColorida-Cor3">
     <w:name w:val="Colorful Grid Accent 3"/>
-    <w:basedOn w:val="TableNormal"/>
+    <w:basedOn w:val="Tabelanormal"/>
     <w:uiPriority w:val="73"/>
     <w:rsid w:val="00643398"/>
     <w:pPr>
@@ -38204,14 +38296,14 @@
     </w:pPr>
     <w:rPr>
       <w:rFonts w:eastAsiaTheme="minorEastAsia"/>
-      <w:color w:val="CCCCCC" w:themeColor="text1"/>
+      <w:color w:val="000000" w:themeColor="text1"/>
       <w:lang w:val="en-US"/>
     </w:rPr>
     <w:tblPr>
       <w:tblStyleRowBandSize w:val="1"/>
       <w:tblStyleColBandSize w:val="1"/>
       <w:tblBorders>
-        <w:insideH w:val="single" w:sz="4" w:space="0" w:color="202020" w:themeColor="background1"/>
+        <w:insideH w:val="single" w:sz="4" w:space="0" w:color="FFFFFF" w:themeColor="background1"/>
       </w:tblBorders>
     </w:tblPr>
     <w:tcPr>
@@ -38231,7 +38323,7 @@
       <w:rPr>
         <w:b/>
         <w:bCs/>
-        <w:color w:val="CCCCCC" w:themeColor="text1"/>
+        <w:color w:val="000000" w:themeColor="text1"/>
       </w:rPr>
       <w:tblPr/>
       <w:tcPr>
@@ -38240,7 +38332,7 @@
     </w:tblStylePr>
     <w:tblStylePr w:type="firstCol">
       <w:rPr>
-        <w:color w:val="202020" w:themeColor="background1"/>
+        <w:color w:val="FFFFFF" w:themeColor="background1"/>
       </w:rPr>
       <w:tblPr/>
       <w:tcPr>
@@ -38249,7 +38341,7 @@
     </w:tblStylePr>
     <w:tblStylePr w:type="lastCol">
       <w:rPr>
-        <w:color w:val="202020" w:themeColor="background1"/>
+        <w:color w:val="FFFFFF" w:themeColor="background1"/>
       </w:rPr>
       <w:tblPr/>
       <w:tcPr>
@@ -38269,9 +38361,9 @@
       </w:tcPr>
     </w:tblStylePr>
   </w:style>
-  <w:style w:type="table" w:styleId="ColorfulGrid-Accent4">
+  <w:style w:type="table" w:styleId="GrelhaColorida-Cor4">
     <w:name w:val="Colorful Grid Accent 4"/>
-    <w:basedOn w:val="TableNormal"/>
+    <w:basedOn w:val="Tabelanormal"/>
     <w:uiPriority w:val="73"/>
     <w:rsid w:val="00643398"/>
     <w:pPr>
@@ -38279,14 +38371,14 @@
     </w:pPr>
     <w:rPr>
       <w:rFonts w:eastAsiaTheme="minorEastAsia"/>
-      <w:color w:val="CCCCCC" w:themeColor="text1"/>
+      <w:color w:val="000000" w:themeColor="text1"/>
       <w:lang w:val="en-US"/>
     </w:rPr>
     <w:tblPr>
       <w:tblStyleRowBandSize w:val="1"/>
       <w:tblStyleColBandSize w:val="1"/>
       <w:tblBorders>
-        <w:insideH w:val="single" w:sz="4" w:space="0" w:color="202020" w:themeColor="background1"/>
+        <w:insideH w:val="single" w:sz="4" w:space="0" w:color="FFFFFF" w:themeColor="background1"/>
       </w:tblBorders>
     </w:tblPr>
     <w:tcPr>
@@ -38306,7 +38398,7 @@
       <w:rPr>
         <w:b/>
         <w:bCs/>
-        <w:color w:val="CCCCCC" w:themeColor="text1"/>
+        <w:color w:val="000000" w:themeColor="text1"/>
       </w:rPr>
       <w:tblPr/>
       <w:tcPr>
@@ -38315,7 +38407,7 @@
     </w:tblStylePr>
     <w:tblStylePr w:type="firstCol">
       <w:rPr>
-        <w:color w:val="202020" w:themeColor="background1"/>
+        <w:color w:val="FFFFFF" w:themeColor="background1"/>
       </w:rPr>
       <w:tblPr/>
       <w:tcPr>
@@ -38324,7 +38416,7 @@
     </w:tblStylePr>
     <w:tblStylePr w:type="lastCol">
       <w:rPr>
-        <w:color w:val="202020" w:themeColor="background1"/>
+        <w:color w:val="FFFFFF" w:themeColor="background1"/>
       </w:rPr>
       <w:tblPr/>
       <w:tcPr>
@@ -38344,9 +38436,9 @@
       </w:tcPr>
     </w:tblStylePr>
   </w:style>
-  <w:style w:type="table" w:styleId="ColorfulGrid-Accent5">
+  <w:style w:type="table" w:styleId="GrelhaColorida-Cor5">
     <w:name w:val="Colorful Grid Accent 5"/>
-    <w:basedOn w:val="TableNormal"/>
+    <w:basedOn w:val="Tabelanormal"/>
     <w:uiPriority w:val="73"/>
     <w:rsid w:val="00643398"/>
     <w:pPr>
@@ -38354,14 +38446,14 @@
     </w:pPr>
     <w:rPr>
       <w:rFonts w:eastAsiaTheme="minorEastAsia"/>
-      <w:color w:val="CCCCCC" w:themeColor="text1"/>
+      <w:color w:val="000000" w:themeColor="text1"/>
       <w:lang w:val="en-US"/>
     </w:rPr>
     <w:tblPr>
       <w:tblStyleRowBandSize w:val="1"/>
       <w:tblStyleColBandSize w:val="1"/>
       <w:tblBorders>
-        <w:insideH w:val="single" w:sz="4" w:space="0" w:color="202020" w:themeColor="background1"/>
+        <w:insideH w:val="single" w:sz="4" w:space="0" w:color="FFFFFF" w:themeColor="background1"/>
       </w:tblBorders>
     </w:tblPr>
     <w:tcPr>
@@ -38381,7 +38473,7 @@
       <w:rPr>
         <w:b/>
         <w:bCs/>
-        <w:color w:val="CCCCCC" w:themeColor="text1"/>
+        <w:color w:val="000000" w:themeColor="text1"/>
       </w:rPr>
       <w:tblPr/>
       <w:tcPr>
@@ -38390,7 +38482,7 @@
     </w:tblStylePr>
     <w:tblStylePr w:type="firstCol">
       <w:rPr>
-        <w:color w:val="202020" w:themeColor="background1"/>
+        <w:color w:val="FFFFFF" w:themeColor="background1"/>
       </w:rPr>
       <w:tblPr/>
       <w:tcPr>
@@ -38399,7 +38491,7 @@
     </w:tblStylePr>
     <w:tblStylePr w:type="lastCol">
       <w:rPr>
-        <w:color w:val="202020" w:themeColor="background1"/>
+        <w:color w:val="FFFFFF" w:themeColor="background1"/>
       </w:rPr>
       <w:tblPr/>
       <w:tcPr>
@@ -38419,9 +38511,9 @@
       </w:tcPr>
     </w:tblStylePr>
   </w:style>
-  <w:style w:type="table" w:styleId="ColorfulGrid-Accent6">
+  <w:style w:type="table" w:styleId="GrelhaColorida-Cor6">
     <w:name w:val="Colorful Grid Accent 6"/>
-    <w:basedOn w:val="TableNormal"/>
+    <w:basedOn w:val="Tabelanormal"/>
     <w:uiPriority w:val="73"/>
     <w:rsid w:val="00643398"/>
     <w:pPr>
@@ -38429,14 +38521,14 @@
     </w:pPr>
     <w:rPr>
       <w:rFonts w:eastAsiaTheme="minorEastAsia"/>
-      <w:color w:val="CCCCCC" w:themeColor="text1"/>
+      <w:color w:val="000000" w:themeColor="text1"/>
       <w:lang w:val="en-US"/>
     </w:rPr>
     <w:tblPr>
       <w:tblStyleRowBandSize w:val="1"/>
       <w:tblStyleColBandSize w:val="1"/>
       <w:tblBorders>
-        <w:insideH w:val="single" w:sz="4" w:space="0" w:color="202020" w:themeColor="background1"/>
+        <w:insideH w:val="single" w:sz="4" w:space="0" w:color="FFFFFF" w:themeColor="background1"/>
       </w:tblBorders>
     </w:tblPr>
     <w:tcPr>
@@ -38456,7 +38548,7 @@
       <w:rPr>
         <w:b/>
         <w:bCs/>
-        <w:color w:val="CCCCCC" w:themeColor="text1"/>
+        <w:color w:val="000000" w:themeColor="text1"/>
       </w:rPr>
       <w:tblPr/>
       <w:tcPr>
@@ -38465,7 +38557,7 @@
     </w:tblStylePr>
     <w:tblStylePr w:type="firstCol">
       <w:rPr>
-        <w:color w:val="202020" w:themeColor="background1"/>
+        <w:color w:val="FFFFFF" w:themeColor="background1"/>
       </w:rPr>
       <w:tblPr/>
       <w:tcPr>
@@ -38474,7 +38566,7 @@
     </w:tblStylePr>
     <w:tblStylePr w:type="lastCol">
       <w:rPr>
-        <w:color w:val="202020" w:themeColor="background1"/>
+        <w:color w:val="FFFFFF" w:themeColor="background1"/>
       </w:rPr>
       <w:tblPr/>
       <w:tcPr>
@@ -38652,6 +38744,7 @@
   </w:compat>
   <w:rsids>
     <w:rsidRoot w:val="001C1F42"/>
+    <w:rsid w:val="0000032E"/>
     <w:rsid w:val="00015EF0"/>
     <w:rsid w:val="000D5BDE"/>
     <w:rsid w:val="00145073"/>
@@ -38662,6 +38755,7 @@
     <w:rsid w:val="008C01CC"/>
     <w:rsid w:val="00A914C0"/>
     <w:rsid w:val="00AB4995"/>
+    <w:rsid w:val="00B264B8"/>
     <w:rsid w:val="00CB3A63"/>
     <w:rsid w:val="00D77EC1"/>
     <w:rsid w:val="00DD7E0F"/>
@@ -39090,13 +39184,13 @@
     <w:name w:val="Normal"/>
     <w:qFormat/>
   </w:style>
-  <w:style w:type="character" w:default="1" w:styleId="DefaultParagraphFont">
+  <w:style w:type="character" w:default="1" w:styleId="Tipodeletrapredefinidodopargrafo">
     <w:name w:val="Default Paragraph Font"/>
     <w:uiPriority w:val="1"/>
     <w:semiHidden/>
     <w:unhideWhenUsed/>
   </w:style>
-  <w:style w:type="table" w:default="1" w:styleId="TableNormal">
+  <w:style w:type="table" w:default="1" w:styleId="Tabelanormal">
     <w:name w:val="Normal Table"/>
     <w:uiPriority w:val="99"/>
     <w:semiHidden/>
@@ -39111,7 +39205,7 @@
       </w:tblCellMar>
     </w:tblPr>
   </w:style>
-  <w:style w:type="numbering" w:default="1" w:styleId="NoList">
+  <w:style w:type="numbering" w:default="1" w:styleId="Semlista">
     <w:name w:val="No List"/>
     <w:uiPriority w:val="99"/>
     <w:semiHidden/>
@@ -39138,10 +39232,10 @@
   <a:themeElements>
     <a:clrScheme name="Office">
       <a:dk1>
-        <a:sysClr val="windowText" lastClr="CCCCCC"/>
+        <a:sysClr val="windowText" lastClr="000000"/>
       </a:dk1>
       <a:lt1>
-        <a:sysClr val="window" lastClr="202020"/>
+        <a:sysClr val="window" lastClr="FFFFFF"/>
       </a:lt1>
       <a:dk2>
         <a:srgbClr val="44546A"/>
@@ -39432,7 +39526,7 @@
 <CoverPageProperties xmlns="http://schemas.microsoft.com/office/2006/coverPageProps">
   <PublishDate>2026-04-28T00:00:00</PublishDate>
   <Abstract/>
-  <CompanyAddress>Francisco Ascenso Martins</CompanyAddress>
+  <CompanyAddress>Gonçalo Estrelado</CompanyAddress>
   <CompanyPhone/>
   <CompanyFax/>
   <CompanyEmail/>
